--- a/Курс 4/ХД/ИД23-1_МасловАН_ХД_Лаб2.docx
+++ b/Курс 4/ХД/ИД23-1_МасловАН_ХД_Лаб2.docx
@@ -1857,44 +1857,129 @@
         <w:spacing w:after="0" w:line="240" w:lineRule="auto"/>
         <w:rPr>
           <w:rFonts w:asciiTheme="majorBidi" w:hAnsiTheme="majorBidi" w:cstheme="majorBidi"/>
-          <w:lang w:val="fr-FR"/>
-        </w:rPr>
-      </w:pPr>
+          <w:lang w:val="en-US"/>
+        </w:rPr>
+      </w:pPr>
+      <w:r>
+        <w:rPr>
+          <w:rFonts w:asciiTheme="majorBidi" w:hAnsiTheme="majorBidi" w:cstheme="majorBidi"/>
+          <w:b/>
+          <w:bCs/>
+          <w:lang w:val="en-US"/>
+        </w:rPr>
+        <w:t>array</w:t>
+      </w:r>
+      <w:r>
+        <w:rPr>
+          <w:rFonts w:asciiTheme="majorBidi" w:hAnsiTheme="majorBidi" w:cstheme="majorBidi"/>
+          <w:lang w:val="en-US"/>
+        </w:rPr>
+        <w:t xml:space="preserve"> </w:t>
+      </w:r>
+      <w:r>
+        <w:rPr>
+          <w:rFonts w:asciiTheme="majorBidi" w:hAnsiTheme="majorBidi" w:cstheme="majorBidi"/>
+          <w:b/>
+          <w:bCs/>
+          <w:lang w:val="en-US"/>
+        </w:rPr>
+        <w:t>join</w:t>
+      </w:r>
+      <w:r>
+        <w:rPr>
+          <w:rFonts w:asciiTheme="majorBidi" w:hAnsiTheme="majorBidi" w:cstheme="majorBidi"/>
+          <w:lang w:val="en-US"/>
+        </w:rPr>
+        <w:t xml:space="preserve"> </w:t>
+      </w:r>
       <w:proofErr w:type="spellStart"/>
       <w:proofErr w:type="gramStart"/>
       <w:r>
         <w:rPr>
           <w:rFonts w:asciiTheme="majorBidi" w:hAnsiTheme="majorBidi" w:cstheme="majorBidi"/>
-          <w:b/>
-          <w:bCs/>
-          <w:lang w:val="fr-FR"/>
-        </w:rPr>
-        <w:t>array</w:t>
-      </w:r>
-      <w:proofErr w:type="spellEnd"/>
+          <w:lang w:val="en-US"/>
+        </w:rPr>
+        <w:t>c.genre</w:t>
+      </w:r>
       <w:proofErr w:type="gramEnd"/>
       <w:r>
         <w:rPr>
           <w:rFonts w:asciiTheme="majorBidi" w:hAnsiTheme="majorBidi" w:cstheme="majorBidi"/>
-          <w:lang w:val="fr-FR"/>
-        </w:rPr>
-        <w:t xml:space="preserve"> </w:t>
-      </w:r>
-      <w:proofErr w:type="spellStart"/>
-      <w:r>
-        <w:rPr>
-          <w:rFonts w:asciiTheme="majorBidi" w:hAnsiTheme="majorBidi" w:cstheme="majorBidi"/>
-          <w:b/>
-          <w:bCs/>
-          <w:lang w:val="fr-FR"/>
-        </w:rPr>
-        <w:t>join</w:t>
-      </w:r>
-      <w:proofErr w:type="spellEnd"/>
-      <w:r>
-        <w:rPr>
-          <w:rFonts w:asciiTheme="majorBidi" w:hAnsiTheme="majorBidi" w:cstheme="majorBidi"/>
-          <w:lang w:val="fr-FR"/>
+          <w:lang w:val="en-US"/>
+        </w:rPr>
+        <w:t>_ids</w:t>
+      </w:r>
+      <w:proofErr w:type="spellEnd"/>
+      <w:r>
+        <w:rPr>
+          <w:rFonts w:asciiTheme="majorBidi" w:hAnsiTheme="majorBidi" w:cstheme="majorBidi"/>
+          <w:lang w:val="en-US"/>
+        </w:rPr>
+        <w:t xml:space="preserve"> </w:t>
+      </w:r>
+      <w:r>
+        <w:rPr>
+          <w:rFonts w:asciiTheme="majorBidi" w:hAnsiTheme="majorBidi" w:cstheme="majorBidi"/>
+          <w:b/>
+          <w:bCs/>
+          <w:lang w:val="en-US"/>
+        </w:rPr>
+        <w:t>as</w:t>
+      </w:r>
+      <w:r>
+        <w:rPr>
+          <w:rFonts w:asciiTheme="majorBidi" w:hAnsiTheme="majorBidi" w:cstheme="majorBidi"/>
+          <w:lang w:val="en-US"/>
+        </w:rPr>
+        <w:t xml:space="preserve"> </w:t>
+      </w:r>
+      <w:proofErr w:type="spellStart"/>
+      <w:r>
+        <w:rPr>
+          <w:rFonts w:asciiTheme="majorBidi" w:hAnsiTheme="majorBidi" w:cstheme="majorBidi"/>
+          <w:lang w:val="en-US"/>
+        </w:rPr>
+        <w:t>genre_id</w:t>
+      </w:r>
+      <w:proofErr w:type="spellEnd"/>
+    </w:p>
+    <w:p>
+      <w:pPr>
+        <w:spacing w:after="0" w:line="240" w:lineRule="auto"/>
+        <w:rPr>
+          <w:rFonts w:asciiTheme="majorBidi" w:hAnsiTheme="majorBidi" w:cstheme="majorBidi"/>
+          <w:lang w:val="en-US"/>
+        </w:rPr>
+      </w:pPr>
+      <w:r>
+        <w:rPr>
+          <w:rFonts w:asciiTheme="majorBidi" w:hAnsiTheme="majorBidi" w:cstheme="majorBidi"/>
+          <w:b/>
+          <w:bCs/>
+          <w:lang w:val="en-US"/>
+        </w:rPr>
+        <w:t>group</w:t>
+      </w:r>
+      <w:r>
+        <w:rPr>
+          <w:rFonts w:asciiTheme="majorBidi" w:hAnsiTheme="majorBidi" w:cstheme="majorBidi"/>
+          <w:lang w:val="en-US"/>
+        </w:rPr>
+        <w:t xml:space="preserve"> </w:t>
+      </w:r>
+      <w:r>
+        <w:rPr>
+          <w:rFonts w:asciiTheme="majorBidi" w:hAnsiTheme="majorBidi" w:cstheme="majorBidi"/>
+          <w:b/>
+          <w:bCs/>
+          <w:lang w:val="en-US"/>
+        </w:rPr>
+        <w:t>by</w:t>
+      </w:r>
+      <w:r>
+        <w:rPr>
+          <w:rFonts w:asciiTheme="majorBidi" w:hAnsiTheme="majorBidi" w:cstheme="majorBidi"/>
+          <w:lang w:val="en-US"/>
         </w:rPr>
         <w:t xml:space="preserve"> </w:t>
       </w:r>
@@ -1903,49 +1988,26 @@
       <w:r>
         <w:rPr>
           <w:rFonts w:asciiTheme="majorBidi" w:hAnsiTheme="majorBidi" w:cstheme="majorBidi"/>
-          <w:lang w:val="fr-FR"/>
-        </w:rPr>
-        <w:t>c.genre</w:t>
+          <w:i/>
+          <w:iCs/>
+          <w:lang w:val="en-US"/>
+        </w:rPr>
+        <w:t>e</w:t>
+      </w:r>
+      <w:r>
+        <w:rPr>
+          <w:rFonts w:asciiTheme="majorBidi" w:hAnsiTheme="majorBidi" w:cstheme="majorBidi"/>
+          <w:lang w:val="en-US"/>
+        </w:rPr>
+        <w:t>.subscription</w:t>
       </w:r>
       <w:proofErr w:type="gramEnd"/>
       <w:r>
         <w:rPr>
           <w:rFonts w:asciiTheme="majorBidi" w:hAnsiTheme="majorBidi" w:cstheme="majorBidi"/>
-          <w:lang w:val="fr-FR"/>
-        </w:rPr>
-        <w:t>_ids</w:t>
-      </w:r>
-      <w:proofErr w:type="spellEnd"/>
-      <w:r>
-        <w:rPr>
-          <w:rFonts w:asciiTheme="majorBidi" w:hAnsiTheme="majorBidi" w:cstheme="majorBidi"/>
-          <w:lang w:val="fr-FR"/>
-        </w:rPr>
-        <w:t xml:space="preserve"> </w:t>
-      </w:r>
-      <w:r>
-        <w:rPr>
-          <w:rFonts w:asciiTheme="majorBidi" w:hAnsiTheme="majorBidi" w:cstheme="majorBidi"/>
-          <w:b/>
-          <w:bCs/>
-          <w:lang w:val="fr-FR"/>
-        </w:rPr>
-        <w:t>as</w:t>
-      </w:r>
-      <w:r>
-        <w:rPr>
-          <w:rFonts w:asciiTheme="majorBidi" w:hAnsiTheme="majorBidi" w:cstheme="majorBidi"/>
-          <w:lang w:val="fr-FR"/>
-        </w:rPr>
-        <w:t xml:space="preserve"> </w:t>
-      </w:r>
-      <w:proofErr w:type="spellStart"/>
-      <w:r>
-        <w:rPr>
-          <w:rFonts w:asciiTheme="majorBidi" w:hAnsiTheme="majorBidi" w:cstheme="majorBidi"/>
-          <w:lang w:val="fr-FR"/>
-        </w:rPr>
-        <w:t>genre_id</w:t>
+          <w:lang w:val="en-US"/>
+        </w:rPr>
+        <w:t>_type</w:t>
       </w:r>
       <w:proofErr w:type="spellEnd"/>
     </w:p>
@@ -1964,7 +2026,7 @@
           <w:bCs/>
           <w:lang w:val="en-US"/>
         </w:rPr>
-        <w:t>group</w:t>
+        <w:t>order</w:t>
       </w:r>
       <w:r>
         <w:rPr>
@@ -2019,84 +2081,17 @@
     </w:p>
     <w:p>
       <w:pPr>
-        <w:spacing w:after="0" w:line="240" w:lineRule="auto"/>
-        <w:rPr>
-          <w:rFonts w:asciiTheme="majorBidi" w:hAnsiTheme="majorBidi" w:cstheme="majorBidi"/>
-          <w:lang w:val="en-US"/>
-        </w:rPr>
-      </w:pPr>
-      <w:r>
-        <w:rPr>
-          <w:rFonts w:asciiTheme="majorBidi" w:hAnsiTheme="majorBidi" w:cstheme="majorBidi"/>
-          <w:b/>
-          <w:bCs/>
-          <w:lang w:val="en-US"/>
-        </w:rPr>
-        <w:t>order</w:t>
-      </w:r>
-      <w:r>
-        <w:rPr>
-          <w:rFonts w:asciiTheme="majorBidi" w:hAnsiTheme="majorBidi" w:cstheme="majorBidi"/>
-          <w:lang w:val="en-US"/>
-        </w:rPr>
-        <w:t xml:space="preserve"> </w:t>
-      </w:r>
-      <w:r>
-        <w:rPr>
-          <w:rFonts w:asciiTheme="majorBidi" w:hAnsiTheme="majorBidi" w:cstheme="majorBidi"/>
-          <w:b/>
-          <w:bCs/>
-          <w:lang w:val="en-US"/>
-        </w:rPr>
-        <w:t>by</w:t>
-      </w:r>
-      <w:r>
-        <w:rPr>
-          <w:rFonts w:asciiTheme="majorBidi" w:hAnsiTheme="majorBidi" w:cstheme="majorBidi"/>
-          <w:lang w:val="en-US"/>
-        </w:rPr>
-        <w:t xml:space="preserve"> </w:t>
-      </w:r>
-      <w:proofErr w:type="spellStart"/>
-      <w:proofErr w:type="gramStart"/>
-      <w:r>
-        <w:rPr>
-          <w:rFonts w:asciiTheme="majorBidi" w:hAnsiTheme="majorBidi" w:cstheme="majorBidi"/>
-          <w:i/>
-          <w:iCs/>
-          <w:lang w:val="en-US"/>
-        </w:rPr>
-        <w:t>e</w:t>
-      </w:r>
-      <w:r>
-        <w:rPr>
-          <w:rFonts w:asciiTheme="majorBidi" w:hAnsiTheme="majorBidi" w:cstheme="majorBidi"/>
-          <w:lang w:val="en-US"/>
-        </w:rPr>
-        <w:t>.subscription</w:t>
-      </w:r>
-      <w:proofErr w:type="gramEnd"/>
-      <w:r>
-        <w:rPr>
-          <w:rFonts w:asciiTheme="majorBidi" w:hAnsiTheme="majorBidi" w:cstheme="majorBidi"/>
-          <w:lang w:val="en-US"/>
-        </w:rPr>
-        <w:t>_type</w:t>
-      </w:r>
-      <w:proofErr w:type="spellEnd"/>
-    </w:p>
-    <w:p>
-      <w:pPr>
-        <w:rPr>
-          <w:rFonts w:asciiTheme="majorBidi" w:hAnsiTheme="majorBidi" w:cstheme="majorBidi"/>
-          <w:sz w:val="28"/>
-          <w:szCs w:val="28"/>
-          <w:lang w:val="en-US"/>
-        </w:rPr>
-      </w:pPr>
-      <w:r>
-        <w:rPr>
-          <w:rFonts w:asciiTheme="majorBidi" w:hAnsiTheme="majorBidi" w:cstheme="majorBidi"/>
+        <w:rPr>
+          <w:rFonts w:asciiTheme="majorBidi" w:hAnsiTheme="majorBidi" w:cstheme="majorBidi"/>
+          <w:sz w:val="28"/>
+          <w:szCs w:val="28"/>
+          <w:lang w:val="en-US"/>
+        </w:rPr>
+      </w:pPr>
+      <w:r>
+        <w:rPr>
+          <w:rFonts w:asciiTheme="majorBidi" w:hAnsiTheme="majorBidi" w:cstheme="majorBidi"/>
+          <w:noProof/>
           <w:sz w:val="28"/>
           <w:szCs w:val="28"/>
           <w:lang w:val="en-US"/>
@@ -2661,6 +2656,7 @@
       <w:r>
         <w:rPr>
           <w:rFonts w:asciiTheme="majorBidi" w:hAnsiTheme="majorBidi" w:cstheme="majorBidi"/>
+          <w:noProof/>
           <w:sz w:val="28"/>
           <w:szCs w:val="28"/>
           <w:lang w:val="en-US"/>
@@ -2709,7 +2705,6 @@
           <w:rFonts w:asciiTheme="majorBidi" w:hAnsiTheme="majorBidi" w:cstheme="majorBidi"/>
           <w:sz w:val="28"/>
           <w:szCs w:val="28"/>
-          <w:lang w:val="en-US"/>
         </w:rPr>
       </w:pPr>
       <w:r>
@@ -3005,7 +3000,6 @@
           <w:rFonts w:asciiTheme="majorBidi" w:hAnsiTheme="majorBidi" w:cstheme="majorBidi"/>
           <w:sz w:val="28"/>
           <w:szCs w:val="28"/>
-          <w:lang w:val="en-US"/>
         </w:rPr>
       </w:pPr>
       <w:r>
@@ -3855,6 +3849,7 @@
       <w:r>
         <w:rPr>
           <w:rFonts w:asciiTheme="majorBidi" w:hAnsiTheme="majorBidi" w:cstheme="majorBidi"/>
+          <w:noProof/>
           <w:sz w:val="28"/>
           <w:szCs w:val="28"/>
         </w:rPr>
@@ -4426,6 +4421,7 @@
       <w:r>
         <w:rPr>
           <w:rFonts w:asciiTheme="majorBidi" w:hAnsiTheme="majorBidi" w:cstheme="majorBidi"/>
+          <w:noProof/>
           <w:sz w:val="28"/>
           <w:szCs w:val="28"/>
         </w:rPr>
@@ -4649,7 +4645,6 @@
           <w:rFonts w:asciiTheme="majorBidi" w:hAnsiTheme="majorBidi" w:cstheme="majorBidi"/>
           <w:sz w:val="28"/>
           <w:szCs w:val="28"/>
-          <w:lang w:val="en-US"/>
         </w:rPr>
       </w:pPr>
       <w:r>
@@ -4823,6 +4818,7 @@
       <w:r>
         <w:rPr>
           <w:rFonts w:asciiTheme="majorBidi" w:hAnsiTheme="majorBidi" w:cstheme="majorBidi"/>
+          <w:noProof/>
           <w:sz w:val="28"/>
           <w:szCs w:val="28"/>
         </w:rPr>
@@ -5201,6 +5197,7 @@
       <w:r>
         <w:rPr>
           <w:rFonts w:asciiTheme="majorBidi" w:hAnsiTheme="majorBidi" w:cstheme="majorBidi"/>
+          <w:noProof/>
           <w:sz w:val="28"/>
           <w:szCs w:val="28"/>
           <w:lang w:val="en-US"/>
@@ -5248,7 +5245,6 @@
           <w:rFonts w:asciiTheme="majorBidi" w:hAnsiTheme="majorBidi" w:cstheme="majorBidi"/>
           <w:sz w:val="28"/>
           <w:szCs w:val="28"/>
-          <w:lang w:val="en-US"/>
         </w:rPr>
       </w:pPr>
       <w:r>
@@ -5302,7 +5298,6 @@
           <w:rFonts w:asciiTheme="majorBidi" w:hAnsiTheme="majorBidi" w:cstheme="majorBidi"/>
           <w:sz w:val="28"/>
           <w:szCs w:val="28"/>
-          <w:lang w:val="en-US"/>
         </w:rPr>
       </w:pPr>
     </w:p>
@@ -5329,7 +5324,6 @@
           <w:rFonts w:asciiTheme="majorBidi" w:hAnsiTheme="majorBidi" w:cstheme="majorBidi"/>
           <w:sz w:val="28"/>
           <w:szCs w:val="28"/>
-          <w:lang w:val="en-US"/>
         </w:rPr>
       </w:pPr>
       <w:r>
@@ -5401,7 +5395,6 @@
           <w:rFonts w:asciiTheme="majorBidi" w:hAnsiTheme="majorBidi" w:cstheme="majorBidi"/>
           <w:sz w:val="28"/>
           <w:szCs w:val="28"/>
-          <w:lang w:val="en-US"/>
         </w:rPr>
       </w:pPr>
     </w:p>
@@ -6070,6 +6063,7 @@
       <w:r>
         <w:rPr>
           <w:rFonts w:asciiTheme="majorBidi" w:hAnsiTheme="majorBidi" w:cstheme="majorBidi"/>
+          <w:noProof/>
           <w:sz w:val="28"/>
           <w:szCs w:val="28"/>
         </w:rPr>
@@ -8587,6 +8581,7 @@
       <w:r>
         <w:rPr>
           <w:rFonts w:asciiTheme="majorBidi" w:hAnsiTheme="majorBidi" w:cstheme="majorBidi"/>
+          <w:noProof/>
           <w:sz w:val="28"/>
           <w:szCs w:val="28"/>
           <w:lang w:val="en-US"/>
@@ -8635,7 +8630,6 @@
           <w:rFonts w:asciiTheme="majorBidi" w:hAnsiTheme="majorBidi" w:cstheme="majorBidi"/>
           <w:sz w:val="28"/>
           <w:szCs w:val="28"/>
-          <w:lang w:val="en-US"/>
         </w:rPr>
       </w:pPr>
       <w:r>
@@ -8707,7 +8701,6 @@
           <w:rFonts w:asciiTheme="majorBidi" w:hAnsiTheme="majorBidi" w:cstheme="majorBidi"/>
           <w:sz w:val="28"/>
           <w:szCs w:val="28"/>
-          <w:lang w:val="en-US"/>
         </w:rPr>
       </w:pPr>
     </w:p>
@@ -8905,7 +8898,6 @@
           <w:rFonts w:asciiTheme="majorBidi" w:hAnsiTheme="majorBidi" w:cstheme="majorBidi"/>
           <w:sz w:val="28"/>
           <w:szCs w:val="28"/>
-          <w:lang w:val="en-US"/>
         </w:rPr>
       </w:pPr>
       <w:r>
@@ -9015,13 +9007,6 @@
         <w:lastRenderedPageBreak/>
         <w:t>select</w:t>
       </w:r>
-      <w:r>
-        <w:rPr>
-          <w:rFonts w:asciiTheme="majorBidi" w:hAnsiTheme="majorBidi" w:cstheme="majorBidi"/>
-          <w:lang w:val="en-US"/>
-        </w:rPr>
-        <w:t xml:space="preserve"> </w:t>
-      </w:r>
     </w:p>
     <w:p>
       <w:pPr>
@@ -9036,13 +9021,46 @@
           <w:rFonts w:asciiTheme="majorBidi" w:hAnsiTheme="majorBidi" w:cstheme="majorBidi"/>
           <w:lang w:val="en-US"/>
         </w:rPr>
-        <w:tab/>
-      </w:r>
-      <w:r>
-        <w:rPr>
-          <w:rFonts w:asciiTheme="majorBidi" w:hAnsiTheme="majorBidi" w:cstheme="majorBidi"/>
-          <w:i/>
-          <w:iCs/>
+        <w:t xml:space="preserve">    </w:t>
+      </w:r>
+      <w:proofErr w:type="spellStart"/>
+      <w:r>
+        <w:rPr>
+          <w:rFonts w:asciiTheme="majorBidi" w:hAnsiTheme="majorBidi" w:cstheme="majorBidi"/>
+          <w:i/>
+          <w:iCs/>
+          <w:lang w:val="en-US"/>
+        </w:rPr>
+        <w:t>content_id</w:t>
+      </w:r>
+      <w:proofErr w:type="spellEnd"/>
+      <w:r>
+        <w:rPr>
+          <w:rFonts w:asciiTheme="majorBidi" w:hAnsiTheme="majorBidi" w:cstheme="majorBidi"/>
+          <w:lang w:val="en-US"/>
+        </w:rPr>
+        <w:t>,</w:t>
+      </w:r>
+    </w:p>
+    <w:p>
+      <w:pPr>
+        <w:spacing w:after="0" w:line="240" w:lineRule="auto"/>
+        <w:rPr>
+          <w:rFonts w:asciiTheme="majorBidi" w:hAnsiTheme="majorBidi" w:cstheme="majorBidi"/>
+          <w:lang w:val="en-US"/>
+        </w:rPr>
+      </w:pPr>
+      <w:r>
+        <w:rPr>
+          <w:rFonts w:asciiTheme="majorBidi" w:hAnsiTheme="majorBidi" w:cstheme="majorBidi"/>
+          <w:lang w:val="en-US"/>
+        </w:rPr>
+        <w:t xml:space="preserve">    </w:t>
+      </w:r>
+      <w:r>
+        <w:rPr>
+          <w:rFonts w:asciiTheme="majorBidi" w:hAnsiTheme="majorBidi" w:cstheme="majorBidi"/>
+          <w:u w:val="single"/>
           <w:lang w:val="en-US"/>
         </w:rPr>
         <w:t>title</w:t>
@@ -9052,7 +9070,48 @@
           <w:rFonts w:asciiTheme="majorBidi" w:hAnsiTheme="majorBidi" w:cstheme="majorBidi"/>
           <w:lang w:val="en-US"/>
         </w:rPr>
-        <w:t xml:space="preserve"> </w:t>
+        <w:t>,</w:t>
+      </w:r>
+    </w:p>
+    <w:p>
+      <w:pPr>
+        <w:spacing w:after="0" w:line="240" w:lineRule="auto"/>
+        <w:rPr>
+          <w:rFonts w:asciiTheme="majorBidi" w:hAnsiTheme="majorBidi" w:cstheme="majorBidi"/>
+          <w:lang w:val="en-US"/>
+        </w:rPr>
+      </w:pPr>
+      <w:r>
+        <w:rPr>
+          <w:rFonts w:asciiTheme="majorBidi" w:hAnsiTheme="majorBidi" w:cstheme="majorBidi"/>
+          <w:lang w:val="en-US"/>
+        </w:rPr>
+        <w:t xml:space="preserve">    </w:t>
+      </w:r>
+      <w:proofErr w:type="gramStart"/>
+      <w:r>
+        <w:rPr>
+          <w:rFonts w:asciiTheme="majorBidi" w:hAnsiTheme="majorBidi" w:cstheme="majorBidi"/>
+          <w:i/>
+          <w:iCs/>
+          <w:lang w:val="en-US"/>
+        </w:rPr>
+        <w:t>reach</w:t>
+      </w:r>
+      <w:r>
+        <w:rPr>
+          <w:rFonts w:asciiTheme="majorBidi" w:hAnsiTheme="majorBidi" w:cstheme="majorBidi"/>
+          <w:lang w:val="en-US"/>
+        </w:rPr>
+        <w:t>[</w:t>
+      </w:r>
+      <w:proofErr w:type="gramEnd"/>
+      <w:r>
+        <w:rPr>
+          <w:rFonts w:asciiTheme="majorBidi" w:hAnsiTheme="majorBidi" w:cstheme="majorBidi"/>
+          <w:lang w:val="en-US"/>
+        </w:rPr>
+        <w:t xml:space="preserve">1] </w:t>
       </w:r>
       <w:r>
         <w:rPr>
@@ -9077,24 +9136,7 @@
           <w:iCs/>
           <w:lang w:val="en-US"/>
         </w:rPr>
-        <w:t>"</w:t>
-      </w:r>
-      <w:r>
-        <w:rPr>
-          <w:rFonts w:asciiTheme="majorBidi" w:hAnsiTheme="majorBidi" w:cstheme="majorBidi"/>
-          <w:i/>
-          <w:iCs/>
-        </w:rPr>
-        <w:t>Заголовок</w:t>
-      </w:r>
-      <w:r>
-        <w:rPr>
-          <w:rFonts w:asciiTheme="majorBidi" w:hAnsiTheme="majorBidi" w:cstheme="majorBidi"/>
-          <w:i/>
-          <w:iCs/>
-          <w:lang w:val="en-US"/>
-        </w:rPr>
-        <w:t>"</w:t>
+        <w:t>sessions_reached_q1</w:t>
       </w:r>
       <w:r>
         <w:rPr>
@@ -9117,23 +9159,32 @@
           <w:rFonts w:asciiTheme="majorBidi" w:hAnsiTheme="majorBidi" w:cstheme="majorBidi"/>
           <w:lang w:val="en-US"/>
         </w:rPr>
-        <w:tab/>
-      </w:r>
-      <w:r>
-        <w:rPr>
-          <w:rFonts w:asciiTheme="majorBidi" w:hAnsiTheme="majorBidi" w:cstheme="majorBidi"/>
-          <w:i/>
-          <w:iCs/>
-          <w:lang w:val="en-US"/>
-        </w:rPr>
-        <w:t>sessions</w:t>
-      </w:r>
-      <w:r>
-        <w:rPr>
-          <w:rFonts w:asciiTheme="majorBidi" w:hAnsiTheme="majorBidi" w:cstheme="majorBidi"/>
-          <w:lang w:val="en-US"/>
-        </w:rPr>
-        <w:t xml:space="preserve"> </w:t>
+        <w:t xml:space="preserve">    </w:t>
+      </w:r>
+      <w:proofErr w:type="gramStart"/>
+      <w:r>
+        <w:rPr>
+          <w:rFonts w:asciiTheme="majorBidi" w:hAnsiTheme="majorBidi" w:cstheme="majorBidi"/>
+          <w:i/>
+          <w:iCs/>
+          <w:lang w:val="en-US"/>
+        </w:rPr>
+        <w:t>reach</w:t>
+      </w:r>
+      <w:r>
+        <w:rPr>
+          <w:rFonts w:asciiTheme="majorBidi" w:hAnsiTheme="majorBidi" w:cstheme="majorBidi"/>
+          <w:lang w:val="en-US"/>
+        </w:rPr>
+        <w:t>[</w:t>
+      </w:r>
+      <w:proofErr w:type="gramEnd"/>
+      <w:r>
+        <w:rPr>
+          <w:rFonts w:asciiTheme="majorBidi" w:hAnsiTheme="majorBidi" w:cstheme="majorBidi"/>
+          <w:lang w:val="en-US"/>
+        </w:rPr>
+        <w:t xml:space="preserve">4] </w:t>
       </w:r>
       <w:r>
         <w:rPr>
@@ -9158,24 +9209,7 @@
           <w:iCs/>
           <w:lang w:val="en-US"/>
         </w:rPr>
-        <w:t>"</w:t>
-      </w:r>
-      <w:r>
-        <w:rPr>
-          <w:rFonts w:asciiTheme="majorBidi" w:hAnsiTheme="majorBidi" w:cstheme="majorBidi"/>
-          <w:i/>
-          <w:iCs/>
-        </w:rPr>
-        <w:t>Сессии</w:t>
-      </w:r>
-      <w:r>
-        <w:rPr>
-          <w:rFonts w:asciiTheme="majorBidi" w:hAnsiTheme="majorBidi" w:cstheme="majorBidi"/>
-          <w:i/>
-          <w:iCs/>
-          <w:lang w:val="en-US"/>
-        </w:rPr>
-        <w:t>"</w:t>
+        <w:t>sessions_reached_q4</w:t>
       </w:r>
       <w:r>
         <w:rPr>
@@ -9198,12 +9232,37 @@
           <w:rFonts w:asciiTheme="majorBidi" w:hAnsiTheme="majorBidi" w:cstheme="majorBidi"/>
           <w:lang w:val="en-US"/>
         </w:rPr>
-        <w:tab/>
+        <w:t xml:space="preserve">    </w:t>
       </w:r>
       <w:proofErr w:type="gramStart"/>
       <w:r>
         <w:rPr>
           <w:rFonts w:asciiTheme="majorBidi" w:hAnsiTheme="majorBidi" w:cstheme="majorBidi"/>
+          <w:b/>
+          <w:bCs/>
+          <w:lang w:val="en-US"/>
+        </w:rPr>
+        <w:t>round</w:t>
+      </w:r>
+      <w:r>
+        <w:rPr>
+          <w:rFonts w:asciiTheme="majorBidi" w:hAnsiTheme="majorBidi" w:cstheme="majorBidi"/>
+          <w:lang w:val="en-US"/>
+        </w:rPr>
+        <w:t>(</w:t>
+      </w:r>
+      <w:proofErr w:type="gramEnd"/>
+      <w:r>
+        <w:rPr>
+          <w:rFonts w:asciiTheme="majorBidi" w:hAnsiTheme="majorBidi" w:cstheme="majorBidi"/>
+          <w:lang w:val="en-US"/>
+        </w:rPr>
+        <w:t xml:space="preserve">100.0 * </w:t>
+      </w:r>
+      <w:proofErr w:type="gramStart"/>
+      <w:r>
+        <w:rPr>
+          <w:rFonts w:asciiTheme="majorBidi" w:hAnsiTheme="majorBidi" w:cstheme="majorBidi"/>
           <w:i/>
           <w:iCs/>
           <w:lang w:val="en-US"/>
@@ -9223,7 +9282,40 @@
           <w:rFonts w:asciiTheme="majorBidi" w:hAnsiTheme="majorBidi" w:cstheme="majorBidi"/>
           <w:lang w:val="en-US"/>
         </w:rPr>
-        <w:t xml:space="preserve">1] </w:t>
+        <w:t xml:space="preserve">4] / </w:t>
+      </w:r>
+      <w:proofErr w:type="gramStart"/>
+      <w:r>
+        <w:rPr>
+          <w:rFonts w:asciiTheme="majorBidi" w:hAnsiTheme="majorBidi" w:cstheme="majorBidi"/>
+          <w:i/>
+          <w:iCs/>
+          <w:lang w:val="en-US"/>
+        </w:rPr>
+        <w:t>reach</w:t>
+      </w:r>
+      <w:r>
+        <w:rPr>
+          <w:rFonts w:asciiTheme="majorBidi" w:hAnsiTheme="majorBidi" w:cstheme="majorBidi"/>
+          <w:lang w:val="en-US"/>
+        </w:rPr>
+        <w:t>[</w:t>
+      </w:r>
+      <w:proofErr w:type="gramEnd"/>
+      <w:r>
+        <w:rPr>
+          <w:rFonts w:asciiTheme="majorBidi" w:hAnsiTheme="majorBidi" w:cstheme="majorBidi"/>
+          <w:lang w:val="en-US"/>
+        </w:rPr>
+        <w:t>1], 2</w:t>
+      </w:r>
+      <w:proofErr w:type="gramStart"/>
+      <w:r>
+        <w:rPr>
+          <w:rFonts w:asciiTheme="majorBidi" w:hAnsiTheme="majorBidi" w:cstheme="majorBidi"/>
+          <w:lang w:val="en-US"/>
+        </w:rPr>
+        <w:t xml:space="preserve">)  </w:t>
       </w:r>
       <w:r>
         <w:rPr>
@@ -9234,21 +9326,908 @@
         </w:rPr>
         <w:t>as</w:t>
       </w:r>
-      <w:r>
-        <w:rPr>
-          <w:rFonts w:asciiTheme="majorBidi" w:hAnsiTheme="majorBidi" w:cstheme="majorBidi"/>
-          <w:lang w:val="en-US"/>
-        </w:rPr>
-        <w:t xml:space="preserve"> </w:t>
-      </w:r>
-      <w:r>
-        <w:rPr>
-          <w:rFonts w:asciiTheme="majorBidi" w:hAnsiTheme="majorBidi" w:cstheme="majorBidi"/>
-          <w:i/>
-          <w:iCs/>
-          <w:lang w:val="en-US"/>
-        </w:rPr>
-        <w:t>q1</w:t>
+      <w:proofErr w:type="gramEnd"/>
+      <w:r>
+        <w:rPr>
+          <w:rFonts w:asciiTheme="majorBidi" w:hAnsiTheme="majorBidi" w:cstheme="majorBidi"/>
+          <w:lang w:val="en-US"/>
+        </w:rPr>
+        <w:t xml:space="preserve"> </w:t>
+      </w:r>
+      <w:r>
+        <w:rPr>
+          <w:rFonts w:asciiTheme="majorBidi" w:hAnsiTheme="majorBidi" w:cstheme="majorBidi"/>
+          <w:i/>
+          <w:iCs/>
+          <w:lang w:val="en-US"/>
+        </w:rPr>
+        <w:t>q4_completion_percent</w:t>
+      </w:r>
+      <w:r>
+        <w:rPr>
+          <w:rFonts w:asciiTheme="majorBidi" w:hAnsiTheme="majorBidi" w:cstheme="majorBidi"/>
+          <w:lang w:val="en-US"/>
+        </w:rPr>
+        <w:t>,</w:t>
+      </w:r>
+    </w:p>
+    <w:p>
+      <w:pPr>
+        <w:spacing w:after="0" w:line="240" w:lineRule="auto"/>
+        <w:rPr>
+          <w:rFonts w:asciiTheme="majorBidi" w:hAnsiTheme="majorBidi" w:cstheme="majorBidi"/>
+          <w:lang w:val="en-US"/>
+        </w:rPr>
+      </w:pPr>
+      <w:r>
+        <w:rPr>
+          <w:rFonts w:asciiTheme="majorBidi" w:hAnsiTheme="majorBidi" w:cstheme="majorBidi"/>
+          <w:lang w:val="en-US"/>
+        </w:rPr>
+        <w:t xml:space="preserve">    </w:t>
+      </w:r>
+      <w:proofErr w:type="gramStart"/>
+      <w:r>
+        <w:rPr>
+          <w:rFonts w:asciiTheme="majorBidi" w:hAnsiTheme="majorBidi" w:cstheme="majorBidi"/>
+          <w:b/>
+          <w:bCs/>
+          <w:lang w:val="en-US"/>
+        </w:rPr>
+        <w:t>round</w:t>
+      </w:r>
+      <w:r>
+        <w:rPr>
+          <w:rFonts w:asciiTheme="majorBidi" w:hAnsiTheme="majorBidi" w:cstheme="majorBidi"/>
+          <w:lang w:val="en-US"/>
+        </w:rPr>
+        <w:t>(</w:t>
+      </w:r>
+      <w:proofErr w:type="gramEnd"/>
+    </w:p>
+    <w:p>
+      <w:pPr>
+        <w:spacing w:after="0" w:line="240" w:lineRule="auto"/>
+        <w:rPr>
+          <w:rFonts w:asciiTheme="majorBidi" w:hAnsiTheme="majorBidi" w:cstheme="majorBidi"/>
+          <w:lang w:val="en-US"/>
+        </w:rPr>
+      </w:pPr>
+      <w:r>
+        <w:rPr>
+          <w:rFonts w:asciiTheme="majorBidi" w:hAnsiTheme="majorBidi" w:cstheme="majorBidi"/>
+          <w:lang w:val="en-US"/>
+        </w:rPr>
+        <w:t xml:space="preserve">        (</w:t>
+      </w:r>
+      <w:r>
+        <w:rPr>
+          <w:rFonts w:asciiTheme="majorBidi" w:hAnsiTheme="majorBidi" w:cstheme="majorBidi"/>
+          <w:i/>
+          <w:iCs/>
+          <w:lang w:val="en-US"/>
+        </w:rPr>
+        <w:t>reach</w:t>
+      </w:r>
+      <w:r>
+        <w:rPr>
+          <w:rFonts w:asciiTheme="majorBidi" w:hAnsiTheme="majorBidi" w:cstheme="majorBidi"/>
+          <w:lang w:val="en-US"/>
+        </w:rPr>
+        <w:t xml:space="preserve">[1] + </w:t>
+      </w:r>
+      <w:r>
+        <w:rPr>
+          <w:rFonts w:asciiTheme="majorBidi" w:hAnsiTheme="majorBidi" w:cstheme="majorBidi"/>
+          <w:i/>
+          <w:iCs/>
+          <w:lang w:val="en-US"/>
+        </w:rPr>
+        <w:t>reach</w:t>
+      </w:r>
+      <w:r>
+        <w:rPr>
+          <w:rFonts w:asciiTheme="majorBidi" w:hAnsiTheme="majorBidi" w:cstheme="majorBidi"/>
+          <w:lang w:val="en-US"/>
+        </w:rPr>
+        <w:t xml:space="preserve">[2] + </w:t>
+      </w:r>
+      <w:r>
+        <w:rPr>
+          <w:rFonts w:asciiTheme="majorBidi" w:hAnsiTheme="majorBidi" w:cstheme="majorBidi"/>
+          <w:i/>
+          <w:iCs/>
+          <w:lang w:val="en-US"/>
+        </w:rPr>
+        <w:t>reach</w:t>
+      </w:r>
+      <w:r>
+        <w:rPr>
+          <w:rFonts w:asciiTheme="majorBidi" w:hAnsiTheme="majorBidi" w:cstheme="majorBidi"/>
+          <w:lang w:val="en-US"/>
+        </w:rPr>
+        <w:t xml:space="preserve">[3] + </w:t>
+      </w:r>
+      <w:r>
+        <w:rPr>
+          <w:rFonts w:asciiTheme="majorBidi" w:hAnsiTheme="majorBidi" w:cstheme="majorBidi"/>
+          <w:i/>
+          <w:iCs/>
+          <w:lang w:val="en-US"/>
+        </w:rPr>
+        <w:t>reach</w:t>
+      </w:r>
+      <w:r>
+        <w:rPr>
+          <w:rFonts w:asciiTheme="majorBidi" w:hAnsiTheme="majorBidi" w:cstheme="majorBidi"/>
+          <w:lang w:val="en-US"/>
+        </w:rPr>
+        <w:t xml:space="preserve">[4]) / (4.0 * </w:t>
+      </w:r>
+      <w:r>
+        <w:rPr>
+          <w:rFonts w:asciiTheme="majorBidi" w:hAnsiTheme="majorBidi" w:cstheme="majorBidi"/>
+          <w:i/>
+          <w:iCs/>
+          <w:lang w:val="en-US"/>
+        </w:rPr>
+        <w:t>reach</w:t>
+      </w:r>
+      <w:r>
+        <w:rPr>
+          <w:rFonts w:asciiTheme="majorBidi" w:hAnsiTheme="majorBidi" w:cstheme="majorBidi"/>
+          <w:lang w:val="en-US"/>
+        </w:rPr>
+        <w:t>[1]),</w:t>
+      </w:r>
+    </w:p>
+    <w:p>
+      <w:pPr>
+        <w:spacing w:after="0" w:line="240" w:lineRule="auto"/>
+        <w:rPr>
+          <w:rFonts w:asciiTheme="majorBidi" w:hAnsiTheme="majorBidi" w:cstheme="majorBidi"/>
+          <w:lang w:val="en-US"/>
+        </w:rPr>
+      </w:pPr>
+      <w:r>
+        <w:rPr>
+          <w:rFonts w:asciiTheme="majorBidi" w:hAnsiTheme="majorBidi" w:cstheme="majorBidi"/>
+          <w:lang w:val="en-US"/>
+        </w:rPr>
+        <w:t xml:space="preserve">        4</w:t>
+      </w:r>
+    </w:p>
+    <w:p>
+      <w:pPr>
+        <w:spacing w:after="0" w:line="240" w:lineRule="auto"/>
+        <w:rPr>
+          <w:rFonts w:asciiTheme="majorBidi" w:hAnsiTheme="majorBidi" w:cstheme="majorBidi"/>
+          <w:lang w:val="en-US"/>
+        </w:rPr>
+      </w:pPr>
+      <w:r>
+        <w:rPr>
+          <w:rFonts w:asciiTheme="majorBidi" w:hAnsiTheme="majorBidi" w:cstheme="majorBidi"/>
+          <w:lang w:val="en-US"/>
+        </w:rPr>
+        <w:t xml:space="preserve">    ) </w:t>
+      </w:r>
+      <w:r>
+        <w:rPr>
+          <w:rFonts w:asciiTheme="majorBidi" w:hAnsiTheme="majorBidi" w:cstheme="majorBidi"/>
+          <w:b/>
+          <w:bCs/>
+          <w:lang w:val="en-US"/>
+        </w:rPr>
+        <w:t>as</w:t>
+      </w:r>
+      <w:r>
+        <w:rPr>
+          <w:rFonts w:asciiTheme="majorBidi" w:hAnsiTheme="majorBidi" w:cstheme="majorBidi"/>
+          <w:lang w:val="en-US"/>
+        </w:rPr>
+        <w:t xml:space="preserve"> </w:t>
+      </w:r>
+      <w:proofErr w:type="spellStart"/>
+      <w:r>
+        <w:rPr>
+          <w:rFonts w:asciiTheme="majorBidi" w:hAnsiTheme="majorBidi" w:cstheme="majorBidi"/>
+          <w:i/>
+          <w:iCs/>
+          <w:lang w:val="en-US"/>
+        </w:rPr>
+        <w:t>depth_index</w:t>
+      </w:r>
+      <w:proofErr w:type="spellEnd"/>
+    </w:p>
+    <w:p>
+      <w:pPr>
+        <w:spacing w:after="0" w:line="240" w:lineRule="auto"/>
+        <w:rPr>
+          <w:rFonts w:asciiTheme="majorBidi" w:hAnsiTheme="majorBidi" w:cstheme="majorBidi"/>
+          <w:lang w:val="en-US"/>
+        </w:rPr>
+      </w:pPr>
+      <w:r>
+        <w:rPr>
+          <w:rFonts w:asciiTheme="majorBidi" w:hAnsiTheme="majorBidi" w:cstheme="majorBidi"/>
+          <w:b/>
+          <w:bCs/>
+          <w:lang w:val="en-US"/>
+        </w:rPr>
+        <w:t>from</w:t>
+      </w:r>
+      <w:r>
+        <w:rPr>
+          <w:rFonts w:asciiTheme="majorBidi" w:hAnsiTheme="majorBidi" w:cstheme="majorBidi"/>
+          <w:lang w:val="en-US"/>
+        </w:rPr>
+        <w:t xml:space="preserve"> (</w:t>
+      </w:r>
+    </w:p>
+    <w:p>
+      <w:pPr>
+        <w:spacing w:after="0" w:line="240" w:lineRule="auto"/>
+        <w:rPr>
+          <w:rFonts w:asciiTheme="majorBidi" w:hAnsiTheme="majorBidi" w:cstheme="majorBidi"/>
+          <w:lang w:val="en-US"/>
+        </w:rPr>
+      </w:pPr>
+      <w:r>
+        <w:rPr>
+          <w:rFonts w:asciiTheme="majorBidi" w:hAnsiTheme="majorBidi" w:cstheme="majorBidi"/>
+          <w:lang w:val="en-US"/>
+        </w:rPr>
+        <w:t xml:space="preserve">    </w:t>
+      </w:r>
+      <w:r>
+        <w:rPr>
+          <w:rFonts w:asciiTheme="majorBidi" w:hAnsiTheme="majorBidi" w:cstheme="majorBidi"/>
+          <w:b/>
+          <w:bCs/>
+          <w:lang w:val="en-US"/>
+        </w:rPr>
+        <w:t>select</w:t>
+      </w:r>
+    </w:p>
+    <w:p>
+      <w:pPr>
+        <w:spacing w:after="0" w:line="240" w:lineRule="auto"/>
+        <w:rPr>
+          <w:rFonts w:asciiTheme="majorBidi" w:hAnsiTheme="majorBidi" w:cstheme="majorBidi"/>
+          <w:lang w:val="en-US"/>
+        </w:rPr>
+      </w:pPr>
+      <w:r>
+        <w:rPr>
+          <w:rFonts w:asciiTheme="majorBidi" w:hAnsiTheme="majorBidi" w:cstheme="majorBidi"/>
+          <w:lang w:val="en-US"/>
+        </w:rPr>
+        <w:t xml:space="preserve">        </w:t>
+      </w:r>
+      <w:proofErr w:type="spellStart"/>
+      <w:r>
+        <w:rPr>
+          <w:rFonts w:asciiTheme="majorBidi" w:hAnsiTheme="majorBidi" w:cstheme="majorBidi"/>
+          <w:i/>
+          <w:iCs/>
+          <w:lang w:val="en-US"/>
+        </w:rPr>
+        <w:t>e</w:t>
+      </w:r>
+      <w:r>
+        <w:rPr>
+          <w:rFonts w:asciiTheme="majorBidi" w:hAnsiTheme="majorBidi" w:cstheme="majorBidi"/>
+          <w:lang w:val="en-US"/>
+        </w:rPr>
+        <w:t>.content_id</w:t>
+      </w:r>
+      <w:proofErr w:type="spellEnd"/>
+      <w:r>
+        <w:rPr>
+          <w:rFonts w:asciiTheme="majorBidi" w:hAnsiTheme="majorBidi" w:cstheme="majorBidi"/>
+          <w:lang w:val="en-US"/>
+        </w:rPr>
+        <w:t xml:space="preserve"> </w:t>
+      </w:r>
+      <w:r>
+        <w:rPr>
+          <w:rFonts w:asciiTheme="majorBidi" w:hAnsiTheme="majorBidi" w:cstheme="majorBidi"/>
+          <w:b/>
+          <w:bCs/>
+          <w:lang w:val="en-US"/>
+        </w:rPr>
+        <w:t>as</w:t>
+      </w:r>
+      <w:r>
+        <w:rPr>
+          <w:rFonts w:asciiTheme="majorBidi" w:hAnsiTheme="majorBidi" w:cstheme="majorBidi"/>
+          <w:lang w:val="en-US"/>
+        </w:rPr>
+        <w:t xml:space="preserve"> </w:t>
+      </w:r>
+      <w:proofErr w:type="spellStart"/>
+      <w:r>
+        <w:rPr>
+          <w:rFonts w:asciiTheme="majorBidi" w:hAnsiTheme="majorBidi" w:cstheme="majorBidi"/>
+          <w:i/>
+          <w:iCs/>
+          <w:lang w:val="en-US"/>
+        </w:rPr>
+        <w:t>content_id</w:t>
+      </w:r>
+      <w:proofErr w:type="spellEnd"/>
+      <w:r>
+        <w:rPr>
+          <w:rFonts w:asciiTheme="majorBidi" w:hAnsiTheme="majorBidi" w:cstheme="majorBidi"/>
+          <w:lang w:val="en-US"/>
+        </w:rPr>
+        <w:t>,</w:t>
+      </w:r>
+    </w:p>
+    <w:p>
+      <w:pPr>
+        <w:spacing w:after="0" w:line="240" w:lineRule="auto"/>
+        <w:rPr>
+          <w:rFonts w:asciiTheme="majorBidi" w:hAnsiTheme="majorBidi" w:cstheme="majorBidi"/>
+          <w:lang w:val="en-US"/>
+        </w:rPr>
+      </w:pPr>
+      <w:r>
+        <w:rPr>
+          <w:rFonts w:asciiTheme="majorBidi" w:hAnsiTheme="majorBidi" w:cstheme="majorBidi"/>
+          <w:lang w:val="en-US"/>
+        </w:rPr>
+        <w:t xml:space="preserve">        </w:t>
+      </w:r>
+      <w:r>
+        <w:rPr>
+          <w:rFonts w:asciiTheme="majorBidi" w:hAnsiTheme="majorBidi" w:cstheme="majorBidi"/>
+          <w:b/>
+          <w:bCs/>
+          <w:lang w:val="en-US"/>
+        </w:rPr>
+        <w:t>any</w:t>
+      </w:r>
+      <w:r>
+        <w:rPr>
+          <w:rFonts w:asciiTheme="majorBidi" w:hAnsiTheme="majorBidi" w:cstheme="majorBidi"/>
+          <w:lang w:val="en-US"/>
+        </w:rPr>
+        <w:t>(</w:t>
+      </w:r>
+      <w:proofErr w:type="spellStart"/>
+      <w:r>
+        <w:rPr>
+          <w:rFonts w:asciiTheme="majorBidi" w:hAnsiTheme="majorBidi" w:cstheme="majorBidi"/>
+          <w:lang w:val="en-US"/>
+        </w:rPr>
+        <w:t>c.title</w:t>
+      </w:r>
+      <w:proofErr w:type="spellEnd"/>
+      <w:r>
+        <w:rPr>
+          <w:rFonts w:asciiTheme="majorBidi" w:hAnsiTheme="majorBidi" w:cstheme="majorBidi"/>
+          <w:lang w:val="en-US"/>
+        </w:rPr>
+        <w:t xml:space="preserve">) </w:t>
+      </w:r>
+      <w:r>
+        <w:rPr>
+          <w:rFonts w:asciiTheme="majorBidi" w:hAnsiTheme="majorBidi" w:cstheme="majorBidi"/>
+          <w:b/>
+          <w:bCs/>
+          <w:lang w:val="en-US"/>
+        </w:rPr>
+        <w:t>as</w:t>
+      </w:r>
+      <w:r>
+        <w:rPr>
+          <w:rFonts w:asciiTheme="majorBidi" w:hAnsiTheme="majorBidi" w:cstheme="majorBidi"/>
+          <w:lang w:val="en-US"/>
+        </w:rPr>
+        <w:t xml:space="preserve"> title,</w:t>
+      </w:r>
+    </w:p>
+    <w:p>
+      <w:pPr>
+        <w:spacing w:after="0" w:line="240" w:lineRule="auto"/>
+        <w:rPr>
+          <w:rFonts w:asciiTheme="majorBidi" w:hAnsiTheme="majorBidi" w:cstheme="majorBidi"/>
+          <w:lang w:val="en-US"/>
+        </w:rPr>
+      </w:pPr>
+      <w:r>
+        <w:rPr>
+          <w:rFonts w:asciiTheme="majorBidi" w:hAnsiTheme="majorBidi" w:cstheme="majorBidi"/>
+          <w:lang w:val="en-US"/>
+        </w:rPr>
+        <w:t xml:space="preserve">        </w:t>
+      </w:r>
+      <w:proofErr w:type="spellStart"/>
+      <w:r>
+        <w:rPr>
+          <w:rFonts w:asciiTheme="majorBidi" w:hAnsiTheme="majorBidi" w:cstheme="majorBidi"/>
+          <w:b/>
+          <w:bCs/>
+          <w:lang w:val="en-US"/>
+        </w:rPr>
+        <w:t>sumForEach</w:t>
+      </w:r>
+      <w:proofErr w:type="spellEnd"/>
+      <w:r>
+        <w:rPr>
+          <w:rFonts w:asciiTheme="majorBidi" w:hAnsiTheme="majorBidi" w:cstheme="majorBidi"/>
+          <w:lang w:val="en-US"/>
+        </w:rPr>
+        <w:t>(</w:t>
+      </w:r>
+      <w:proofErr w:type="spellStart"/>
+      <w:r>
+        <w:rPr>
+          <w:rFonts w:asciiTheme="majorBidi" w:hAnsiTheme="majorBidi" w:cstheme="majorBidi"/>
+          <w:i/>
+          <w:iCs/>
+          <w:lang w:val="en-US"/>
+        </w:rPr>
+        <w:t>e</w:t>
+      </w:r>
+      <w:r>
+        <w:rPr>
+          <w:rFonts w:asciiTheme="majorBidi" w:hAnsiTheme="majorBidi" w:cstheme="majorBidi"/>
+          <w:lang w:val="en-US"/>
+        </w:rPr>
+        <w:t>.quartiles_watched</w:t>
+      </w:r>
+      <w:proofErr w:type="spellEnd"/>
+      <w:r>
+        <w:rPr>
+          <w:rFonts w:asciiTheme="majorBidi" w:hAnsiTheme="majorBidi" w:cstheme="majorBidi"/>
+          <w:lang w:val="en-US"/>
+        </w:rPr>
+        <w:t xml:space="preserve">) </w:t>
+      </w:r>
+      <w:r>
+        <w:rPr>
+          <w:rFonts w:asciiTheme="majorBidi" w:hAnsiTheme="majorBidi" w:cstheme="majorBidi"/>
+          <w:b/>
+          <w:bCs/>
+          <w:lang w:val="en-US"/>
+        </w:rPr>
+        <w:t>as</w:t>
+      </w:r>
+      <w:r>
+        <w:rPr>
+          <w:rFonts w:asciiTheme="majorBidi" w:hAnsiTheme="majorBidi" w:cstheme="majorBidi"/>
+          <w:lang w:val="en-US"/>
+        </w:rPr>
+        <w:t xml:space="preserve"> </w:t>
+      </w:r>
+      <w:r>
+        <w:rPr>
+          <w:rFonts w:asciiTheme="majorBidi" w:hAnsiTheme="majorBidi" w:cstheme="majorBidi"/>
+          <w:i/>
+          <w:iCs/>
+          <w:lang w:val="en-US"/>
+        </w:rPr>
+        <w:t>reach</w:t>
+      </w:r>
+    </w:p>
+    <w:p>
+      <w:pPr>
+        <w:spacing w:after="0" w:line="240" w:lineRule="auto"/>
+        <w:rPr>
+          <w:rFonts w:asciiTheme="majorBidi" w:hAnsiTheme="majorBidi" w:cstheme="majorBidi"/>
+          <w:lang w:val="en-US"/>
+        </w:rPr>
+      </w:pPr>
+      <w:r>
+        <w:rPr>
+          <w:rFonts w:asciiTheme="majorBidi" w:hAnsiTheme="majorBidi" w:cstheme="majorBidi"/>
+          <w:lang w:val="en-US"/>
+        </w:rPr>
+        <w:t xml:space="preserve">    </w:t>
+      </w:r>
+      <w:r>
+        <w:rPr>
+          <w:rFonts w:asciiTheme="majorBidi" w:hAnsiTheme="majorBidi" w:cstheme="majorBidi"/>
+          <w:b/>
+          <w:bCs/>
+          <w:lang w:val="en-US"/>
+        </w:rPr>
+        <w:t>from</w:t>
+      </w:r>
+      <w:r>
+        <w:rPr>
+          <w:rFonts w:asciiTheme="majorBidi" w:hAnsiTheme="majorBidi" w:cstheme="majorBidi"/>
+          <w:lang w:val="en-US"/>
+        </w:rPr>
+        <w:t xml:space="preserve"> </w:t>
+      </w:r>
+      <w:proofErr w:type="spellStart"/>
+      <w:r>
+        <w:rPr>
+          <w:rFonts w:asciiTheme="majorBidi" w:hAnsiTheme="majorBidi" w:cstheme="majorBidi"/>
+          <w:lang w:val="en-US"/>
+        </w:rPr>
+        <w:t>stream_events</w:t>
+      </w:r>
+      <w:proofErr w:type="spellEnd"/>
+      <w:r>
+        <w:rPr>
+          <w:rFonts w:asciiTheme="majorBidi" w:hAnsiTheme="majorBidi" w:cstheme="majorBidi"/>
+          <w:lang w:val="en-US"/>
+        </w:rPr>
+        <w:t xml:space="preserve"> </w:t>
+      </w:r>
+      <w:r>
+        <w:rPr>
+          <w:rFonts w:asciiTheme="majorBidi" w:hAnsiTheme="majorBidi" w:cstheme="majorBidi"/>
+          <w:b/>
+          <w:bCs/>
+          <w:lang w:val="en-US"/>
+        </w:rPr>
+        <w:t>as</w:t>
+      </w:r>
+      <w:r>
+        <w:rPr>
+          <w:rFonts w:asciiTheme="majorBidi" w:hAnsiTheme="majorBidi" w:cstheme="majorBidi"/>
+          <w:lang w:val="en-US"/>
+        </w:rPr>
+        <w:t xml:space="preserve"> </w:t>
+      </w:r>
+      <w:r>
+        <w:rPr>
+          <w:rFonts w:asciiTheme="majorBidi" w:hAnsiTheme="majorBidi" w:cstheme="majorBidi"/>
+          <w:i/>
+          <w:iCs/>
+          <w:lang w:val="en-US"/>
+        </w:rPr>
+        <w:t>e</w:t>
+      </w:r>
+    </w:p>
+    <w:p>
+      <w:pPr>
+        <w:spacing w:after="0" w:line="240" w:lineRule="auto"/>
+        <w:rPr>
+          <w:rFonts w:asciiTheme="majorBidi" w:hAnsiTheme="majorBidi" w:cstheme="majorBidi"/>
+          <w:lang w:val="en-US"/>
+        </w:rPr>
+      </w:pPr>
+      <w:r>
+        <w:rPr>
+          <w:rFonts w:asciiTheme="majorBidi" w:hAnsiTheme="majorBidi" w:cstheme="majorBidi"/>
+          <w:lang w:val="en-US"/>
+        </w:rPr>
+        <w:t xml:space="preserve">    </w:t>
+      </w:r>
+      <w:r>
+        <w:rPr>
+          <w:rFonts w:asciiTheme="majorBidi" w:hAnsiTheme="majorBidi" w:cstheme="majorBidi"/>
+          <w:b/>
+          <w:bCs/>
+          <w:lang w:val="en-US"/>
+        </w:rPr>
+        <w:t>inner</w:t>
+      </w:r>
+      <w:r>
+        <w:rPr>
+          <w:rFonts w:asciiTheme="majorBidi" w:hAnsiTheme="majorBidi" w:cstheme="majorBidi"/>
+          <w:lang w:val="en-US"/>
+        </w:rPr>
+        <w:t xml:space="preserve"> </w:t>
+      </w:r>
+      <w:r>
+        <w:rPr>
+          <w:rFonts w:asciiTheme="majorBidi" w:hAnsiTheme="majorBidi" w:cstheme="majorBidi"/>
+          <w:b/>
+          <w:bCs/>
+          <w:lang w:val="en-US"/>
+        </w:rPr>
+        <w:t>join</w:t>
+      </w:r>
+      <w:r>
+        <w:rPr>
+          <w:rFonts w:asciiTheme="majorBidi" w:hAnsiTheme="majorBidi" w:cstheme="majorBidi"/>
+          <w:lang w:val="en-US"/>
+        </w:rPr>
+        <w:t xml:space="preserve"> </w:t>
+      </w:r>
+      <w:proofErr w:type="spellStart"/>
+      <w:r>
+        <w:rPr>
+          <w:rFonts w:asciiTheme="majorBidi" w:hAnsiTheme="majorBidi" w:cstheme="majorBidi"/>
+          <w:lang w:val="en-US"/>
+        </w:rPr>
+        <w:t>content_catalog</w:t>
+      </w:r>
+      <w:proofErr w:type="spellEnd"/>
+      <w:r>
+        <w:rPr>
+          <w:rFonts w:asciiTheme="majorBidi" w:hAnsiTheme="majorBidi" w:cstheme="majorBidi"/>
+          <w:lang w:val="en-US"/>
+        </w:rPr>
+        <w:t xml:space="preserve"> </w:t>
+      </w:r>
+      <w:r>
+        <w:rPr>
+          <w:rFonts w:asciiTheme="majorBidi" w:hAnsiTheme="majorBidi" w:cstheme="majorBidi"/>
+          <w:b/>
+          <w:bCs/>
+          <w:lang w:val="en-US"/>
+        </w:rPr>
+        <w:t>as</w:t>
+      </w:r>
+      <w:r>
+        <w:rPr>
+          <w:rFonts w:asciiTheme="majorBidi" w:hAnsiTheme="majorBidi" w:cstheme="majorBidi"/>
+          <w:lang w:val="en-US"/>
+        </w:rPr>
+        <w:t xml:space="preserve"> </w:t>
+      </w:r>
+      <w:r>
+        <w:rPr>
+          <w:rFonts w:asciiTheme="majorBidi" w:hAnsiTheme="majorBidi" w:cstheme="majorBidi"/>
+          <w:i/>
+          <w:iCs/>
+          <w:lang w:val="en-US"/>
+        </w:rPr>
+        <w:t>c</w:t>
+      </w:r>
+      <w:r>
+        <w:rPr>
+          <w:rFonts w:asciiTheme="majorBidi" w:hAnsiTheme="majorBidi" w:cstheme="majorBidi"/>
+          <w:lang w:val="en-US"/>
+        </w:rPr>
+        <w:t xml:space="preserve"> </w:t>
+      </w:r>
+      <w:r>
+        <w:rPr>
+          <w:rFonts w:asciiTheme="majorBidi" w:hAnsiTheme="majorBidi" w:cstheme="majorBidi"/>
+          <w:b/>
+          <w:bCs/>
+          <w:lang w:val="en-US"/>
+        </w:rPr>
+        <w:t>on</w:t>
+      </w:r>
+      <w:r>
+        <w:rPr>
+          <w:rFonts w:asciiTheme="majorBidi" w:hAnsiTheme="majorBidi" w:cstheme="majorBidi"/>
+          <w:lang w:val="en-US"/>
+        </w:rPr>
+        <w:t xml:space="preserve"> </w:t>
+      </w:r>
+      <w:proofErr w:type="spellStart"/>
+      <w:r>
+        <w:rPr>
+          <w:rFonts w:asciiTheme="majorBidi" w:hAnsiTheme="majorBidi" w:cstheme="majorBidi"/>
+          <w:i/>
+          <w:iCs/>
+          <w:lang w:val="en-US"/>
+        </w:rPr>
+        <w:t>c</w:t>
+      </w:r>
+      <w:r>
+        <w:rPr>
+          <w:rFonts w:asciiTheme="majorBidi" w:hAnsiTheme="majorBidi" w:cstheme="majorBidi"/>
+          <w:lang w:val="en-US"/>
+        </w:rPr>
+        <w:t>.content_id</w:t>
+      </w:r>
+      <w:proofErr w:type="spellEnd"/>
+      <w:r>
+        <w:rPr>
+          <w:rFonts w:asciiTheme="majorBidi" w:hAnsiTheme="majorBidi" w:cstheme="majorBidi"/>
+          <w:lang w:val="en-US"/>
+        </w:rPr>
+        <w:t xml:space="preserve"> = </w:t>
+      </w:r>
+      <w:proofErr w:type="spellStart"/>
+      <w:r>
+        <w:rPr>
+          <w:rFonts w:asciiTheme="majorBidi" w:hAnsiTheme="majorBidi" w:cstheme="majorBidi"/>
+          <w:i/>
+          <w:iCs/>
+          <w:lang w:val="en-US"/>
+        </w:rPr>
+        <w:t>e</w:t>
+      </w:r>
+      <w:r>
+        <w:rPr>
+          <w:rFonts w:asciiTheme="majorBidi" w:hAnsiTheme="majorBidi" w:cstheme="majorBidi"/>
+          <w:lang w:val="en-US"/>
+        </w:rPr>
+        <w:t>.content_id</w:t>
+      </w:r>
+      <w:proofErr w:type="spellEnd"/>
+    </w:p>
+    <w:p>
+      <w:pPr>
+        <w:spacing w:after="0" w:line="240" w:lineRule="auto"/>
+        <w:rPr>
+          <w:rFonts w:asciiTheme="majorBidi" w:hAnsiTheme="majorBidi" w:cstheme="majorBidi"/>
+          <w:lang w:val="en-US"/>
+        </w:rPr>
+      </w:pPr>
+      <w:r>
+        <w:rPr>
+          <w:rFonts w:asciiTheme="majorBidi" w:hAnsiTheme="majorBidi" w:cstheme="majorBidi"/>
+          <w:lang w:val="en-US"/>
+        </w:rPr>
+        <w:t xml:space="preserve">    </w:t>
+      </w:r>
+      <w:r>
+        <w:rPr>
+          <w:rFonts w:asciiTheme="majorBidi" w:hAnsiTheme="majorBidi" w:cstheme="majorBidi"/>
+          <w:b/>
+          <w:bCs/>
+          <w:lang w:val="en-US"/>
+        </w:rPr>
+        <w:t>group</w:t>
+      </w:r>
+      <w:r>
+        <w:rPr>
+          <w:rFonts w:asciiTheme="majorBidi" w:hAnsiTheme="majorBidi" w:cstheme="majorBidi"/>
+          <w:lang w:val="en-US"/>
+        </w:rPr>
+        <w:t xml:space="preserve"> </w:t>
+      </w:r>
+      <w:r>
+        <w:rPr>
+          <w:rFonts w:asciiTheme="majorBidi" w:hAnsiTheme="majorBidi" w:cstheme="majorBidi"/>
+          <w:b/>
+          <w:bCs/>
+          <w:lang w:val="en-US"/>
+        </w:rPr>
+        <w:t>by</w:t>
+      </w:r>
+      <w:r>
+        <w:rPr>
+          <w:rFonts w:asciiTheme="majorBidi" w:hAnsiTheme="majorBidi" w:cstheme="majorBidi"/>
+          <w:lang w:val="en-US"/>
+        </w:rPr>
+        <w:t xml:space="preserve"> </w:t>
+      </w:r>
+      <w:proofErr w:type="spellStart"/>
+      <w:r>
+        <w:rPr>
+          <w:rFonts w:asciiTheme="majorBidi" w:hAnsiTheme="majorBidi" w:cstheme="majorBidi"/>
+          <w:i/>
+          <w:iCs/>
+          <w:lang w:val="en-US"/>
+        </w:rPr>
+        <w:t>e</w:t>
+      </w:r>
+      <w:r>
+        <w:rPr>
+          <w:rFonts w:asciiTheme="majorBidi" w:hAnsiTheme="majorBidi" w:cstheme="majorBidi"/>
+          <w:lang w:val="en-US"/>
+        </w:rPr>
+        <w:t>.content_id</w:t>
+      </w:r>
+      <w:proofErr w:type="spellEnd"/>
+    </w:p>
+    <w:p>
+      <w:pPr>
+        <w:spacing w:after="0" w:line="240" w:lineRule="auto"/>
+        <w:rPr>
+          <w:rFonts w:asciiTheme="majorBidi" w:hAnsiTheme="majorBidi" w:cstheme="majorBidi"/>
+          <w:lang w:val="en-US"/>
+        </w:rPr>
+      </w:pPr>
+      <w:r>
+        <w:rPr>
+          <w:rFonts w:asciiTheme="majorBidi" w:hAnsiTheme="majorBidi" w:cstheme="majorBidi"/>
+          <w:lang w:val="en-US"/>
+        </w:rPr>
+        <w:t>)</w:t>
+      </w:r>
+    </w:p>
+    <w:p>
+      <w:pPr>
+        <w:spacing w:after="0" w:line="240" w:lineRule="auto"/>
+        <w:rPr>
+          <w:rFonts w:asciiTheme="majorBidi" w:hAnsiTheme="majorBidi" w:cstheme="majorBidi"/>
+          <w:lang w:val="en-US"/>
+        </w:rPr>
+      </w:pPr>
+      <w:r>
+        <w:rPr>
+          <w:rFonts w:asciiTheme="majorBidi" w:hAnsiTheme="majorBidi" w:cstheme="majorBidi"/>
+          <w:b/>
+          <w:bCs/>
+          <w:lang w:val="en-US"/>
+        </w:rPr>
+        <w:t>where</w:t>
+      </w:r>
+      <w:r>
+        <w:rPr>
+          <w:rFonts w:asciiTheme="majorBidi" w:hAnsiTheme="majorBidi" w:cstheme="majorBidi"/>
+          <w:lang w:val="en-US"/>
+        </w:rPr>
+        <w:t xml:space="preserve"> </w:t>
+      </w:r>
+      <w:r>
+        <w:rPr>
+          <w:rFonts w:asciiTheme="majorBidi" w:hAnsiTheme="majorBidi" w:cstheme="majorBidi"/>
+          <w:i/>
+          <w:iCs/>
+          <w:lang w:val="en-US"/>
+        </w:rPr>
+        <w:t>sessions_reached_q1</w:t>
+      </w:r>
+      <w:r>
+        <w:rPr>
+          <w:rFonts w:asciiTheme="majorBidi" w:hAnsiTheme="majorBidi" w:cstheme="majorBidi"/>
+          <w:lang w:val="en-US"/>
+        </w:rPr>
+        <w:t xml:space="preserve"> &gt;= 100</w:t>
+      </w:r>
+    </w:p>
+    <w:p>
+      <w:pPr>
+        <w:spacing w:after="0" w:line="240" w:lineRule="auto"/>
+        <w:rPr>
+          <w:rFonts w:asciiTheme="majorBidi" w:hAnsiTheme="majorBidi" w:cstheme="majorBidi"/>
+          <w:lang w:val="en-US"/>
+        </w:rPr>
+      </w:pPr>
+      <w:r>
+        <w:rPr>
+          <w:rFonts w:asciiTheme="majorBidi" w:hAnsiTheme="majorBidi" w:cstheme="majorBidi"/>
+          <w:b/>
+          <w:bCs/>
+          <w:lang w:val="en-US"/>
+        </w:rPr>
+        <w:t>order</w:t>
+      </w:r>
+      <w:r>
+        <w:rPr>
+          <w:rFonts w:asciiTheme="majorBidi" w:hAnsiTheme="majorBidi" w:cstheme="majorBidi"/>
+          <w:lang w:val="en-US"/>
+        </w:rPr>
+        <w:t xml:space="preserve"> </w:t>
+      </w:r>
+      <w:r>
+        <w:rPr>
+          <w:rFonts w:asciiTheme="majorBidi" w:hAnsiTheme="majorBidi" w:cstheme="majorBidi"/>
+          <w:b/>
+          <w:bCs/>
+          <w:lang w:val="en-US"/>
+        </w:rPr>
+        <w:t>by</w:t>
+      </w:r>
+      <w:r>
+        <w:rPr>
+          <w:rFonts w:asciiTheme="majorBidi" w:hAnsiTheme="majorBidi" w:cstheme="majorBidi"/>
+          <w:lang w:val="en-US"/>
+        </w:rPr>
+        <w:t xml:space="preserve"> </w:t>
+      </w:r>
+      <w:r>
+        <w:rPr>
+          <w:rFonts w:asciiTheme="majorBidi" w:hAnsiTheme="majorBidi" w:cstheme="majorBidi"/>
+          <w:i/>
+          <w:iCs/>
+          <w:lang w:val="en-US"/>
+        </w:rPr>
+        <w:t>q4_completion_percent</w:t>
+      </w:r>
+      <w:r>
+        <w:rPr>
+          <w:rFonts w:asciiTheme="majorBidi" w:hAnsiTheme="majorBidi" w:cstheme="majorBidi"/>
+          <w:lang w:val="en-US"/>
+        </w:rPr>
+        <w:t xml:space="preserve"> </w:t>
+      </w:r>
+      <w:r>
+        <w:rPr>
+          <w:rFonts w:asciiTheme="majorBidi" w:hAnsiTheme="majorBidi" w:cstheme="majorBidi"/>
+          <w:b/>
+          <w:bCs/>
+          <w:lang w:val="en-US"/>
+        </w:rPr>
+        <w:t>desc</w:t>
       </w:r>
       <w:r>
         <w:rPr>
@@ -9257,981 +10236,75 @@
         </w:rPr>
         <w:t xml:space="preserve">, </w:t>
       </w:r>
+      <w:proofErr w:type="spellStart"/>
+      <w:r>
+        <w:rPr>
+          <w:rFonts w:asciiTheme="majorBidi" w:hAnsiTheme="majorBidi" w:cstheme="majorBidi"/>
+          <w:i/>
+          <w:iCs/>
+          <w:lang w:val="en-US"/>
+        </w:rPr>
+        <w:t>depth_index</w:t>
+      </w:r>
+      <w:proofErr w:type="spellEnd"/>
+      <w:r>
+        <w:rPr>
+          <w:rFonts w:asciiTheme="majorBidi" w:hAnsiTheme="majorBidi" w:cstheme="majorBidi"/>
+          <w:lang w:val="en-US"/>
+        </w:rPr>
+        <w:t xml:space="preserve"> </w:t>
+      </w:r>
+      <w:r>
+        <w:rPr>
+          <w:rFonts w:asciiTheme="majorBidi" w:hAnsiTheme="majorBidi" w:cstheme="majorBidi"/>
+          <w:b/>
+          <w:bCs/>
+          <w:lang w:val="en-US"/>
+        </w:rPr>
+        <w:t>desc</w:t>
+      </w:r>
+      <w:r>
+        <w:rPr>
+          <w:rFonts w:asciiTheme="majorBidi" w:hAnsiTheme="majorBidi" w:cstheme="majorBidi"/>
+          <w:lang w:val="en-US"/>
+        </w:rPr>
+        <w:t xml:space="preserve">, </w:t>
+      </w:r>
+      <w:proofErr w:type="spellStart"/>
+      <w:r>
+        <w:rPr>
+          <w:rFonts w:asciiTheme="majorBidi" w:hAnsiTheme="majorBidi" w:cstheme="majorBidi"/>
+          <w:i/>
+          <w:iCs/>
+          <w:lang w:val="en-US"/>
+        </w:rPr>
+        <w:t>content_id</w:t>
+      </w:r>
+      <w:proofErr w:type="spellEnd"/>
+      <w:r>
+        <w:rPr>
+          <w:rFonts w:asciiTheme="majorBidi" w:hAnsiTheme="majorBidi" w:cstheme="majorBidi"/>
+          <w:lang w:val="en-US"/>
+        </w:rPr>
+        <w:t xml:space="preserve"> </w:t>
+      </w:r>
+      <w:proofErr w:type="spellStart"/>
+      <w:r>
+        <w:rPr>
+          <w:rFonts w:asciiTheme="majorBidi" w:hAnsiTheme="majorBidi" w:cstheme="majorBidi"/>
+          <w:b/>
+          <w:bCs/>
+          <w:lang w:val="en-US"/>
+        </w:rPr>
+        <w:t>asc</w:t>
+      </w:r>
+      <w:proofErr w:type="spellEnd"/>
     </w:p>
     <w:p>
       <w:pPr>
         <w:spacing w:after="0" w:line="240" w:lineRule="auto"/>
         <w:rPr>
           <w:rFonts w:asciiTheme="majorBidi" w:hAnsiTheme="majorBidi" w:cstheme="majorBidi"/>
-          <w:lang w:val="en-US"/>
-        </w:rPr>
-      </w:pPr>
-      <w:r>
-        <w:rPr>
-          <w:rFonts w:asciiTheme="majorBidi" w:hAnsiTheme="majorBidi" w:cstheme="majorBidi"/>
-          <w:lang w:val="en-US"/>
-        </w:rPr>
-        <w:tab/>
-      </w:r>
-      <w:proofErr w:type="gramStart"/>
-      <w:r>
-        <w:rPr>
-          <w:rFonts w:asciiTheme="majorBidi" w:hAnsiTheme="majorBidi" w:cstheme="majorBidi"/>
-          <w:i/>
-          <w:iCs/>
-          <w:lang w:val="en-US"/>
-        </w:rPr>
-        <w:t>reach</w:t>
-      </w:r>
-      <w:r>
-        <w:rPr>
-          <w:rFonts w:asciiTheme="majorBidi" w:hAnsiTheme="majorBidi" w:cstheme="majorBidi"/>
-          <w:lang w:val="en-US"/>
-        </w:rPr>
-        <w:t>[</w:t>
-      </w:r>
-      <w:proofErr w:type="gramEnd"/>
-      <w:r>
-        <w:rPr>
-          <w:rFonts w:asciiTheme="majorBidi" w:hAnsiTheme="majorBidi" w:cstheme="majorBidi"/>
-          <w:lang w:val="en-US"/>
-        </w:rPr>
-        <w:t xml:space="preserve">4] </w:t>
-      </w:r>
-      <w:r>
-        <w:rPr>
-          <w:rFonts w:asciiTheme="majorBidi" w:hAnsiTheme="majorBidi" w:cstheme="majorBidi"/>
-          <w:b/>
-          <w:bCs/>
-          <w:lang w:val="en-US"/>
-        </w:rPr>
-        <w:t>as</w:t>
-      </w:r>
-      <w:r>
-        <w:rPr>
-          <w:rFonts w:asciiTheme="majorBidi" w:hAnsiTheme="majorBidi" w:cstheme="majorBidi"/>
-          <w:lang w:val="en-US"/>
-        </w:rPr>
-        <w:t xml:space="preserve"> </w:t>
-      </w:r>
-      <w:r>
-        <w:rPr>
-          <w:rFonts w:asciiTheme="majorBidi" w:hAnsiTheme="majorBidi" w:cstheme="majorBidi"/>
-          <w:i/>
-          <w:iCs/>
-          <w:lang w:val="en-US"/>
-        </w:rPr>
-        <w:t>q4</w:t>
-      </w:r>
-      <w:r>
-        <w:rPr>
-          <w:rFonts w:asciiTheme="majorBidi" w:hAnsiTheme="majorBidi" w:cstheme="majorBidi"/>
-          <w:lang w:val="en-US"/>
-        </w:rPr>
-        <w:t>,</w:t>
-      </w:r>
-    </w:p>
-    <w:p>
-      <w:pPr>
-        <w:spacing w:after="0" w:line="240" w:lineRule="auto"/>
-        <w:rPr>
-          <w:rFonts w:asciiTheme="majorBidi" w:hAnsiTheme="majorBidi" w:cstheme="majorBidi"/>
-          <w:lang w:val="en-US"/>
-        </w:rPr>
-      </w:pPr>
-      <w:r>
-        <w:rPr>
-          <w:rFonts w:asciiTheme="majorBidi" w:hAnsiTheme="majorBidi" w:cstheme="majorBidi"/>
-          <w:lang w:val="en-US"/>
-        </w:rPr>
-        <w:tab/>
-      </w:r>
-      <w:r>
-        <w:rPr>
-          <w:rFonts w:asciiTheme="majorBidi" w:hAnsiTheme="majorBidi" w:cstheme="majorBidi"/>
-          <w:b/>
-          <w:bCs/>
-          <w:lang w:val="en-US"/>
-        </w:rPr>
-        <w:t>if</w:t>
-      </w:r>
-      <w:r>
-        <w:rPr>
-          <w:rFonts w:asciiTheme="majorBidi" w:hAnsiTheme="majorBidi" w:cstheme="majorBidi"/>
-          <w:lang w:val="en-US"/>
-        </w:rPr>
-        <w:t>(</w:t>
-      </w:r>
-      <w:proofErr w:type="gramStart"/>
-      <w:r>
-        <w:rPr>
-          <w:rFonts w:asciiTheme="majorBidi" w:hAnsiTheme="majorBidi" w:cstheme="majorBidi"/>
-          <w:i/>
-          <w:iCs/>
-          <w:lang w:val="en-US"/>
-        </w:rPr>
-        <w:t>reach</w:t>
-      </w:r>
-      <w:r>
-        <w:rPr>
-          <w:rFonts w:asciiTheme="majorBidi" w:hAnsiTheme="majorBidi" w:cstheme="majorBidi"/>
-          <w:lang w:val="en-US"/>
-        </w:rPr>
-        <w:t>[</w:t>
-      </w:r>
-      <w:proofErr w:type="gramEnd"/>
-      <w:r>
-        <w:rPr>
-          <w:rFonts w:asciiTheme="majorBidi" w:hAnsiTheme="majorBidi" w:cstheme="majorBidi"/>
-          <w:lang w:val="en-US"/>
-        </w:rPr>
-        <w:t>1] = 0, 0, 100*</w:t>
-      </w:r>
-      <w:r>
-        <w:rPr>
-          <w:rFonts w:asciiTheme="majorBidi" w:hAnsiTheme="majorBidi" w:cstheme="majorBidi"/>
-          <w:i/>
-          <w:iCs/>
-          <w:lang w:val="en-US"/>
-        </w:rPr>
-        <w:t>reach</w:t>
-      </w:r>
-      <w:r>
-        <w:rPr>
-          <w:rFonts w:asciiTheme="majorBidi" w:hAnsiTheme="majorBidi" w:cstheme="majorBidi"/>
-          <w:lang w:val="en-US"/>
-        </w:rPr>
-        <w:t>[4]/</w:t>
-      </w:r>
-      <w:proofErr w:type="gramStart"/>
-      <w:r>
-        <w:rPr>
-          <w:rFonts w:asciiTheme="majorBidi" w:hAnsiTheme="majorBidi" w:cstheme="majorBidi"/>
-          <w:i/>
-          <w:iCs/>
-          <w:lang w:val="en-US"/>
-        </w:rPr>
-        <w:t>reach</w:t>
-      </w:r>
-      <w:r>
-        <w:rPr>
-          <w:rFonts w:asciiTheme="majorBidi" w:hAnsiTheme="majorBidi" w:cstheme="majorBidi"/>
-          <w:lang w:val="en-US"/>
-        </w:rPr>
-        <w:t>[</w:t>
-      </w:r>
-      <w:proofErr w:type="gramEnd"/>
-      <w:r>
-        <w:rPr>
-          <w:rFonts w:asciiTheme="majorBidi" w:hAnsiTheme="majorBidi" w:cstheme="majorBidi"/>
-          <w:lang w:val="en-US"/>
-        </w:rPr>
-        <w:t xml:space="preserve">1]) </w:t>
-      </w:r>
-      <w:r>
-        <w:rPr>
-          <w:rFonts w:asciiTheme="majorBidi" w:hAnsiTheme="majorBidi" w:cstheme="majorBidi"/>
-          <w:b/>
-          <w:bCs/>
-          <w:lang w:val="en-US"/>
-        </w:rPr>
-        <w:t>as</w:t>
-      </w:r>
-      <w:r>
-        <w:rPr>
-          <w:rFonts w:asciiTheme="majorBidi" w:hAnsiTheme="majorBidi" w:cstheme="majorBidi"/>
-          <w:lang w:val="en-US"/>
-        </w:rPr>
-        <w:t xml:space="preserve"> </w:t>
-      </w:r>
-      <w:r>
-        <w:rPr>
-          <w:rFonts w:asciiTheme="majorBidi" w:hAnsiTheme="majorBidi" w:cstheme="majorBidi"/>
-          <w:i/>
-          <w:iCs/>
-          <w:lang w:val="en-US"/>
-        </w:rPr>
-        <w:t>"</w:t>
-      </w:r>
-      <w:r>
-        <w:rPr>
-          <w:rFonts w:asciiTheme="majorBidi" w:hAnsiTheme="majorBidi" w:cstheme="majorBidi"/>
-          <w:i/>
-          <w:iCs/>
-        </w:rPr>
-        <w:t>Глубина</w:t>
-      </w:r>
-      <w:r>
-        <w:rPr>
-          <w:rFonts w:asciiTheme="majorBidi" w:hAnsiTheme="majorBidi" w:cstheme="majorBidi"/>
-          <w:i/>
-          <w:iCs/>
-          <w:lang w:val="en-US"/>
-        </w:rPr>
-        <w:t xml:space="preserve"> </w:t>
-      </w:r>
-      <w:r>
-        <w:rPr>
-          <w:rFonts w:asciiTheme="majorBidi" w:hAnsiTheme="majorBidi" w:cstheme="majorBidi"/>
-          <w:i/>
-          <w:iCs/>
-        </w:rPr>
-        <w:t>удержания</w:t>
-      </w:r>
-      <w:r>
-        <w:rPr>
-          <w:rFonts w:asciiTheme="majorBidi" w:hAnsiTheme="majorBidi" w:cstheme="majorBidi"/>
-          <w:i/>
-          <w:iCs/>
-          <w:lang w:val="en-US"/>
-        </w:rPr>
-        <w:t>"</w:t>
-      </w:r>
-    </w:p>
-    <w:p>
-      <w:pPr>
-        <w:spacing w:after="0" w:line="240" w:lineRule="auto"/>
-        <w:rPr>
-          <w:rFonts w:asciiTheme="majorBidi" w:hAnsiTheme="majorBidi" w:cstheme="majorBidi"/>
-          <w:lang w:val="en-US"/>
-        </w:rPr>
-      </w:pPr>
-      <w:r>
-        <w:rPr>
-          <w:rFonts w:asciiTheme="majorBidi" w:hAnsiTheme="majorBidi" w:cstheme="majorBidi"/>
-          <w:b/>
-          <w:bCs/>
-          <w:lang w:val="en-US"/>
-        </w:rPr>
-        <w:t>from</w:t>
-      </w:r>
-      <w:r>
-        <w:rPr>
-          <w:rFonts w:asciiTheme="majorBidi" w:hAnsiTheme="majorBidi" w:cstheme="majorBidi"/>
-          <w:lang w:val="en-US"/>
-        </w:rPr>
-        <w:t xml:space="preserve"> (</w:t>
-      </w:r>
-    </w:p>
-    <w:p>
-      <w:pPr>
-        <w:spacing w:after="0" w:line="240" w:lineRule="auto"/>
-        <w:rPr>
-          <w:rFonts w:asciiTheme="majorBidi" w:hAnsiTheme="majorBidi" w:cstheme="majorBidi"/>
-          <w:lang w:val="en-US"/>
-        </w:rPr>
-      </w:pPr>
-      <w:r>
-        <w:rPr>
-          <w:rFonts w:asciiTheme="majorBidi" w:hAnsiTheme="majorBidi" w:cstheme="majorBidi"/>
-          <w:lang w:val="en-US"/>
-        </w:rPr>
-        <w:tab/>
-      </w:r>
-      <w:r>
-        <w:rPr>
-          <w:rFonts w:asciiTheme="majorBidi" w:hAnsiTheme="majorBidi" w:cstheme="majorBidi"/>
-          <w:b/>
-          <w:bCs/>
-          <w:lang w:val="en-US"/>
-        </w:rPr>
-        <w:t>select</w:t>
-      </w:r>
-    </w:p>
-    <w:p>
-      <w:pPr>
-        <w:spacing w:after="0" w:line="240" w:lineRule="auto"/>
-        <w:rPr>
-          <w:rFonts w:asciiTheme="majorBidi" w:hAnsiTheme="majorBidi" w:cstheme="majorBidi"/>
-          <w:lang w:val="en-US"/>
-        </w:rPr>
-      </w:pPr>
-      <w:r>
-        <w:rPr>
-          <w:rFonts w:asciiTheme="majorBidi" w:hAnsiTheme="majorBidi" w:cstheme="majorBidi"/>
-          <w:lang w:val="en-US"/>
-        </w:rPr>
-        <w:tab/>
-      </w:r>
-      <w:r>
-        <w:rPr>
-          <w:rFonts w:asciiTheme="majorBidi" w:hAnsiTheme="majorBidi" w:cstheme="majorBidi"/>
-          <w:lang w:val="en-US"/>
-        </w:rPr>
-        <w:tab/>
-      </w:r>
-      <w:proofErr w:type="spellStart"/>
-      <w:proofErr w:type="gramStart"/>
-      <w:r>
-        <w:rPr>
-          <w:rFonts w:asciiTheme="majorBidi" w:hAnsiTheme="majorBidi" w:cstheme="majorBidi"/>
-          <w:i/>
-          <w:iCs/>
-          <w:lang w:val="en-US"/>
-        </w:rPr>
-        <w:t>c</w:t>
-      </w:r>
-      <w:r>
-        <w:rPr>
-          <w:rFonts w:asciiTheme="majorBidi" w:hAnsiTheme="majorBidi" w:cstheme="majorBidi"/>
-          <w:lang w:val="en-US"/>
-        </w:rPr>
-        <w:t>.title</w:t>
-      </w:r>
-      <w:proofErr w:type="spellEnd"/>
-      <w:proofErr w:type="gramEnd"/>
-      <w:r>
-        <w:rPr>
-          <w:rFonts w:asciiTheme="majorBidi" w:hAnsiTheme="majorBidi" w:cstheme="majorBidi"/>
-          <w:lang w:val="en-US"/>
-        </w:rPr>
-        <w:t xml:space="preserve"> </w:t>
-      </w:r>
-      <w:r>
-        <w:rPr>
-          <w:rFonts w:asciiTheme="majorBidi" w:hAnsiTheme="majorBidi" w:cstheme="majorBidi"/>
-          <w:b/>
-          <w:bCs/>
-          <w:lang w:val="en-US"/>
-        </w:rPr>
-        <w:t>as</w:t>
-      </w:r>
-      <w:r>
-        <w:rPr>
-          <w:rFonts w:asciiTheme="majorBidi" w:hAnsiTheme="majorBidi" w:cstheme="majorBidi"/>
-          <w:lang w:val="en-US"/>
-        </w:rPr>
-        <w:t xml:space="preserve"> </w:t>
-      </w:r>
-      <w:r>
-        <w:rPr>
-          <w:rFonts w:asciiTheme="majorBidi" w:hAnsiTheme="majorBidi" w:cstheme="majorBidi"/>
-          <w:i/>
-          <w:iCs/>
-          <w:lang w:val="en-US"/>
-        </w:rPr>
-        <w:t>title</w:t>
-      </w:r>
-      <w:r>
-        <w:rPr>
-          <w:rFonts w:asciiTheme="majorBidi" w:hAnsiTheme="majorBidi" w:cstheme="majorBidi"/>
-          <w:lang w:val="en-US"/>
-        </w:rPr>
-        <w:t>,</w:t>
-      </w:r>
-    </w:p>
-    <w:p>
-      <w:pPr>
-        <w:spacing w:after="0" w:line="240" w:lineRule="auto"/>
-        <w:rPr>
-          <w:rFonts w:asciiTheme="majorBidi" w:hAnsiTheme="majorBidi" w:cstheme="majorBidi"/>
-          <w:lang w:val="en-US"/>
-        </w:rPr>
-      </w:pPr>
-      <w:r>
-        <w:rPr>
-          <w:rFonts w:asciiTheme="majorBidi" w:hAnsiTheme="majorBidi" w:cstheme="majorBidi"/>
-          <w:lang w:val="en-US"/>
-        </w:rPr>
-        <w:tab/>
-      </w:r>
-      <w:r>
-        <w:rPr>
-          <w:rFonts w:asciiTheme="majorBidi" w:hAnsiTheme="majorBidi" w:cstheme="majorBidi"/>
-          <w:lang w:val="en-US"/>
-        </w:rPr>
-        <w:tab/>
-      </w:r>
-      <w:proofErr w:type="gramStart"/>
-      <w:r>
-        <w:rPr>
-          <w:rFonts w:asciiTheme="majorBidi" w:hAnsiTheme="majorBidi" w:cstheme="majorBidi"/>
-          <w:b/>
-          <w:bCs/>
-          <w:lang w:val="en-US"/>
-        </w:rPr>
-        <w:t>count</w:t>
-      </w:r>
-      <w:r>
-        <w:rPr>
-          <w:rFonts w:asciiTheme="majorBidi" w:hAnsiTheme="majorBidi" w:cstheme="majorBidi"/>
-          <w:lang w:val="en-US"/>
-        </w:rPr>
-        <w:t>(</w:t>
-      </w:r>
-      <w:proofErr w:type="gramEnd"/>
-      <w:r>
-        <w:rPr>
-          <w:rFonts w:asciiTheme="majorBidi" w:hAnsiTheme="majorBidi" w:cstheme="majorBidi"/>
-          <w:lang w:val="en-US"/>
-        </w:rPr>
-        <w:t xml:space="preserve">) </w:t>
-      </w:r>
-      <w:r>
-        <w:rPr>
-          <w:rFonts w:asciiTheme="majorBidi" w:hAnsiTheme="majorBidi" w:cstheme="majorBidi"/>
-          <w:b/>
-          <w:bCs/>
-          <w:lang w:val="en-US"/>
-        </w:rPr>
-        <w:t>as</w:t>
-      </w:r>
-      <w:r>
-        <w:rPr>
-          <w:rFonts w:asciiTheme="majorBidi" w:hAnsiTheme="majorBidi" w:cstheme="majorBidi"/>
-          <w:lang w:val="en-US"/>
-        </w:rPr>
-        <w:t xml:space="preserve"> </w:t>
-      </w:r>
-      <w:r>
-        <w:rPr>
-          <w:rFonts w:asciiTheme="majorBidi" w:hAnsiTheme="majorBidi" w:cstheme="majorBidi"/>
-          <w:i/>
-          <w:iCs/>
-          <w:lang w:val="en-US"/>
-        </w:rPr>
-        <w:t>sessions</w:t>
-      </w:r>
-      <w:r>
-        <w:rPr>
-          <w:rFonts w:asciiTheme="majorBidi" w:hAnsiTheme="majorBidi" w:cstheme="majorBidi"/>
-          <w:lang w:val="en-US"/>
-        </w:rPr>
-        <w:t>,</w:t>
-      </w:r>
-    </w:p>
-    <w:p>
-      <w:pPr>
-        <w:spacing w:after="0" w:line="240" w:lineRule="auto"/>
-        <w:rPr>
-          <w:rFonts w:asciiTheme="majorBidi" w:hAnsiTheme="majorBidi" w:cstheme="majorBidi"/>
-          <w:lang w:val="en-US"/>
-        </w:rPr>
-      </w:pPr>
-      <w:r>
-        <w:rPr>
-          <w:rFonts w:asciiTheme="majorBidi" w:hAnsiTheme="majorBidi" w:cstheme="majorBidi"/>
-          <w:lang w:val="en-US"/>
-        </w:rPr>
-        <w:tab/>
-      </w:r>
-      <w:r>
-        <w:rPr>
-          <w:rFonts w:asciiTheme="majorBidi" w:hAnsiTheme="majorBidi" w:cstheme="majorBidi"/>
-          <w:lang w:val="en-US"/>
-        </w:rPr>
-        <w:tab/>
-      </w:r>
-      <w:proofErr w:type="spellStart"/>
-      <w:r>
-        <w:rPr>
-          <w:rFonts w:asciiTheme="majorBidi" w:hAnsiTheme="majorBidi" w:cstheme="majorBidi"/>
-          <w:b/>
-          <w:bCs/>
-          <w:lang w:val="en-US"/>
-        </w:rPr>
-        <w:t>sumForEach</w:t>
-      </w:r>
-      <w:proofErr w:type="spellEnd"/>
-      <w:r>
-        <w:rPr>
-          <w:rFonts w:asciiTheme="majorBidi" w:hAnsiTheme="majorBidi" w:cstheme="majorBidi"/>
-          <w:lang w:val="en-US"/>
-        </w:rPr>
-        <w:t>(</w:t>
-      </w:r>
-      <w:proofErr w:type="spellStart"/>
-      <w:proofErr w:type="gramStart"/>
-      <w:r>
-        <w:rPr>
-          <w:rFonts w:asciiTheme="majorBidi" w:hAnsiTheme="majorBidi" w:cstheme="majorBidi"/>
-          <w:i/>
-          <w:iCs/>
-          <w:lang w:val="en-US"/>
-        </w:rPr>
-        <w:t>e</w:t>
-      </w:r>
-      <w:r>
-        <w:rPr>
-          <w:rFonts w:asciiTheme="majorBidi" w:hAnsiTheme="majorBidi" w:cstheme="majorBidi"/>
-          <w:lang w:val="en-US"/>
-        </w:rPr>
-        <w:t>.quartiles</w:t>
-      </w:r>
-      <w:proofErr w:type="gramEnd"/>
-      <w:r>
-        <w:rPr>
-          <w:rFonts w:asciiTheme="majorBidi" w:hAnsiTheme="majorBidi" w:cstheme="majorBidi"/>
-          <w:lang w:val="en-US"/>
-        </w:rPr>
-        <w:t>_watched</w:t>
-      </w:r>
-      <w:proofErr w:type="spellEnd"/>
-      <w:r>
-        <w:rPr>
-          <w:rFonts w:asciiTheme="majorBidi" w:hAnsiTheme="majorBidi" w:cstheme="majorBidi"/>
-          <w:lang w:val="en-US"/>
-        </w:rPr>
-        <w:t xml:space="preserve">) </w:t>
-      </w:r>
-      <w:r>
-        <w:rPr>
-          <w:rFonts w:asciiTheme="majorBidi" w:hAnsiTheme="majorBidi" w:cstheme="majorBidi"/>
-          <w:b/>
-          <w:bCs/>
-          <w:lang w:val="en-US"/>
-        </w:rPr>
-        <w:t>as</w:t>
-      </w:r>
-      <w:r>
-        <w:rPr>
-          <w:rFonts w:asciiTheme="majorBidi" w:hAnsiTheme="majorBidi" w:cstheme="majorBidi"/>
-          <w:lang w:val="en-US"/>
-        </w:rPr>
-        <w:t xml:space="preserve"> </w:t>
-      </w:r>
-      <w:r>
-        <w:rPr>
-          <w:rFonts w:asciiTheme="majorBidi" w:hAnsiTheme="majorBidi" w:cstheme="majorBidi"/>
-          <w:i/>
-          <w:iCs/>
-          <w:lang w:val="en-US"/>
-        </w:rPr>
-        <w:t>reach</w:t>
-      </w:r>
-    </w:p>
-    <w:p>
-      <w:pPr>
-        <w:spacing w:after="0" w:line="240" w:lineRule="auto"/>
-        <w:rPr>
-          <w:rFonts w:asciiTheme="majorBidi" w:hAnsiTheme="majorBidi" w:cstheme="majorBidi"/>
-          <w:lang w:val="en-US"/>
-        </w:rPr>
-      </w:pPr>
-      <w:r>
-        <w:rPr>
-          <w:rFonts w:asciiTheme="majorBidi" w:hAnsiTheme="majorBidi" w:cstheme="majorBidi"/>
-          <w:lang w:val="en-US"/>
-        </w:rPr>
-        <w:tab/>
-      </w:r>
-      <w:r>
-        <w:rPr>
-          <w:rFonts w:asciiTheme="majorBidi" w:hAnsiTheme="majorBidi" w:cstheme="majorBidi"/>
-          <w:b/>
-          <w:bCs/>
-          <w:lang w:val="en-US"/>
-        </w:rPr>
-        <w:t>from</w:t>
-      </w:r>
-      <w:r>
-        <w:rPr>
-          <w:rFonts w:asciiTheme="majorBidi" w:hAnsiTheme="majorBidi" w:cstheme="majorBidi"/>
-          <w:lang w:val="en-US"/>
-        </w:rPr>
-        <w:t xml:space="preserve"> </w:t>
-      </w:r>
-      <w:proofErr w:type="spellStart"/>
-      <w:r>
-        <w:rPr>
-          <w:rFonts w:asciiTheme="majorBidi" w:hAnsiTheme="majorBidi" w:cstheme="majorBidi"/>
-          <w:lang w:val="en-US"/>
-        </w:rPr>
-        <w:t>stream_events</w:t>
-      </w:r>
-      <w:proofErr w:type="spellEnd"/>
-      <w:r>
-        <w:rPr>
-          <w:rFonts w:asciiTheme="majorBidi" w:hAnsiTheme="majorBidi" w:cstheme="majorBidi"/>
-          <w:lang w:val="en-US"/>
-        </w:rPr>
-        <w:t xml:space="preserve"> </w:t>
-      </w:r>
-      <w:r>
-        <w:rPr>
-          <w:rFonts w:asciiTheme="majorBidi" w:hAnsiTheme="majorBidi" w:cstheme="majorBidi"/>
-          <w:b/>
-          <w:bCs/>
-          <w:lang w:val="en-US"/>
-        </w:rPr>
-        <w:t>as</w:t>
-      </w:r>
-      <w:r>
-        <w:rPr>
-          <w:rFonts w:asciiTheme="majorBidi" w:hAnsiTheme="majorBidi" w:cstheme="majorBidi"/>
-          <w:lang w:val="en-US"/>
-        </w:rPr>
-        <w:t xml:space="preserve"> </w:t>
-      </w:r>
-      <w:r>
-        <w:rPr>
-          <w:rFonts w:asciiTheme="majorBidi" w:hAnsiTheme="majorBidi" w:cstheme="majorBidi"/>
-          <w:i/>
-          <w:iCs/>
-          <w:lang w:val="en-US"/>
-        </w:rPr>
-        <w:t>e</w:t>
-      </w:r>
-    </w:p>
-    <w:p>
-      <w:pPr>
-        <w:spacing w:after="0" w:line="240" w:lineRule="auto"/>
-        <w:rPr>
-          <w:rFonts w:asciiTheme="majorBidi" w:hAnsiTheme="majorBidi" w:cstheme="majorBidi"/>
-          <w:lang w:val="en-US"/>
-        </w:rPr>
-      </w:pPr>
-      <w:r>
-        <w:rPr>
-          <w:rFonts w:asciiTheme="majorBidi" w:hAnsiTheme="majorBidi" w:cstheme="majorBidi"/>
-          <w:lang w:val="en-US"/>
-        </w:rPr>
-        <w:tab/>
-      </w:r>
-      <w:r>
-        <w:rPr>
-          <w:rFonts w:asciiTheme="majorBidi" w:hAnsiTheme="majorBidi" w:cstheme="majorBidi"/>
-          <w:b/>
-          <w:bCs/>
-          <w:lang w:val="en-US"/>
-        </w:rPr>
-        <w:t>join</w:t>
-      </w:r>
-      <w:r>
-        <w:rPr>
-          <w:rFonts w:asciiTheme="majorBidi" w:hAnsiTheme="majorBidi" w:cstheme="majorBidi"/>
-          <w:lang w:val="en-US"/>
-        </w:rPr>
-        <w:t xml:space="preserve"> </w:t>
-      </w:r>
-      <w:proofErr w:type="spellStart"/>
-      <w:r>
-        <w:rPr>
-          <w:rFonts w:asciiTheme="majorBidi" w:hAnsiTheme="majorBidi" w:cstheme="majorBidi"/>
-          <w:lang w:val="en-US"/>
-        </w:rPr>
-        <w:t>content_catalog</w:t>
-      </w:r>
-      <w:proofErr w:type="spellEnd"/>
-      <w:r>
-        <w:rPr>
-          <w:rFonts w:asciiTheme="majorBidi" w:hAnsiTheme="majorBidi" w:cstheme="majorBidi"/>
-          <w:lang w:val="en-US"/>
-        </w:rPr>
-        <w:t xml:space="preserve"> </w:t>
-      </w:r>
-      <w:r>
-        <w:rPr>
-          <w:rFonts w:asciiTheme="majorBidi" w:hAnsiTheme="majorBidi" w:cstheme="majorBidi"/>
-          <w:b/>
-          <w:bCs/>
-          <w:lang w:val="en-US"/>
-        </w:rPr>
-        <w:t>as</w:t>
-      </w:r>
-      <w:r>
-        <w:rPr>
-          <w:rFonts w:asciiTheme="majorBidi" w:hAnsiTheme="majorBidi" w:cstheme="majorBidi"/>
-          <w:lang w:val="en-US"/>
-        </w:rPr>
-        <w:t xml:space="preserve"> </w:t>
-      </w:r>
-      <w:r>
-        <w:rPr>
-          <w:rFonts w:asciiTheme="majorBidi" w:hAnsiTheme="majorBidi" w:cstheme="majorBidi"/>
-          <w:i/>
-          <w:iCs/>
-          <w:lang w:val="en-US"/>
-        </w:rPr>
-        <w:t>c</w:t>
-      </w:r>
-      <w:r>
-        <w:rPr>
-          <w:rFonts w:asciiTheme="majorBidi" w:hAnsiTheme="majorBidi" w:cstheme="majorBidi"/>
-          <w:lang w:val="en-US"/>
-        </w:rPr>
-        <w:t xml:space="preserve"> </w:t>
-      </w:r>
-      <w:r>
-        <w:rPr>
-          <w:rFonts w:asciiTheme="majorBidi" w:hAnsiTheme="majorBidi" w:cstheme="majorBidi"/>
-          <w:b/>
-          <w:bCs/>
-          <w:lang w:val="en-US"/>
-        </w:rPr>
-        <w:t>on</w:t>
-      </w:r>
-      <w:r>
-        <w:rPr>
-          <w:rFonts w:asciiTheme="majorBidi" w:hAnsiTheme="majorBidi" w:cstheme="majorBidi"/>
-          <w:lang w:val="en-US"/>
-        </w:rPr>
-        <w:t xml:space="preserve"> </w:t>
-      </w:r>
-      <w:proofErr w:type="spellStart"/>
-      <w:proofErr w:type="gramStart"/>
-      <w:r>
-        <w:rPr>
-          <w:rFonts w:asciiTheme="majorBidi" w:hAnsiTheme="majorBidi" w:cstheme="majorBidi"/>
-          <w:i/>
-          <w:iCs/>
-          <w:lang w:val="en-US"/>
-        </w:rPr>
-        <w:t>c</w:t>
-      </w:r>
-      <w:r>
-        <w:rPr>
-          <w:rFonts w:asciiTheme="majorBidi" w:hAnsiTheme="majorBidi" w:cstheme="majorBidi"/>
-          <w:lang w:val="en-US"/>
-        </w:rPr>
-        <w:t>.content</w:t>
-      </w:r>
-      <w:proofErr w:type="gramEnd"/>
-      <w:r>
-        <w:rPr>
-          <w:rFonts w:asciiTheme="majorBidi" w:hAnsiTheme="majorBidi" w:cstheme="majorBidi"/>
-          <w:lang w:val="en-US"/>
-        </w:rPr>
-        <w:t>_id</w:t>
-      </w:r>
-      <w:proofErr w:type="spellEnd"/>
-      <w:r>
-        <w:rPr>
-          <w:rFonts w:asciiTheme="majorBidi" w:hAnsiTheme="majorBidi" w:cstheme="majorBidi"/>
-          <w:lang w:val="en-US"/>
-        </w:rPr>
-        <w:t xml:space="preserve"> = </w:t>
-      </w:r>
-      <w:proofErr w:type="spellStart"/>
-      <w:proofErr w:type="gramStart"/>
-      <w:r>
-        <w:rPr>
-          <w:rFonts w:asciiTheme="majorBidi" w:hAnsiTheme="majorBidi" w:cstheme="majorBidi"/>
-          <w:i/>
-          <w:iCs/>
-          <w:lang w:val="en-US"/>
-        </w:rPr>
-        <w:t>e</w:t>
-      </w:r>
-      <w:r>
-        <w:rPr>
-          <w:rFonts w:asciiTheme="majorBidi" w:hAnsiTheme="majorBidi" w:cstheme="majorBidi"/>
-          <w:lang w:val="en-US"/>
-        </w:rPr>
-        <w:t>.content</w:t>
-      </w:r>
-      <w:proofErr w:type="gramEnd"/>
-      <w:r>
-        <w:rPr>
-          <w:rFonts w:asciiTheme="majorBidi" w:hAnsiTheme="majorBidi" w:cstheme="majorBidi"/>
-          <w:lang w:val="en-US"/>
-        </w:rPr>
-        <w:t>_id</w:t>
-      </w:r>
-      <w:proofErr w:type="spellEnd"/>
-    </w:p>
-    <w:p>
-      <w:pPr>
-        <w:spacing w:after="0" w:line="240" w:lineRule="auto"/>
-        <w:rPr>
-          <w:rFonts w:asciiTheme="majorBidi" w:hAnsiTheme="majorBidi" w:cstheme="majorBidi"/>
-          <w:lang w:val="en-US"/>
-        </w:rPr>
-      </w:pPr>
-      <w:r>
-        <w:rPr>
-          <w:rFonts w:asciiTheme="majorBidi" w:hAnsiTheme="majorBidi" w:cstheme="majorBidi"/>
-          <w:lang w:val="en-US"/>
-        </w:rPr>
-        <w:tab/>
-      </w:r>
-      <w:r>
-        <w:rPr>
-          <w:rFonts w:asciiTheme="majorBidi" w:hAnsiTheme="majorBidi" w:cstheme="majorBidi"/>
-          <w:b/>
-          <w:bCs/>
-          <w:lang w:val="en-US"/>
-        </w:rPr>
-        <w:t>group</w:t>
-      </w:r>
-      <w:r>
-        <w:rPr>
-          <w:rFonts w:asciiTheme="majorBidi" w:hAnsiTheme="majorBidi" w:cstheme="majorBidi"/>
-          <w:lang w:val="en-US"/>
-        </w:rPr>
-        <w:t xml:space="preserve"> </w:t>
-      </w:r>
-      <w:r>
-        <w:rPr>
-          <w:rFonts w:asciiTheme="majorBidi" w:hAnsiTheme="majorBidi" w:cstheme="majorBidi"/>
-          <w:b/>
-          <w:bCs/>
-          <w:lang w:val="en-US"/>
-        </w:rPr>
-        <w:t>by</w:t>
-      </w:r>
-      <w:r>
-        <w:rPr>
-          <w:rFonts w:asciiTheme="majorBidi" w:hAnsiTheme="majorBidi" w:cstheme="majorBidi"/>
-          <w:lang w:val="en-US"/>
-        </w:rPr>
-        <w:t xml:space="preserve"> </w:t>
-      </w:r>
-      <w:proofErr w:type="spellStart"/>
-      <w:proofErr w:type="gramStart"/>
-      <w:r>
-        <w:rPr>
-          <w:rFonts w:asciiTheme="majorBidi" w:hAnsiTheme="majorBidi" w:cstheme="majorBidi"/>
-          <w:i/>
-          <w:iCs/>
-          <w:lang w:val="en-US"/>
-        </w:rPr>
-        <w:t>c</w:t>
-      </w:r>
-      <w:r>
-        <w:rPr>
-          <w:rFonts w:asciiTheme="majorBidi" w:hAnsiTheme="majorBidi" w:cstheme="majorBidi"/>
-          <w:lang w:val="en-US"/>
-        </w:rPr>
-        <w:t>.title</w:t>
-      </w:r>
-      <w:proofErr w:type="spellEnd"/>
-      <w:proofErr w:type="gramEnd"/>
-    </w:p>
-    <w:p>
-      <w:pPr>
-        <w:spacing w:after="0" w:line="240" w:lineRule="auto"/>
-        <w:rPr>
-          <w:rFonts w:asciiTheme="majorBidi" w:hAnsiTheme="majorBidi" w:cstheme="majorBidi"/>
-          <w:lang w:val="en-US"/>
-        </w:rPr>
-      </w:pPr>
-      <w:r>
-        <w:rPr>
-          <w:rFonts w:asciiTheme="majorBidi" w:hAnsiTheme="majorBidi" w:cstheme="majorBidi"/>
-          <w:lang w:val="en-US"/>
-        </w:rPr>
-        <w:t>)</w:t>
-      </w:r>
-    </w:p>
-    <w:p>
-      <w:pPr>
-        <w:spacing w:after="0" w:line="240" w:lineRule="auto"/>
-        <w:rPr>
-          <w:rFonts w:asciiTheme="majorBidi" w:hAnsiTheme="majorBidi" w:cstheme="majorBidi"/>
-          <w:lang w:val="en-US"/>
-        </w:rPr>
-      </w:pPr>
-      <w:r>
-        <w:rPr>
-          <w:rFonts w:asciiTheme="majorBidi" w:hAnsiTheme="majorBidi" w:cstheme="majorBidi"/>
-          <w:b/>
-          <w:bCs/>
-          <w:lang w:val="en-US"/>
-        </w:rPr>
-        <w:t>where</w:t>
-      </w:r>
-      <w:r>
-        <w:rPr>
-          <w:rFonts w:asciiTheme="majorBidi" w:hAnsiTheme="majorBidi" w:cstheme="majorBidi"/>
-          <w:lang w:val="en-US"/>
-        </w:rPr>
-        <w:t xml:space="preserve"> </w:t>
-      </w:r>
-      <w:r>
-        <w:rPr>
-          <w:rFonts w:asciiTheme="majorBidi" w:hAnsiTheme="majorBidi" w:cstheme="majorBidi"/>
-          <w:i/>
-          <w:iCs/>
-          <w:lang w:val="en-US"/>
-        </w:rPr>
-        <w:t>sessions</w:t>
-      </w:r>
-      <w:r>
-        <w:rPr>
-          <w:rFonts w:asciiTheme="majorBidi" w:hAnsiTheme="majorBidi" w:cstheme="majorBidi"/>
-          <w:lang w:val="en-US"/>
-        </w:rPr>
-        <w:t xml:space="preserve"> &gt;= 100</w:t>
-      </w:r>
-    </w:p>
-    <w:p>
-      <w:pPr>
-        <w:spacing w:after="0" w:line="240" w:lineRule="auto"/>
-        <w:rPr>
-          <w:rFonts w:asciiTheme="majorBidi" w:hAnsiTheme="majorBidi" w:cstheme="majorBidi"/>
-        </w:rPr>
-      </w:pPr>
-      <w:proofErr w:type="spellStart"/>
-      <w:r>
-        <w:rPr>
-          <w:rFonts w:asciiTheme="majorBidi" w:hAnsiTheme="majorBidi" w:cstheme="majorBidi"/>
-          <w:b/>
-          <w:bCs/>
-        </w:rPr>
-        <w:t>order</w:t>
-      </w:r>
-      <w:proofErr w:type="spellEnd"/>
-      <w:r>
-        <w:rPr>
-          <w:rFonts w:asciiTheme="majorBidi" w:hAnsiTheme="majorBidi" w:cstheme="majorBidi"/>
-        </w:rPr>
-        <w:t xml:space="preserve"> </w:t>
-      </w:r>
-      <w:proofErr w:type="spellStart"/>
-      <w:r>
-        <w:rPr>
-          <w:rFonts w:asciiTheme="majorBidi" w:hAnsiTheme="majorBidi" w:cstheme="majorBidi"/>
-          <w:b/>
-          <w:bCs/>
-        </w:rPr>
-        <w:t>by</w:t>
-      </w:r>
-      <w:proofErr w:type="spellEnd"/>
-      <w:r>
-        <w:rPr>
-          <w:rFonts w:asciiTheme="majorBidi" w:hAnsiTheme="majorBidi" w:cstheme="majorBidi"/>
-        </w:rPr>
-        <w:t xml:space="preserve"> 'Глубина удержания' </w:t>
-      </w:r>
-      <w:proofErr w:type="spellStart"/>
-      <w:r>
-        <w:rPr>
-          <w:rFonts w:asciiTheme="majorBidi" w:hAnsiTheme="majorBidi" w:cstheme="majorBidi"/>
-          <w:b/>
-          <w:bCs/>
-        </w:rPr>
-        <w:t>desc</w:t>
-      </w:r>
-      <w:proofErr w:type="spellEnd"/>
-      <w:r>
-        <w:rPr>
-          <w:rFonts w:asciiTheme="majorBidi" w:hAnsiTheme="majorBidi" w:cstheme="majorBidi"/>
-        </w:rPr>
-        <w:t xml:space="preserve">, 'Сессии' </w:t>
-      </w:r>
-      <w:proofErr w:type="spellStart"/>
-      <w:r>
-        <w:rPr>
-          <w:rFonts w:asciiTheme="majorBidi" w:hAnsiTheme="majorBidi" w:cstheme="majorBidi"/>
-          <w:b/>
-          <w:bCs/>
-        </w:rPr>
-        <w:t>desc</w:t>
-      </w:r>
-      <w:proofErr w:type="spellEnd"/>
-      <w:r>
-        <w:rPr>
-          <w:rFonts w:asciiTheme="majorBidi" w:hAnsiTheme="majorBidi" w:cstheme="majorBidi"/>
-        </w:rPr>
-        <w:t xml:space="preserve"> </w:t>
-      </w:r>
-    </w:p>
-    <w:p>
-      <w:pPr>
-        <w:spacing w:after="0" w:line="240" w:lineRule="auto"/>
-        <w:rPr>
-          <w:rFonts w:asciiTheme="majorBidi" w:hAnsiTheme="majorBidi" w:cstheme="majorBidi"/>
         </w:rPr>
       </w:pPr>
       <w:proofErr w:type="spellStart"/>
@@ -10248,40 +10321,41 @@
         <w:rPr>
           <w:rFonts w:asciiTheme="majorBidi" w:hAnsiTheme="majorBidi" w:cstheme="majorBidi"/>
         </w:rPr>
-        <w:t xml:space="preserve"> 5</w:t>
-      </w:r>
-    </w:p>
-    <w:p>
-      <w:pPr>
-        <w:rPr>
-          <w:rFonts w:asciiTheme="majorBidi" w:hAnsiTheme="majorBidi" w:cstheme="majorBidi"/>
-          <w:sz w:val="28"/>
-          <w:szCs w:val="28"/>
-          <w:lang w:val="en-US"/>
-        </w:rPr>
-      </w:pPr>
-    </w:p>
-    <w:p>
-      <w:pPr>
-        <w:rPr>
-          <w:rFonts w:asciiTheme="majorBidi" w:hAnsiTheme="majorBidi" w:cstheme="majorBidi"/>
-          <w:sz w:val="28"/>
-          <w:szCs w:val="28"/>
-          <w:lang w:val="en-US"/>
-        </w:rPr>
-      </w:pPr>
-      <w:r>
-        <w:rPr>
-          <w:rFonts w:asciiTheme="majorBidi" w:hAnsiTheme="majorBidi" w:cstheme="majorBidi"/>
+        <w:t xml:space="preserve"> 5;</w:t>
+      </w:r>
+    </w:p>
+    <w:p>
+      <w:pPr>
+        <w:rPr>
+          <w:rFonts w:asciiTheme="majorBidi" w:hAnsiTheme="majorBidi" w:cstheme="majorBidi"/>
+          <w:sz w:val="28"/>
+          <w:szCs w:val="28"/>
+          <w:lang w:val="en-US"/>
+        </w:rPr>
+      </w:pPr>
+    </w:p>
+    <w:p>
+      <w:pPr>
+        <w:rPr>
+          <w:rFonts w:asciiTheme="majorBidi" w:hAnsiTheme="majorBidi" w:cstheme="majorBidi"/>
+          <w:sz w:val="28"/>
+          <w:szCs w:val="28"/>
+          <w:lang w:val="en-US"/>
+        </w:rPr>
+      </w:pPr>
+      <w:r>
+        <w:rPr>
+          <w:rFonts w:asciiTheme="majorBidi" w:hAnsiTheme="majorBidi" w:cstheme="majorBidi"/>
+          <w:noProof/>
           <w:sz w:val="28"/>
           <w:szCs w:val="28"/>
           <w:lang w:val="en-US"/>
         </w:rPr>
         <w:drawing>
-          <wp:inline distT="0" distB="0" distL="0" distR="0" wp14:anchorId="7D2C02A0" wp14:editId="088DC820">
-            <wp:extent cx="5940425" cy="4410710"/>
-            <wp:effectExtent l="0" t="0" r="3175" b="8890"/>
-            <wp:docPr id="95605100" name="Рисунок 1"/>
+          <wp:inline distT="0" distB="0" distL="0" distR="0" wp14:anchorId="0EFFB269" wp14:editId="72349022">
+            <wp:extent cx="5940425" cy="3964940"/>
+            <wp:effectExtent l="0" t="0" r="3175" b="0"/>
+            <wp:docPr id="1735181099" name="Рисунок 1"/>
             <wp:cNvGraphicFramePr>
               <a:graphicFrameLocks xmlns:a="http://schemas.openxmlformats.org/drawingml/2006/main" noChangeAspect="1"/>
             </wp:cNvGraphicFramePr>
@@ -10289,7 +10363,7 @@
               <a:graphicData uri="http://schemas.openxmlformats.org/drawingml/2006/picture">
                 <pic:pic xmlns:pic="http://schemas.openxmlformats.org/drawingml/2006/picture">
                   <pic:nvPicPr>
-                    <pic:cNvPr id="95605100" name=""/>
+                    <pic:cNvPr id="1735181099" name=""/>
                     <pic:cNvPicPr/>
                   </pic:nvPicPr>
                   <pic:blipFill>
@@ -10301,7 +10375,7 @@
                   <pic:spPr>
                     <a:xfrm>
                       <a:off x="0" y="0"/>
-                      <a:ext cx="5940425" cy="4410710"/>
+                      <a:ext cx="5940425" cy="3964940"/>
                     </a:xfrm>
                     <a:prstGeom prst="rect">
                       <a:avLst/>
@@ -10659,153 +10733,153 @@
         <w:rPr>
           <w:rFonts w:asciiTheme="majorBidi" w:hAnsiTheme="majorBidi" w:cstheme="majorBidi"/>
         </w:rPr>
-        <w:tab/>
-      </w:r>
-      <w:r>
-        <w:rPr>
-          <w:rFonts w:asciiTheme="majorBidi" w:hAnsiTheme="majorBidi" w:cstheme="majorBidi"/>
-          <w:lang w:val="en-US"/>
-        </w:rPr>
-        <w:t xml:space="preserve">100 * </w:t>
-      </w:r>
-      <w:proofErr w:type="spellStart"/>
-      <w:proofErr w:type="gramStart"/>
-      <w:r>
-        <w:rPr>
-          <w:rFonts w:asciiTheme="majorBidi" w:hAnsiTheme="majorBidi" w:cstheme="majorBidi"/>
-          <w:b/>
-          <w:bCs/>
-          <w:lang w:val="en-US"/>
-        </w:rPr>
-        <w:t>countIf</w:t>
-      </w:r>
-      <w:proofErr w:type="spellEnd"/>
-      <w:r>
-        <w:rPr>
-          <w:rFonts w:asciiTheme="majorBidi" w:hAnsiTheme="majorBidi" w:cstheme="majorBidi"/>
-          <w:lang w:val="en-US"/>
-        </w:rPr>
-        <w:t>(</w:t>
-      </w:r>
-      <w:proofErr w:type="gramEnd"/>
-      <w:r>
-        <w:rPr>
-          <w:rFonts w:asciiTheme="majorBidi" w:hAnsiTheme="majorBidi" w:cstheme="majorBidi"/>
-          <w:lang w:val="en-US"/>
-        </w:rPr>
-        <w:t xml:space="preserve">completed = 1) / </w:t>
-      </w:r>
-      <w:proofErr w:type="gramStart"/>
-      <w:r>
-        <w:rPr>
-          <w:rFonts w:asciiTheme="majorBidi" w:hAnsiTheme="majorBidi" w:cstheme="majorBidi"/>
-          <w:b/>
-          <w:bCs/>
-          <w:lang w:val="en-US"/>
-        </w:rPr>
-        <w:t>count</w:t>
-      </w:r>
-      <w:r>
-        <w:rPr>
-          <w:rFonts w:asciiTheme="majorBidi" w:hAnsiTheme="majorBidi" w:cstheme="majorBidi"/>
-          <w:lang w:val="en-US"/>
-        </w:rPr>
-        <w:t>(</w:t>
-      </w:r>
-      <w:proofErr w:type="gramEnd"/>
-      <w:r>
-        <w:rPr>
-          <w:rFonts w:asciiTheme="majorBidi" w:hAnsiTheme="majorBidi" w:cstheme="majorBidi"/>
-          <w:lang w:val="en-US"/>
-        </w:rPr>
-        <w:t xml:space="preserve">) </w:t>
-      </w:r>
-      <w:r>
-        <w:rPr>
-          <w:rFonts w:asciiTheme="majorBidi" w:hAnsiTheme="majorBidi" w:cstheme="majorBidi"/>
-          <w:b/>
-          <w:bCs/>
-          <w:lang w:val="en-US"/>
-        </w:rPr>
-        <w:t>as</w:t>
-      </w:r>
-      <w:r>
-        <w:rPr>
-          <w:rFonts w:asciiTheme="majorBidi" w:hAnsiTheme="majorBidi" w:cstheme="majorBidi"/>
-          <w:lang w:val="en-US"/>
-        </w:rPr>
-        <w:t xml:space="preserve"> </w:t>
-      </w:r>
-      <w:r>
-        <w:rPr>
-          <w:rFonts w:asciiTheme="majorBidi" w:hAnsiTheme="majorBidi" w:cstheme="majorBidi"/>
-          <w:i/>
-          <w:iCs/>
-          <w:lang w:val="en-US"/>
-        </w:rPr>
-        <w:t>"</w:t>
-      </w:r>
-      <w:r>
-        <w:rPr>
-          <w:rFonts w:asciiTheme="majorBidi" w:hAnsiTheme="majorBidi" w:cstheme="majorBidi"/>
-          <w:i/>
-          <w:iCs/>
-        </w:rPr>
-        <w:t>Процент</w:t>
-      </w:r>
-      <w:r>
-        <w:rPr>
-          <w:rFonts w:asciiTheme="majorBidi" w:hAnsiTheme="majorBidi" w:cstheme="majorBidi"/>
-          <w:i/>
-          <w:iCs/>
-          <w:lang w:val="en-US"/>
-        </w:rPr>
-        <w:t xml:space="preserve"> </w:t>
-      </w:r>
-      <w:r>
-        <w:rPr>
-          <w:rFonts w:asciiTheme="majorBidi" w:hAnsiTheme="majorBidi" w:cstheme="majorBidi"/>
-          <w:i/>
-          <w:iCs/>
-        </w:rPr>
-        <w:t>завершенных</w:t>
-      </w:r>
-      <w:r>
-        <w:rPr>
-          <w:rFonts w:asciiTheme="majorBidi" w:hAnsiTheme="majorBidi" w:cstheme="majorBidi"/>
-          <w:i/>
-          <w:iCs/>
-          <w:lang w:val="en-US"/>
-        </w:rPr>
-        <w:t>"</w:t>
-      </w:r>
-      <w:r>
-        <w:rPr>
-          <w:rFonts w:asciiTheme="majorBidi" w:hAnsiTheme="majorBidi" w:cstheme="majorBidi"/>
-          <w:lang w:val="en-US"/>
-        </w:rPr>
-        <w:t>,</w:t>
-      </w:r>
-    </w:p>
-    <w:p>
-      <w:pPr>
-        <w:spacing w:after="0" w:line="240" w:lineRule="auto"/>
-        <w:rPr>
-          <w:rFonts w:asciiTheme="majorBidi" w:hAnsiTheme="majorBidi" w:cstheme="majorBidi"/>
-          <w:lang w:val="en-US"/>
-        </w:rPr>
-      </w:pPr>
-      <w:r>
-        <w:rPr>
-          <w:rFonts w:asciiTheme="majorBidi" w:hAnsiTheme="majorBidi" w:cstheme="majorBidi"/>
-          <w:lang w:val="en-US"/>
-        </w:rPr>
         <w:lastRenderedPageBreak/>
         <w:tab/>
       </w:r>
       <w:r>
         <w:rPr>
           <w:rFonts w:asciiTheme="majorBidi" w:hAnsiTheme="majorBidi" w:cstheme="majorBidi"/>
+          <w:lang w:val="en-US"/>
+        </w:rPr>
+        <w:t xml:space="preserve">100 * </w:t>
+      </w:r>
+      <w:proofErr w:type="spellStart"/>
+      <w:proofErr w:type="gramStart"/>
+      <w:r>
+        <w:rPr>
+          <w:rFonts w:asciiTheme="majorBidi" w:hAnsiTheme="majorBidi" w:cstheme="majorBidi"/>
+          <w:b/>
+          <w:bCs/>
+          <w:lang w:val="en-US"/>
+        </w:rPr>
+        <w:t>countIf</w:t>
+      </w:r>
+      <w:proofErr w:type="spellEnd"/>
+      <w:r>
+        <w:rPr>
+          <w:rFonts w:asciiTheme="majorBidi" w:hAnsiTheme="majorBidi" w:cstheme="majorBidi"/>
+          <w:lang w:val="en-US"/>
+        </w:rPr>
+        <w:t>(</w:t>
+      </w:r>
+      <w:proofErr w:type="gramEnd"/>
+      <w:r>
+        <w:rPr>
+          <w:rFonts w:asciiTheme="majorBidi" w:hAnsiTheme="majorBidi" w:cstheme="majorBidi"/>
+          <w:lang w:val="en-US"/>
+        </w:rPr>
+        <w:t xml:space="preserve">completed = 1) / </w:t>
+      </w:r>
+      <w:proofErr w:type="gramStart"/>
+      <w:r>
+        <w:rPr>
+          <w:rFonts w:asciiTheme="majorBidi" w:hAnsiTheme="majorBidi" w:cstheme="majorBidi"/>
+          <w:b/>
+          <w:bCs/>
+          <w:lang w:val="en-US"/>
+        </w:rPr>
+        <w:t>count</w:t>
+      </w:r>
+      <w:r>
+        <w:rPr>
+          <w:rFonts w:asciiTheme="majorBidi" w:hAnsiTheme="majorBidi" w:cstheme="majorBidi"/>
+          <w:lang w:val="en-US"/>
+        </w:rPr>
+        <w:t>(</w:t>
+      </w:r>
+      <w:proofErr w:type="gramEnd"/>
+      <w:r>
+        <w:rPr>
+          <w:rFonts w:asciiTheme="majorBidi" w:hAnsiTheme="majorBidi" w:cstheme="majorBidi"/>
+          <w:lang w:val="en-US"/>
+        </w:rPr>
+        <w:t xml:space="preserve">) </w:t>
+      </w:r>
+      <w:r>
+        <w:rPr>
+          <w:rFonts w:asciiTheme="majorBidi" w:hAnsiTheme="majorBidi" w:cstheme="majorBidi"/>
+          <w:b/>
+          <w:bCs/>
+          <w:lang w:val="en-US"/>
+        </w:rPr>
+        <w:t>as</w:t>
+      </w:r>
+      <w:r>
+        <w:rPr>
+          <w:rFonts w:asciiTheme="majorBidi" w:hAnsiTheme="majorBidi" w:cstheme="majorBidi"/>
+          <w:lang w:val="en-US"/>
+        </w:rPr>
+        <w:t xml:space="preserve"> </w:t>
+      </w:r>
+      <w:r>
+        <w:rPr>
+          <w:rFonts w:asciiTheme="majorBidi" w:hAnsiTheme="majorBidi" w:cstheme="majorBidi"/>
+          <w:i/>
+          <w:iCs/>
+          <w:lang w:val="en-US"/>
+        </w:rPr>
+        <w:t>"</w:t>
+      </w:r>
+      <w:r>
+        <w:rPr>
+          <w:rFonts w:asciiTheme="majorBidi" w:hAnsiTheme="majorBidi" w:cstheme="majorBidi"/>
+          <w:i/>
+          <w:iCs/>
+        </w:rPr>
+        <w:t>Процент</w:t>
+      </w:r>
+      <w:r>
+        <w:rPr>
+          <w:rFonts w:asciiTheme="majorBidi" w:hAnsiTheme="majorBidi" w:cstheme="majorBidi"/>
+          <w:i/>
+          <w:iCs/>
+          <w:lang w:val="en-US"/>
+        </w:rPr>
+        <w:t xml:space="preserve"> </w:t>
+      </w:r>
+      <w:r>
+        <w:rPr>
+          <w:rFonts w:asciiTheme="majorBidi" w:hAnsiTheme="majorBidi" w:cstheme="majorBidi"/>
+          <w:i/>
+          <w:iCs/>
+        </w:rPr>
+        <w:t>завершенных</w:t>
+      </w:r>
+      <w:r>
+        <w:rPr>
+          <w:rFonts w:asciiTheme="majorBidi" w:hAnsiTheme="majorBidi" w:cstheme="majorBidi"/>
+          <w:i/>
+          <w:iCs/>
+          <w:lang w:val="en-US"/>
+        </w:rPr>
+        <w:t>"</w:t>
+      </w:r>
+      <w:r>
+        <w:rPr>
+          <w:rFonts w:asciiTheme="majorBidi" w:hAnsiTheme="majorBidi" w:cstheme="majorBidi"/>
+          <w:lang w:val="en-US"/>
+        </w:rPr>
+        <w:t>,</w:t>
+      </w:r>
+    </w:p>
+    <w:p>
+      <w:pPr>
+        <w:spacing w:after="0" w:line="240" w:lineRule="auto"/>
+        <w:rPr>
+          <w:rFonts w:asciiTheme="majorBidi" w:hAnsiTheme="majorBidi" w:cstheme="majorBidi"/>
+          <w:lang w:val="en-US"/>
+        </w:rPr>
+      </w:pPr>
+      <w:r>
+        <w:rPr>
+          <w:rFonts w:asciiTheme="majorBidi" w:hAnsiTheme="majorBidi" w:cstheme="majorBidi"/>
+          <w:lang w:val="en-US"/>
+        </w:rPr>
+        <w:tab/>
+      </w:r>
+      <w:r>
+        <w:rPr>
+          <w:rFonts w:asciiTheme="majorBidi" w:hAnsiTheme="majorBidi" w:cstheme="majorBidi"/>
           <w:b/>
           <w:bCs/>
           <w:lang w:val="en-US"/>
@@ -11456,6 +11530,7 @@
       <w:r>
         <w:rPr>
           <w:rFonts w:asciiTheme="majorBidi" w:hAnsiTheme="majorBidi" w:cstheme="majorBidi"/>
+          <w:noProof/>
           <w:sz w:val="28"/>
           <w:szCs w:val="28"/>
           <w:lang w:val="en-US"/>
@@ -11682,33 +11757,1437 @@
           <w:rFonts w:asciiTheme="majorBidi" w:hAnsiTheme="majorBidi" w:cstheme="majorBidi"/>
           <w:lang w:val="en-US"/>
         </w:rPr>
+        <w:t xml:space="preserve"> </w:t>
+      </w:r>
+      <w:r>
+        <w:rPr>
+          <w:rFonts w:asciiTheme="majorBidi" w:hAnsiTheme="majorBidi" w:cstheme="majorBidi"/>
+          <w:b/>
+          <w:bCs/>
+          <w:lang w:val="en-US"/>
+        </w:rPr>
+        <w:t>AS</w:t>
+      </w:r>
+      <w:r>
+        <w:rPr>
+          <w:rFonts w:asciiTheme="majorBidi" w:hAnsiTheme="majorBidi" w:cstheme="majorBidi"/>
+          <w:lang w:val="en-US"/>
+        </w:rPr>
+        <w:t xml:space="preserve"> </w:t>
+      </w:r>
+      <w:proofErr w:type="spellStart"/>
+      <w:r>
+        <w:rPr>
+          <w:rFonts w:asciiTheme="majorBidi" w:hAnsiTheme="majorBidi" w:cstheme="majorBidi"/>
+          <w:i/>
+          <w:iCs/>
+          <w:lang w:val="en-US"/>
+        </w:rPr>
+        <w:t>genre_id</w:t>
+      </w:r>
+      <w:proofErr w:type="spellEnd"/>
+      <w:r>
+        <w:rPr>
+          <w:rFonts w:asciiTheme="majorBidi" w:hAnsiTheme="majorBidi" w:cstheme="majorBidi"/>
+          <w:lang w:val="en-US"/>
+        </w:rPr>
+        <w:t>,</w:t>
+      </w:r>
+    </w:p>
+    <w:p>
+      <w:pPr>
+        <w:spacing w:after="0" w:line="240" w:lineRule="auto"/>
+        <w:rPr>
+          <w:rFonts w:asciiTheme="majorBidi" w:hAnsiTheme="majorBidi" w:cstheme="majorBidi"/>
+          <w:lang w:val="en-US"/>
+        </w:rPr>
+      </w:pPr>
+      <w:r>
+        <w:rPr>
+          <w:rFonts w:asciiTheme="majorBidi" w:hAnsiTheme="majorBidi" w:cstheme="majorBidi"/>
+          <w:lang w:val="en-US"/>
+        </w:rPr>
+        <w:t xml:space="preserve">        </w:t>
+      </w:r>
+      <w:proofErr w:type="gramStart"/>
+      <w:r>
+        <w:rPr>
+          <w:rFonts w:asciiTheme="majorBidi" w:hAnsiTheme="majorBidi" w:cstheme="majorBidi"/>
+          <w:b/>
+          <w:bCs/>
+          <w:lang w:val="en-US"/>
+        </w:rPr>
+        <w:t>count</w:t>
+      </w:r>
+      <w:r>
+        <w:rPr>
+          <w:rFonts w:asciiTheme="majorBidi" w:hAnsiTheme="majorBidi" w:cstheme="majorBidi"/>
+          <w:lang w:val="en-US"/>
+        </w:rPr>
+        <w:t>(</w:t>
+      </w:r>
+      <w:proofErr w:type="gramEnd"/>
+      <w:r>
+        <w:rPr>
+          <w:rFonts w:asciiTheme="majorBidi" w:hAnsiTheme="majorBidi" w:cstheme="majorBidi"/>
+          <w:lang w:val="en-US"/>
+        </w:rPr>
+        <w:t xml:space="preserve">)   </w:t>
+      </w:r>
+      <w:r>
+        <w:rPr>
+          <w:rFonts w:asciiTheme="majorBidi" w:hAnsiTheme="majorBidi" w:cstheme="majorBidi"/>
+          <w:b/>
+          <w:bCs/>
+          <w:lang w:val="en-US"/>
+        </w:rPr>
+        <w:t>AS</w:t>
+      </w:r>
+      <w:r>
+        <w:rPr>
+          <w:rFonts w:asciiTheme="majorBidi" w:hAnsiTheme="majorBidi" w:cstheme="majorBidi"/>
+          <w:lang w:val="en-US"/>
+        </w:rPr>
+        <w:t xml:space="preserve"> </w:t>
+      </w:r>
+      <w:r>
+        <w:rPr>
+          <w:rFonts w:asciiTheme="majorBidi" w:hAnsiTheme="majorBidi" w:cstheme="majorBidi"/>
+          <w:i/>
+          <w:iCs/>
+          <w:lang w:val="en-US"/>
+        </w:rPr>
+        <w:t>views</w:t>
+      </w:r>
+    </w:p>
+    <w:p>
+      <w:pPr>
+        <w:spacing w:after="0" w:line="240" w:lineRule="auto"/>
+        <w:rPr>
+          <w:rFonts w:asciiTheme="majorBidi" w:hAnsiTheme="majorBidi" w:cstheme="majorBidi"/>
+          <w:lang w:val="en-US"/>
+        </w:rPr>
+      </w:pPr>
+      <w:r>
+        <w:rPr>
+          <w:rFonts w:asciiTheme="majorBidi" w:hAnsiTheme="majorBidi" w:cstheme="majorBidi"/>
+          <w:lang w:val="en-US"/>
+        </w:rPr>
+        <w:t xml:space="preserve">    </w:t>
+      </w:r>
+      <w:r>
+        <w:rPr>
+          <w:rFonts w:asciiTheme="majorBidi" w:hAnsiTheme="majorBidi" w:cstheme="majorBidi"/>
+          <w:b/>
+          <w:bCs/>
+          <w:lang w:val="en-US"/>
+        </w:rPr>
+        <w:t>FROM</w:t>
+      </w:r>
+      <w:r>
+        <w:rPr>
+          <w:rFonts w:asciiTheme="majorBidi" w:hAnsiTheme="majorBidi" w:cstheme="majorBidi"/>
+          <w:lang w:val="en-US"/>
+        </w:rPr>
+        <w:t xml:space="preserve"> </w:t>
+      </w:r>
+      <w:proofErr w:type="spellStart"/>
+      <w:r>
+        <w:rPr>
+          <w:rFonts w:asciiTheme="majorBidi" w:hAnsiTheme="majorBidi" w:cstheme="majorBidi"/>
+          <w:lang w:val="en-US"/>
+        </w:rPr>
+        <w:t>stream_events</w:t>
+      </w:r>
+      <w:proofErr w:type="spellEnd"/>
+      <w:r>
+        <w:rPr>
+          <w:rFonts w:asciiTheme="majorBidi" w:hAnsiTheme="majorBidi" w:cstheme="majorBidi"/>
+          <w:lang w:val="en-US"/>
+        </w:rPr>
+        <w:t xml:space="preserve"> </w:t>
+      </w:r>
+      <w:proofErr w:type="gramStart"/>
+      <w:r>
+        <w:rPr>
+          <w:rFonts w:asciiTheme="majorBidi" w:hAnsiTheme="majorBidi" w:cstheme="majorBidi"/>
+          <w:b/>
+          <w:bCs/>
+          <w:lang w:val="en-US"/>
+        </w:rPr>
+        <w:t>AS</w:t>
+      </w:r>
+      <w:r>
+        <w:rPr>
+          <w:rFonts w:asciiTheme="majorBidi" w:hAnsiTheme="majorBidi" w:cstheme="majorBidi"/>
+          <w:lang w:val="en-US"/>
+        </w:rPr>
+        <w:t xml:space="preserve"> </w:t>
+      </w:r>
+      <w:r>
+        <w:rPr>
+          <w:rFonts w:asciiTheme="majorBidi" w:hAnsiTheme="majorBidi" w:cstheme="majorBidi"/>
+          <w:i/>
+          <w:iCs/>
+          <w:lang w:val="en-US"/>
+        </w:rPr>
+        <w:t>e</w:t>
+      </w:r>
+      <w:proofErr w:type="gramEnd"/>
+    </w:p>
+    <w:p>
+      <w:pPr>
+        <w:spacing w:after="0" w:line="240" w:lineRule="auto"/>
+        <w:rPr>
+          <w:rFonts w:asciiTheme="majorBidi" w:hAnsiTheme="majorBidi" w:cstheme="majorBidi"/>
+          <w:lang w:val="en-US"/>
+        </w:rPr>
+      </w:pPr>
+      <w:r>
+        <w:rPr>
+          <w:rFonts w:asciiTheme="majorBidi" w:hAnsiTheme="majorBidi" w:cstheme="majorBidi"/>
+          <w:lang w:val="en-US"/>
+        </w:rPr>
+        <w:t xml:space="preserve">    </w:t>
+      </w:r>
+      <w:r>
+        <w:rPr>
+          <w:rFonts w:asciiTheme="majorBidi" w:hAnsiTheme="majorBidi" w:cstheme="majorBidi"/>
+          <w:b/>
+          <w:bCs/>
+          <w:lang w:val="en-US"/>
+        </w:rPr>
+        <w:t>INNER</w:t>
+      </w:r>
+      <w:r>
+        <w:rPr>
+          <w:rFonts w:asciiTheme="majorBidi" w:hAnsiTheme="majorBidi" w:cstheme="majorBidi"/>
+          <w:lang w:val="en-US"/>
+        </w:rPr>
+        <w:t xml:space="preserve"> </w:t>
+      </w:r>
+      <w:r>
+        <w:rPr>
+          <w:rFonts w:asciiTheme="majorBidi" w:hAnsiTheme="majorBidi" w:cstheme="majorBidi"/>
+          <w:b/>
+          <w:bCs/>
+          <w:lang w:val="en-US"/>
+        </w:rPr>
+        <w:t>JOIN</w:t>
+      </w:r>
+      <w:r>
+        <w:rPr>
+          <w:rFonts w:asciiTheme="majorBidi" w:hAnsiTheme="majorBidi" w:cstheme="majorBidi"/>
+          <w:lang w:val="en-US"/>
+        </w:rPr>
+        <w:t xml:space="preserve"> </w:t>
+      </w:r>
+      <w:proofErr w:type="spellStart"/>
+      <w:r>
+        <w:rPr>
+          <w:rFonts w:asciiTheme="majorBidi" w:hAnsiTheme="majorBidi" w:cstheme="majorBidi"/>
+          <w:lang w:val="en-US"/>
+        </w:rPr>
+        <w:t>content_catalog</w:t>
+      </w:r>
+      <w:proofErr w:type="spellEnd"/>
+      <w:r>
+        <w:rPr>
+          <w:rFonts w:asciiTheme="majorBidi" w:hAnsiTheme="majorBidi" w:cstheme="majorBidi"/>
+          <w:lang w:val="en-US"/>
+        </w:rPr>
+        <w:t xml:space="preserve"> </w:t>
+      </w:r>
+      <w:r>
+        <w:rPr>
+          <w:rFonts w:asciiTheme="majorBidi" w:hAnsiTheme="majorBidi" w:cstheme="majorBidi"/>
+          <w:b/>
+          <w:bCs/>
+          <w:lang w:val="en-US"/>
+        </w:rPr>
+        <w:t>AS</w:t>
+      </w:r>
+      <w:r>
+        <w:rPr>
+          <w:rFonts w:asciiTheme="majorBidi" w:hAnsiTheme="majorBidi" w:cstheme="majorBidi"/>
+          <w:lang w:val="en-US"/>
+        </w:rPr>
+        <w:t xml:space="preserve"> </w:t>
+      </w:r>
+      <w:r>
+        <w:rPr>
+          <w:rFonts w:asciiTheme="majorBidi" w:hAnsiTheme="majorBidi" w:cstheme="majorBidi"/>
+          <w:i/>
+          <w:iCs/>
+          <w:lang w:val="en-US"/>
+        </w:rPr>
+        <w:t>c</w:t>
+      </w:r>
+      <w:r>
+        <w:rPr>
+          <w:rFonts w:asciiTheme="majorBidi" w:hAnsiTheme="majorBidi" w:cstheme="majorBidi"/>
+          <w:lang w:val="en-US"/>
+        </w:rPr>
+        <w:t xml:space="preserve"> </w:t>
+      </w:r>
+      <w:r>
+        <w:rPr>
+          <w:rFonts w:asciiTheme="majorBidi" w:hAnsiTheme="majorBidi" w:cstheme="majorBidi"/>
+          <w:b/>
+          <w:bCs/>
+          <w:lang w:val="en-US"/>
+        </w:rPr>
+        <w:t>ON</w:t>
+      </w:r>
+      <w:r>
+        <w:rPr>
+          <w:rFonts w:asciiTheme="majorBidi" w:hAnsiTheme="majorBidi" w:cstheme="majorBidi"/>
+          <w:lang w:val="en-US"/>
+        </w:rPr>
+        <w:t xml:space="preserve"> </w:t>
+      </w:r>
+      <w:proofErr w:type="spellStart"/>
+      <w:proofErr w:type="gramStart"/>
+      <w:r>
+        <w:rPr>
+          <w:rFonts w:asciiTheme="majorBidi" w:hAnsiTheme="majorBidi" w:cstheme="majorBidi"/>
+          <w:i/>
+          <w:iCs/>
+          <w:lang w:val="en-US"/>
+        </w:rPr>
+        <w:t>c</w:t>
+      </w:r>
+      <w:r>
+        <w:rPr>
+          <w:rFonts w:asciiTheme="majorBidi" w:hAnsiTheme="majorBidi" w:cstheme="majorBidi"/>
+          <w:lang w:val="en-US"/>
+        </w:rPr>
+        <w:t>.content</w:t>
+      </w:r>
+      <w:proofErr w:type="gramEnd"/>
+      <w:r>
+        <w:rPr>
+          <w:rFonts w:asciiTheme="majorBidi" w:hAnsiTheme="majorBidi" w:cstheme="majorBidi"/>
+          <w:lang w:val="en-US"/>
+        </w:rPr>
+        <w:t>_id</w:t>
+      </w:r>
+      <w:proofErr w:type="spellEnd"/>
+      <w:r>
+        <w:rPr>
+          <w:rFonts w:asciiTheme="majorBidi" w:hAnsiTheme="majorBidi" w:cstheme="majorBidi"/>
+          <w:lang w:val="en-US"/>
+        </w:rPr>
+        <w:t xml:space="preserve"> = </w:t>
+      </w:r>
+      <w:proofErr w:type="spellStart"/>
+      <w:proofErr w:type="gramStart"/>
+      <w:r>
+        <w:rPr>
+          <w:rFonts w:asciiTheme="majorBidi" w:hAnsiTheme="majorBidi" w:cstheme="majorBidi"/>
+          <w:i/>
+          <w:iCs/>
+          <w:lang w:val="en-US"/>
+        </w:rPr>
+        <w:t>e</w:t>
+      </w:r>
+      <w:r>
+        <w:rPr>
+          <w:rFonts w:asciiTheme="majorBidi" w:hAnsiTheme="majorBidi" w:cstheme="majorBidi"/>
+          <w:lang w:val="en-US"/>
+        </w:rPr>
+        <w:t>.content</w:t>
+      </w:r>
+      <w:proofErr w:type="gramEnd"/>
+      <w:r>
+        <w:rPr>
+          <w:rFonts w:asciiTheme="majorBidi" w:hAnsiTheme="majorBidi" w:cstheme="majorBidi"/>
+          <w:lang w:val="en-US"/>
+        </w:rPr>
+        <w:t>_id</w:t>
+      </w:r>
+      <w:proofErr w:type="spellEnd"/>
+    </w:p>
+    <w:p>
+      <w:pPr>
+        <w:spacing w:after="0" w:line="240" w:lineRule="auto"/>
+        <w:rPr>
+          <w:rFonts w:asciiTheme="majorBidi" w:hAnsiTheme="majorBidi" w:cstheme="majorBidi"/>
+          <w:lang w:val="en-US"/>
+        </w:rPr>
+      </w:pPr>
+      <w:r>
+        <w:rPr>
+          <w:rFonts w:asciiTheme="majorBidi" w:hAnsiTheme="majorBidi" w:cstheme="majorBidi"/>
+          <w:lang w:val="en-US"/>
+        </w:rPr>
+        <w:t xml:space="preserve">    </w:t>
+      </w:r>
+      <w:r>
+        <w:rPr>
+          <w:rFonts w:asciiTheme="majorBidi" w:hAnsiTheme="majorBidi" w:cstheme="majorBidi"/>
+          <w:b/>
+          <w:bCs/>
+          <w:lang w:val="en-US"/>
+        </w:rPr>
+        <w:t>ARRAY</w:t>
+      </w:r>
+      <w:r>
+        <w:rPr>
+          <w:rFonts w:asciiTheme="majorBidi" w:hAnsiTheme="majorBidi" w:cstheme="majorBidi"/>
+          <w:lang w:val="en-US"/>
+        </w:rPr>
+        <w:t xml:space="preserve"> </w:t>
+      </w:r>
+      <w:r>
+        <w:rPr>
+          <w:rFonts w:asciiTheme="majorBidi" w:hAnsiTheme="majorBidi" w:cstheme="majorBidi"/>
+          <w:b/>
+          <w:bCs/>
+          <w:lang w:val="en-US"/>
+        </w:rPr>
+        <w:t>JOIN</w:t>
+      </w:r>
+      <w:r>
+        <w:rPr>
+          <w:rFonts w:asciiTheme="majorBidi" w:hAnsiTheme="majorBidi" w:cstheme="majorBidi"/>
+          <w:lang w:val="en-US"/>
+        </w:rPr>
+        <w:t xml:space="preserve"> </w:t>
+      </w:r>
+      <w:proofErr w:type="spellStart"/>
+      <w:proofErr w:type="gramStart"/>
+      <w:r>
+        <w:rPr>
+          <w:rFonts w:asciiTheme="majorBidi" w:hAnsiTheme="majorBidi" w:cstheme="majorBidi"/>
+          <w:lang w:val="en-US"/>
+        </w:rPr>
+        <w:t>c.genre</w:t>
+      </w:r>
+      <w:proofErr w:type="gramEnd"/>
+      <w:r>
+        <w:rPr>
+          <w:rFonts w:asciiTheme="majorBidi" w:hAnsiTheme="majorBidi" w:cstheme="majorBidi"/>
+          <w:lang w:val="en-US"/>
+        </w:rPr>
+        <w:t>_ids</w:t>
+      </w:r>
+      <w:proofErr w:type="spellEnd"/>
+      <w:r>
+        <w:rPr>
+          <w:rFonts w:asciiTheme="majorBidi" w:hAnsiTheme="majorBidi" w:cstheme="majorBidi"/>
+          <w:lang w:val="en-US"/>
+        </w:rPr>
+        <w:t xml:space="preserve"> </w:t>
+      </w:r>
+      <w:r>
+        <w:rPr>
+          <w:rFonts w:asciiTheme="majorBidi" w:hAnsiTheme="majorBidi" w:cstheme="majorBidi"/>
+          <w:b/>
+          <w:bCs/>
+          <w:lang w:val="en-US"/>
+        </w:rPr>
+        <w:t>AS</w:t>
+      </w:r>
+      <w:r>
+        <w:rPr>
+          <w:rFonts w:asciiTheme="majorBidi" w:hAnsiTheme="majorBidi" w:cstheme="majorBidi"/>
+          <w:lang w:val="en-US"/>
+        </w:rPr>
+        <w:t xml:space="preserve"> g</w:t>
+      </w:r>
+    </w:p>
+    <w:p>
+      <w:pPr>
+        <w:spacing w:after="0" w:line="240" w:lineRule="auto"/>
+        <w:rPr>
+          <w:rFonts w:asciiTheme="majorBidi" w:hAnsiTheme="majorBidi" w:cstheme="majorBidi"/>
+          <w:lang w:val="en-US"/>
+        </w:rPr>
+      </w:pPr>
+      <w:r>
+        <w:rPr>
+          <w:rFonts w:asciiTheme="majorBidi" w:hAnsiTheme="majorBidi" w:cstheme="majorBidi"/>
+          <w:lang w:val="en-US"/>
+        </w:rPr>
+        <w:t xml:space="preserve">    </w:t>
+      </w:r>
+      <w:r>
+        <w:rPr>
+          <w:rFonts w:asciiTheme="majorBidi" w:hAnsiTheme="majorBidi" w:cstheme="majorBidi"/>
+          <w:b/>
+          <w:bCs/>
+          <w:lang w:val="en-US"/>
+        </w:rPr>
+        <w:t>GROUP</w:t>
+      </w:r>
+      <w:r>
+        <w:rPr>
+          <w:rFonts w:asciiTheme="majorBidi" w:hAnsiTheme="majorBidi" w:cstheme="majorBidi"/>
+          <w:lang w:val="en-US"/>
+        </w:rPr>
+        <w:t xml:space="preserve"> </w:t>
+      </w:r>
+      <w:r>
+        <w:rPr>
+          <w:rFonts w:asciiTheme="majorBidi" w:hAnsiTheme="majorBidi" w:cstheme="majorBidi"/>
+          <w:b/>
+          <w:bCs/>
+          <w:lang w:val="en-US"/>
+        </w:rPr>
+        <w:t>BY</w:t>
+      </w:r>
+      <w:r>
+        <w:rPr>
+          <w:rFonts w:asciiTheme="majorBidi" w:hAnsiTheme="majorBidi" w:cstheme="majorBidi"/>
+          <w:lang w:val="en-US"/>
+        </w:rPr>
+        <w:t xml:space="preserve"> device, </w:t>
+      </w:r>
+      <w:proofErr w:type="spellStart"/>
+      <w:r>
+        <w:rPr>
+          <w:rFonts w:asciiTheme="majorBidi" w:hAnsiTheme="majorBidi" w:cstheme="majorBidi"/>
+          <w:i/>
+          <w:iCs/>
+          <w:lang w:val="en-US"/>
+        </w:rPr>
+        <w:t>genre_id</w:t>
+      </w:r>
+      <w:proofErr w:type="spellEnd"/>
+    </w:p>
+    <w:p>
+      <w:pPr>
+        <w:spacing w:after="0" w:line="240" w:lineRule="auto"/>
+        <w:rPr>
+          <w:rFonts w:asciiTheme="majorBidi" w:hAnsiTheme="majorBidi" w:cstheme="majorBidi"/>
+          <w:lang w:val="en-US"/>
+        </w:rPr>
+      </w:pPr>
+      <w:r>
+        <w:rPr>
+          <w:rFonts w:asciiTheme="majorBidi" w:hAnsiTheme="majorBidi" w:cstheme="majorBidi"/>
+          <w:lang w:val="en-US"/>
+        </w:rPr>
+        <w:t>),</w:t>
+      </w:r>
+    </w:p>
+    <w:p>
+      <w:pPr>
+        <w:spacing w:after="0" w:line="240" w:lineRule="auto"/>
+        <w:rPr>
+          <w:rFonts w:asciiTheme="majorBidi" w:hAnsiTheme="majorBidi" w:cstheme="majorBidi"/>
+          <w:lang w:val="en-US"/>
+        </w:rPr>
+      </w:pPr>
+      <w:r>
+        <w:rPr>
+          <w:rFonts w:asciiTheme="majorBidi" w:hAnsiTheme="majorBidi" w:cstheme="majorBidi"/>
+          <w:i/>
+          <w:iCs/>
+          <w:lang w:val="en-US"/>
+        </w:rPr>
+        <w:t>shares</w:t>
+      </w:r>
+      <w:r>
+        <w:rPr>
+          <w:rFonts w:asciiTheme="majorBidi" w:hAnsiTheme="majorBidi" w:cstheme="majorBidi"/>
+          <w:lang w:val="en-US"/>
+        </w:rPr>
+        <w:t xml:space="preserve"> </w:t>
+      </w:r>
+      <w:r>
+        <w:rPr>
+          <w:rFonts w:asciiTheme="majorBidi" w:hAnsiTheme="majorBidi" w:cstheme="majorBidi"/>
+          <w:b/>
+          <w:bCs/>
+          <w:lang w:val="en-US"/>
+        </w:rPr>
+        <w:t>AS</w:t>
+      </w:r>
+      <w:r>
+        <w:rPr>
+          <w:rFonts w:asciiTheme="majorBidi" w:hAnsiTheme="majorBidi" w:cstheme="majorBidi"/>
+          <w:lang w:val="en-US"/>
+        </w:rPr>
+        <w:t xml:space="preserve"> (</w:t>
+      </w:r>
+    </w:p>
+    <w:p>
+      <w:pPr>
+        <w:spacing w:after="0" w:line="240" w:lineRule="auto"/>
+        <w:rPr>
+          <w:rFonts w:asciiTheme="majorBidi" w:hAnsiTheme="majorBidi" w:cstheme="majorBidi"/>
+          <w:lang w:val="en-US"/>
+        </w:rPr>
+      </w:pPr>
+      <w:r>
+        <w:rPr>
+          <w:rFonts w:asciiTheme="majorBidi" w:hAnsiTheme="majorBidi" w:cstheme="majorBidi"/>
+          <w:lang w:val="en-US"/>
+        </w:rPr>
+        <w:t xml:space="preserve">    </w:t>
+      </w:r>
+      <w:r>
+        <w:rPr>
+          <w:rFonts w:asciiTheme="majorBidi" w:hAnsiTheme="majorBidi" w:cstheme="majorBidi"/>
+          <w:b/>
+          <w:bCs/>
+          <w:lang w:val="en-US"/>
+        </w:rPr>
+        <w:t>SELECT</w:t>
+      </w:r>
+    </w:p>
+    <w:p>
+      <w:pPr>
+        <w:spacing w:after="0" w:line="240" w:lineRule="auto"/>
+        <w:rPr>
+          <w:rFonts w:asciiTheme="majorBidi" w:hAnsiTheme="majorBidi" w:cstheme="majorBidi"/>
+          <w:lang w:val="en-US"/>
+        </w:rPr>
+      </w:pPr>
+      <w:r>
+        <w:rPr>
+          <w:rFonts w:asciiTheme="majorBidi" w:hAnsiTheme="majorBidi" w:cstheme="majorBidi"/>
+          <w:lang w:val="en-US"/>
+        </w:rPr>
+        <w:t xml:space="preserve">        </w:t>
+      </w:r>
+      <w:r>
+        <w:rPr>
+          <w:rFonts w:asciiTheme="majorBidi" w:hAnsiTheme="majorBidi" w:cstheme="majorBidi"/>
+          <w:i/>
+          <w:iCs/>
+          <w:lang w:val="en-US"/>
+        </w:rPr>
+        <w:t>device</w:t>
+      </w:r>
+      <w:r>
+        <w:rPr>
+          <w:rFonts w:asciiTheme="majorBidi" w:hAnsiTheme="majorBidi" w:cstheme="majorBidi"/>
+          <w:lang w:val="en-US"/>
+        </w:rPr>
+        <w:t>,</w:t>
+      </w:r>
+    </w:p>
+    <w:p>
+      <w:pPr>
+        <w:spacing w:after="0" w:line="240" w:lineRule="auto"/>
+        <w:rPr>
+          <w:rFonts w:asciiTheme="majorBidi" w:hAnsiTheme="majorBidi" w:cstheme="majorBidi"/>
+          <w:lang w:val="en-US"/>
+        </w:rPr>
+      </w:pPr>
+      <w:r>
+        <w:rPr>
+          <w:rFonts w:asciiTheme="majorBidi" w:hAnsiTheme="majorBidi" w:cstheme="majorBidi"/>
+          <w:lang w:val="en-US"/>
+        </w:rPr>
+        <w:t xml:space="preserve">        </w:t>
+      </w:r>
+      <w:proofErr w:type="spellStart"/>
+      <w:r>
+        <w:rPr>
+          <w:rFonts w:asciiTheme="majorBidi" w:hAnsiTheme="majorBidi" w:cstheme="majorBidi"/>
+          <w:i/>
+          <w:iCs/>
+          <w:lang w:val="en-US"/>
+        </w:rPr>
+        <w:t>genre_id</w:t>
+      </w:r>
+      <w:proofErr w:type="spellEnd"/>
+      <w:r>
+        <w:rPr>
+          <w:rFonts w:asciiTheme="majorBidi" w:hAnsiTheme="majorBidi" w:cstheme="majorBidi"/>
+          <w:lang w:val="en-US"/>
+        </w:rPr>
+        <w:t>,</w:t>
+      </w:r>
+    </w:p>
+    <w:p>
+      <w:pPr>
+        <w:spacing w:after="0" w:line="240" w:lineRule="auto"/>
+        <w:rPr>
+          <w:rFonts w:asciiTheme="majorBidi" w:hAnsiTheme="majorBidi" w:cstheme="majorBidi"/>
+          <w:lang w:val="en-US"/>
+        </w:rPr>
+      </w:pPr>
+      <w:r>
+        <w:rPr>
+          <w:rFonts w:asciiTheme="majorBidi" w:hAnsiTheme="majorBidi" w:cstheme="majorBidi"/>
+          <w:lang w:val="en-US"/>
+        </w:rPr>
+        <w:t xml:space="preserve">        </w:t>
+      </w:r>
+      <w:r>
+        <w:rPr>
+          <w:rFonts w:asciiTheme="majorBidi" w:hAnsiTheme="majorBidi" w:cstheme="majorBidi"/>
+          <w:i/>
+          <w:iCs/>
+          <w:lang w:val="en-US"/>
+        </w:rPr>
+        <w:t>views</w:t>
+      </w:r>
+      <w:r>
+        <w:rPr>
+          <w:rFonts w:asciiTheme="majorBidi" w:hAnsiTheme="majorBidi" w:cstheme="majorBidi"/>
+          <w:lang w:val="en-US"/>
+        </w:rPr>
+        <w:t>,</w:t>
+      </w:r>
+    </w:p>
+    <w:p>
+      <w:pPr>
+        <w:spacing w:after="0" w:line="240" w:lineRule="auto"/>
+        <w:rPr>
+          <w:rFonts w:asciiTheme="majorBidi" w:hAnsiTheme="majorBidi" w:cstheme="majorBidi"/>
+          <w:lang w:val="en-US"/>
+        </w:rPr>
+      </w:pPr>
+      <w:r>
+        <w:rPr>
+          <w:rFonts w:asciiTheme="majorBidi" w:hAnsiTheme="majorBidi" w:cstheme="majorBidi"/>
+          <w:lang w:val="en-US"/>
+        </w:rPr>
+        <w:t xml:space="preserve">        </w:t>
+      </w:r>
+      <w:r>
+        <w:rPr>
+          <w:rFonts w:asciiTheme="majorBidi" w:hAnsiTheme="majorBidi" w:cstheme="majorBidi"/>
+          <w:i/>
+          <w:iCs/>
+          <w:lang w:val="en-US"/>
+        </w:rPr>
+        <w:t>views</w:t>
+      </w:r>
+      <w:r>
+        <w:rPr>
+          <w:rFonts w:asciiTheme="majorBidi" w:hAnsiTheme="majorBidi" w:cstheme="majorBidi"/>
+          <w:lang w:val="en-US"/>
+        </w:rPr>
+        <w:t xml:space="preserve"> / </w:t>
+      </w:r>
+      <w:r>
+        <w:rPr>
+          <w:rFonts w:asciiTheme="majorBidi" w:hAnsiTheme="majorBidi" w:cstheme="majorBidi"/>
+          <w:b/>
+          <w:bCs/>
+          <w:lang w:val="en-US"/>
+        </w:rPr>
+        <w:t>sum</w:t>
+      </w:r>
+      <w:r>
+        <w:rPr>
+          <w:rFonts w:asciiTheme="majorBidi" w:hAnsiTheme="majorBidi" w:cstheme="majorBidi"/>
+          <w:lang w:val="en-US"/>
+        </w:rPr>
+        <w:t>(</w:t>
+      </w:r>
+      <w:r>
+        <w:rPr>
+          <w:rFonts w:asciiTheme="majorBidi" w:hAnsiTheme="majorBidi" w:cstheme="majorBidi"/>
+          <w:i/>
+          <w:iCs/>
+          <w:lang w:val="en-US"/>
+        </w:rPr>
+        <w:t>views</w:t>
+      </w:r>
+      <w:r>
+        <w:rPr>
+          <w:rFonts w:asciiTheme="majorBidi" w:hAnsiTheme="majorBidi" w:cstheme="majorBidi"/>
+          <w:lang w:val="en-US"/>
+        </w:rPr>
+        <w:t xml:space="preserve">) </w:t>
+      </w:r>
+      <w:r>
+        <w:rPr>
+          <w:rFonts w:asciiTheme="majorBidi" w:hAnsiTheme="majorBidi" w:cstheme="majorBidi"/>
+          <w:b/>
+          <w:bCs/>
+          <w:lang w:val="en-US"/>
+        </w:rPr>
+        <w:t>OVER</w:t>
+      </w:r>
+      <w:r>
+        <w:rPr>
+          <w:rFonts w:asciiTheme="majorBidi" w:hAnsiTheme="majorBidi" w:cstheme="majorBidi"/>
+          <w:lang w:val="en-US"/>
+        </w:rPr>
+        <w:t xml:space="preserve"> (</w:t>
+      </w:r>
+      <w:r>
+        <w:rPr>
+          <w:rFonts w:asciiTheme="majorBidi" w:hAnsiTheme="majorBidi" w:cstheme="majorBidi"/>
+          <w:b/>
+          <w:bCs/>
+          <w:lang w:val="en-US"/>
+        </w:rPr>
+        <w:t>PARTITION</w:t>
+      </w:r>
+      <w:r>
+        <w:rPr>
+          <w:rFonts w:asciiTheme="majorBidi" w:hAnsiTheme="majorBidi" w:cstheme="majorBidi"/>
+          <w:lang w:val="en-US"/>
+        </w:rPr>
+        <w:t xml:space="preserve"> </w:t>
+      </w:r>
+      <w:r>
+        <w:rPr>
+          <w:rFonts w:asciiTheme="majorBidi" w:hAnsiTheme="majorBidi" w:cstheme="majorBidi"/>
+          <w:b/>
+          <w:bCs/>
+          <w:lang w:val="en-US"/>
+        </w:rPr>
+        <w:t>BY</w:t>
+      </w:r>
+      <w:r>
+        <w:rPr>
+          <w:rFonts w:asciiTheme="majorBidi" w:hAnsiTheme="majorBidi" w:cstheme="majorBidi"/>
+          <w:lang w:val="en-US"/>
+        </w:rPr>
+        <w:t xml:space="preserve"> </w:t>
+      </w:r>
+      <w:proofErr w:type="gramStart"/>
+      <w:r>
+        <w:rPr>
+          <w:rFonts w:asciiTheme="majorBidi" w:hAnsiTheme="majorBidi" w:cstheme="majorBidi"/>
+          <w:lang w:val="en-US"/>
+        </w:rPr>
+        <w:t xml:space="preserve">device)   </w:t>
+      </w:r>
+      <w:proofErr w:type="gramEnd"/>
+      <w:r>
+        <w:rPr>
+          <w:rFonts w:asciiTheme="majorBidi" w:hAnsiTheme="majorBidi" w:cstheme="majorBidi"/>
+          <w:lang w:val="en-US"/>
+        </w:rPr>
+        <w:t xml:space="preserve"> </w:t>
+      </w:r>
+      <w:r>
+        <w:rPr>
+          <w:rFonts w:asciiTheme="majorBidi" w:hAnsiTheme="majorBidi" w:cstheme="majorBidi"/>
+          <w:b/>
+          <w:bCs/>
+          <w:lang w:val="en-US"/>
+        </w:rPr>
+        <w:t>AS</w:t>
+      </w:r>
+      <w:r>
+        <w:rPr>
+          <w:rFonts w:asciiTheme="majorBidi" w:hAnsiTheme="majorBidi" w:cstheme="majorBidi"/>
+          <w:lang w:val="en-US"/>
+        </w:rPr>
+        <w:t xml:space="preserve"> </w:t>
+      </w:r>
+      <w:proofErr w:type="spellStart"/>
+      <w:r>
+        <w:rPr>
+          <w:rFonts w:asciiTheme="majorBidi" w:hAnsiTheme="majorBidi" w:cstheme="majorBidi"/>
+          <w:i/>
+          <w:iCs/>
+          <w:lang w:val="en-US"/>
+        </w:rPr>
+        <w:t>device_share</w:t>
+      </w:r>
+      <w:proofErr w:type="spellEnd"/>
+      <w:r>
+        <w:rPr>
+          <w:rFonts w:asciiTheme="majorBidi" w:hAnsiTheme="majorBidi" w:cstheme="majorBidi"/>
+          <w:lang w:val="en-US"/>
+        </w:rPr>
+        <w:t>,</w:t>
+      </w:r>
+    </w:p>
+    <w:p>
+      <w:pPr>
+        <w:spacing w:after="0" w:line="240" w:lineRule="auto"/>
+        <w:rPr>
+          <w:rFonts w:asciiTheme="majorBidi" w:hAnsiTheme="majorBidi" w:cstheme="majorBidi"/>
+          <w:lang w:val="en-US"/>
+        </w:rPr>
+      </w:pPr>
+      <w:r>
+        <w:rPr>
+          <w:rFonts w:asciiTheme="majorBidi" w:hAnsiTheme="majorBidi" w:cstheme="majorBidi"/>
+          <w:lang w:val="en-US"/>
+        </w:rPr>
+        <w:t xml:space="preserve">        </w:t>
+      </w:r>
+      <w:r>
+        <w:rPr>
+          <w:rFonts w:asciiTheme="majorBidi" w:hAnsiTheme="majorBidi" w:cstheme="majorBidi"/>
+          <w:b/>
+          <w:bCs/>
+          <w:lang w:val="en-US"/>
+        </w:rPr>
+        <w:t>sum</w:t>
+      </w:r>
+      <w:r>
+        <w:rPr>
+          <w:rFonts w:asciiTheme="majorBidi" w:hAnsiTheme="majorBidi" w:cstheme="majorBidi"/>
+          <w:lang w:val="en-US"/>
+        </w:rPr>
+        <w:t>(</w:t>
+      </w:r>
+      <w:r>
+        <w:rPr>
+          <w:rFonts w:asciiTheme="majorBidi" w:hAnsiTheme="majorBidi" w:cstheme="majorBidi"/>
+          <w:i/>
+          <w:iCs/>
+          <w:lang w:val="en-US"/>
+        </w:rPr>
+        <w:t>views</w:t>
+      </w:r>
+      <w:r>
+        <w:rPr>
+          <w:rFonts w:asciiTheme="majorBidi" w:hAnsiTheme="majorBidi" w:cstheme="majorBidi"/>
+          <w:lang w:val="en-US"/>
+        </w:rPr>
+        <w:t xml:space="preserve">) </w:t>
+      </w:r>
+      <w:r>
+        <w:rPr>
+          <w:rFonts w:asciiTheme="majorBidi" w:hAnsiTheme="majorBidi" w:cstheme="majorBidi"/>
+          <w:b/>
+          <w:bCs/>
+          <w:lang w:val="en-US"/>
+        </w:rPr>
+        <w:t>OVER</w:t>
+      </w:r>
+      <w:r>
+        <w:rPr>
+          <w:rFonts w:asciiTheme="majorBidi" w:hAnsiTheme="majorBidi" w:cstheme="majorBidi"/>
+          <w:lang w:val="en-US"/>
+        </w:rPr>
+        <w:t xml:space="preserve"> (</w:t>
+      </w:r>
+      <w:r>
+        <w:rPr>
+          <w:rFonts w:asciiTheme="majorBidi" w:hAnsiTheme="majorBidi" w:cstheme="majorBidi"/>
+          <w:b/>
+          <w:bCs/>
+          <w:lang w:val="en-US"/>
+        </w:rPr>
+        <w:t>PARTITION</w:t>
+      </w:r>
+      <w:r>
+        <w:rPr>
+          <w:rFonts w:asciiTheme="majorBidi" w:hAnsiTheme="majorBidi" w:cstheme="majorBidi"/>
+          <w:lang w:val="en-US"/>
+        </w:rPr>
+        <w:t xml:space="preserve"> </w:t>
+      </w:r>
+      <w:r>
+        <w:rPr>
+          <w:rFonts w:asciiTheme="majorBidi" w:hAnsiTheme="majorBidi" w:cstheme="majorBidi"/>
+          <w:b/>
+          <w:bCs/>
+          <w:lang w:val="en-US"/>
+        </w:rPr>
+        <w:t>BY</w:t>
+      </w:r>
+      <w:r>
+        <w:rPr>
+          <w:rFonts w:asciiTheme="majorBidi" w:hAnsiTheme="majorBidi" w:cstheme="majorBidi"/>
+          <w:lang w:val="en-US"/>
+        </w:rPr>
+        <w:t xml:space="preserve"> </w:t>
+      </w:r>
+      <w:proofErr w:type="spellStart"/>
+      <w:r>
+        <w:rPr>
+          <w:rFonts w:asciiTheme="majorBidi" w:hAnsiTheme="majorBidi" w:cstheme="majorBidi"/>
+          <w:lang w:val="en-US"/>
+        </w:rPr>
+        <w:t>genre_id</w:t>
+      </w:r>
+      <w:proofErr w:type="spellEnd"/>
+      <w:r>
+        <w:rPr>
+          <w:rFonts w:asciiTheme="majorBidi" w:hAnsiTheme="majorBidi" w:cstheme="majorBidi"/>
+          <w:lang w:val="en-US"/>
+        </w:rPr>
+        <w:t xml:space="preserve">) / </w:t>
+      </w:r>
+      <w:r>
+        <w:rPr>
+          <w:rFonts w:asciiTheme="majorBidi" w:hAnsiTheme="majorBidi" w:cstheme="majorBidi"/>
+          <w:b/>
+          <w:bCs/>
+          <w:lang w:val="en-US"/>
+        </w:rPr>
+        <w:t>sum</w:t>
+      </w:r>
+      <w:r>
+        <w:rPr>
+          <w:rFonts w:asciiTheme="majorBidi" w:hAnsiTheme="majorBidi" w:cstheme="majorBidi"/>
+          <w:lang w:val="en-US"/>
+        </w:rPr>
+        <w:t>(</w:t>
+      </w:r>
+      <w:r>
+        <w:rPr>
+          <w:rFonts w:asciiTheme="majorBidi" w:hAnsiTheme="majorBidi" w:cstheme="majorBidi"/>
+          <w:i/>
+          <w:iCs/>
+          <w:lang w:val="en-US"/>
+        </w:rPr>
+        <w:t>views</w:t>
+      </w:r>
+      <w:r>
+        <w:rPr>
+          <w:rFonts w:asciiTheme="majorBidi" w:hAnsiTheme="majorBidi" w:cstheme="majorBidi"/>
+          <w:lang w:val="en-US"/>
+        </w:rPr>
+        <w:t xml:space="preserve">) </w:t>
+      </w:r>
+      <w:r>
+        <w:rPr>
+          <w:rFonts w:asciiTheme="majorBidi" w:hAnsiTheme="majorBidi" w:cstheme="majorBidi"/>
+          <w:b/>
+          <w:bCs/>
+          <w:lang w:val="en-US"/>
+        </w:rPr>
+        <w:t>OVER</w:t>
+      </w:r>
+      <w:r>
+        <w:rPr>
+          <w:rFonts w:asciiTheme="majorBidi" w:hAnsiTheme="majorBidi" w:cstheme="majorBidi"/>
+          <w:lang w:val="en-US"/>
+        </w:rPr>
+        <w:t xml:space="preserve"> </w:t>
+      </w:r>
+      <w:proofErr w:type="gramStart"/>
+      <w:r>
+        <w:rPr>
+          <w:rFonts w:asciiTheme="majorBidi" w:hAnsiTheme="majorBidi" w:cstheme="majorBidi"/>
+          <w:lang w:val="en-US"/>
+        </w:rPr>
+        <w:t xml:space="preserve">()  </w:t>
+      </w:r>
+      <w:r>
+        <w:rPr>
+          <w:rFonts w:asciiTheme="majorBidi" w:hAnsiTheme="majorBidi" w:cstheme="majorBidi"/>
+          <w:b/>
+          <w:bCs/>
+          <w:lang w:val="en-US"/>
+        </w:rPr>
+        <w:t>AS</w:t>
+      </w:r>
+      <w:proofErr w:type="gramEnd"/>
+      <w:r>
+        <w:rPr>
+          <w:rFonts w:asciiTheme="majorBidi" w:hAnsiTheme="majorBidi" w:cstheme="majorBidi"/>
+          <w:lang w:val="en-US"/>
+        </w:rPr>
+        <w:t xml:space="preserve"> </w:t>
+      </w:r>
+      <w:proofErr w:type="spellStart"/>
+      <w:r>
+        <w:rPr>
+          <w:rFonts w:asciiTheme="majorBidi" w:hAnsiTheme="majorBidi" w:cstheme="majorBidi"/>
+          <w:i/>
+          <w:iCs/>
+          <w:lang w:val="en-US"/>
+        </w:rPr>
+        <w:t>overall_share</w:t>
+      </w:r>
+      <w:proofErr w:type="spellEnd"/>
+    </w:p>
+    <w:p>
+      <w:pPr>
+        <w:spacing w:after="0" w:line="240" w:lineRule="auto"/>
+        <w:rPr>
+          <w:rFonts w:asciiTheme="majorBidi" w:hAnsiTheme="majorBidi" w:cstheme="majorBidi"/>
+          <w:lang w:val="en-US"/>
+        </w:rPr>
+      </w:pPr>
+      <w:r>
+        <w:rPr>
+          <w:rFonts w:asciiTheme="majorBidi" w:hAnsiTheme="majorBidi" w:cstheme="majorBidi"/>
+          <w:lang w:val="en-US"/>
+        </w:rPr>
+        <w:t xml:space="preserve">    </w:t>
+      </w:r>
+      <w:r>
+        <w:rPr>
+          <w:rFonts w:asciiTheme="majorBidi" w:hAnsiTheme="majorBidi" w:cstheme="majorBidi"/>
+          <w:b/>
+          <w:bCs/>
+          <w:lang w:val="en-US"/>
+        </w:rPr>
+        <w:t>FROM</w:t>
+      </w:r>
+      <w:r>
+        <w:rPr>
+          <w:rFonts w:asciiTheme="majorBidi" w:hAnsiTheme="majorBidi" w:cstheme="majorBidi"/>
+          <w:lang w:val="en-US"/>
+        </w:rPr>
+        <w:t xml:space="preserve"> </w:t>
+      </w:r>
+      <w:r>
+        <w:rPr>
+          <w:rFonts w:asciiTheme="majorBidi" w:hAnsiTheme="majorBidi" w:cstheme="majorBidi"/>
+          <w:i/>
+          <w:iCs/>
+          <w:lang w:val="en-US"/>
+        </w:rPr>
+        <w:t>base</w:t>
+      </w:r>
+    </w:p>
+    <w:p>
+      <w:pPr>
+        <w:spacing w:after="0" w:line="240" w:lineRule="auto"/>
+        <w:rPr>
+          <w:rFonts w:asciiTheme="majorBidi" w:hAnsiTheme="majorBidi" w:cstheme="majorBidi"/>
+          <w:lang w:val="en-US"/>
+        </w:rPr>
+      </w:pPr>
+      <w:r>
+        <w:rPr>
+          <w:rFonts w:asciiTheme="majorBidi" w:hAnsiTheme="majorBidi" w:cstheme="majorBidi"/>
+          <w:lang w:val="en-US"/>
+        </w:rPr>
+        <w:t>)</w:t>
+      </w:r>
+    </w:p>
+    <w:p>
+      <w:pPr>
+        <w:spacing w:after="0" w:line="240" w:lineRule="auto"/>
+        <w:rPr>
+          <w:rFonts w:asciiTheme="majorBidi" w:hAnsiTheme="majorBidi" w:cstheme="majorBidi"/>
+          <w:lang w:val="en-US"/>
+        </w:rPr>
+      </w:pPr>
+      <w:r>
+        <w:rPr>
+          <w:rFonts w:asciiTheme="majorBidi" w:hAnsiTheme="majorBidi" w:cstheme="majorBidi"/>
+          <w:b/>
+          <w:bCs/>
+          <w:lang w:val="en-US"/>
+        </w:rPr>
+        <w:t>SELECT</w:t>
+      </w:r>
+    </w:p>
+    <w:p>
+      <w:pPr>
+        <w:spacing w:after="0" w:line="240" w:lineRule="auto"/>
+        <w:rPr>
+          <w:rFonts w:asciiTheme="majorBidi" w:hAnsiTheme="majorBidi" w:cstheme="majorBidi"/>
+          <w:lang w:val="en-US"/>
+        </w:rPr>
+      </w:pPr>
+      <w:r>
+        <w:rPr>
+          <w:rFonts w:asciiTheme="majorBidi" w:hAnsiTheme="majorBidi" w:cstheme="majorBidi"/>
+          <w:lang w:val="en-US"/>
+        </w:rPr>
+        <w:t xml:space="preserve">    device,</w:t>
+      </w:r>
+    </w:p>
+    <w:p>
+      <w:pPr>
+        <w:spacing w:after="0" w:line="240" w:lineRule="auto"/>
+        <w:rPr>
+          <w:rFonts w:asciiTheme="majorBidi" w:hAnsiTheme="majorBidi" w:cstheme="majorBidi"/>
+          <w:lang w:val="en-US"/>
+        </w:rPr>
+      </w:pPr>
+      <w:r>
+        <w:rPr>
+          <w:rFonts w:asciiTheme="majorBidi" w:hAnsiTheme="majorBidi" w:cstheme="majorBidi"/>
+          <w:lang w:val="en-US"/>
+        </w:rPr>
+        <w:t xml:space="preserve">    </w:t>
+      </w:r>
+      <w:proofErr w:type="gramStart"/>
+      <w:r>
+        <w:rPr>
+          <w:rFonts w:asciiTheme="majorBidi" w:hAnsiTheme="majorBidi" w:cstheme="majorBidi"/>
+          <w:b/>
+          <w:bCs/>
+          <w:lang w:val="en-US"/>
+        </w:rPr>
+        <w:t>transform</w:t>
+      </w:r>
+      <w:r>
+        <w:rPr>
+          <w:rFonts w:asciiTheme="majorBidi" w:hAnsiTheme="majorBidi" w:cstheme="majorBidi"/>
+          <w:lang w:val="en-US"/>
+        </w:rPr>
+        <w:t>(</w:t>
+      </w:r>
+      <w:proofErr w:type="gramEnd"/>
+    </w:p>
+    <w:p>
+      <w:pPr>
+        <w:spacing w:after="0" w:line="240" w:lineRule="auto"/>
+        <w:rPr>
+          <w:rFonts w:asciiTheme="majorBidi" w:hAnsiTheme="majorBidi" w:cstheme="majorBidi"/>
+          <w:lang w:val="en-US"/>
+        </w:rPr>
+      </w:pPr>
+      <w:r>
+        <w:rPr>
+          <w:rFonts w:asciiTheme="majorBidi" w:hAnsiTheme="majorBidi" w:cstheme="majorBidi"/>
+          <w:lang w:val="en-US"/>
+        </w:rPr>
+        <w:t xml:space="preserve">        </w:t>
+      </w:r>
+      <w:proofErr w:type="spellStart"/>
+      <w:r>
+        <w:rPr>
+          <w:rFonts w:asciiTheme="majorBidi" w:hAnsiTheme="majorBidi" w:cstheme="majorBidi"/>
+          <w:lang w:val="en-US"/>
+        </w:rPr>
+        <w:t>genre_id</w:t>
+      </w:r>
+      <w:proofErr w:type="spellEnd"/>
+      <w:r>
+        <w:rPr>
+          <w:rFonts w:asciiTheme="majorBidi" w:hAnsiTheme="majorBidi" w:cstheme="majorBidi"/>
+          <w:lang w:val="en-US"/>
+        </w:rPr>
+        <w:t>,</w:t>
+      </w:r>
+    </w:p>
+    <w:p>
+      <w:pPr>
+        <w:spacing w:after="0" w:line="240" w:lineRule="auto"/>
+        <w:rPr>
+          <w:rFonts w:asciiTheme="majorBidi" w:hAnsiTheme="majorBidi" w:cstheme="majorBidi"/>
+          <w:lang w:val="en-US"/>
+        </w:rPr>
+      </w:pPr>
+      <w:r>
+        <w:rPr>
+          <w:rFonts w:asciiTheme="majorBidi" w:hAnsiTheme="majorBidi" w:cstheme="majorBidi"/>
+          <w:lang w:val="en-US"/>
+        </w:rPr>
+        <w:t xml:space="preserve">        [1,2,3,4,5,6,7,8,9,10,11,12],</w:t>
+      </w:r>
+    </w:p>
+    <w:p>
+      <w:pPr>
+        <w:spacing w:after="0" w:line="240" w:lineRule="auto"/>
+        <w:rPr>
+          <w:rFonts w:asciiTheme="majorBidi" w:hAnsiTheme="majorBidi" w:cstheme="majorBidi"/>
+          <w:lang w:val="en-US"/>
+        </w:rPr>
+      </w:pPr>
+      <w:r>
+        <w:rPr>
+          <w:rFonts w:asciiTheme="majorBidi" w:hAnsiTheme="majorBidi" w:cstheme="majorBidi"/>
+          <w:lang w:val="en-US"/>
+        </w:rPr>
+        <w:t xml:space="preserve">        </w:t>
+      </w:r>
+      <w:r>
+        <w:rPr>
+          <w:rFonts w:asciiTheme="majorBidi" w:hAnsiTheme="majorBidi" w:cstheme="majorBidi"/>
+          <w:lang w:val="en-US"/>
+        </w:rPr>
+        <w:t>['</w:t>
+      </w:r>
+      <w:proofErr w:type="gramStart"/>
+      <w:r>
+        <w:rPr>
+          <w:rFonts w:asciiTheme="majorBidi" w:hAnsiTheme="majorBidi" w:cstheme="majorBidi"/>
+        </w:rPr>
+        <w:t>драма</w:t>
+      </w:r>
+      <w:r>
+        <w:rPr>
+          <w:rFonts w:asciiTheme="majorBidi" w:hAnsiTheme="majorBidi" w:cstheme="majorBidi"/>
+          <w:lang w:val="en-US"/>
+        </w:rPr>
+        <w:t>','</w:t>
+      </w:r>
+      <w:r>
+        <w:rPr>
+          <w:rFonts w:asciiTheme="majorBidi" w:hAnsiTheme="majorBidi" w:cstheme="majorBidi"/>
+        </w:rPr>
+        <w:t>комедия</w:t>
+      </w:r>
+      <w:r>
+        <w:rPr>
+          <w:rFonts w:asciiTheme="majorBidi" w:hAnsiTheme="majorBidi" w:cstheme="majorBidi"/>
+          <w:lang w:val="en-US"/>
+        </w:rPr>
+        <w:t>','</w:t>
+      </w:r>
+      <w:r>
+        <w:rPr>
+          <w:rFonts w:asciiTheme="majorBidi" w:hAnsiTheme="majorBidi" w:cstheme="majorBidi"/>
+        </w:rPr>
+        <w:t>боевик</w:t>
+      </w:r>
+      <w:r>
+        <w:rPr>
+          <w:rFonts w:asciiTheme="majorBidi" w:hAnsiTheme="majorBidi" w:cstheme="majorBidi"/>
+          <w:lang w:val="en-US"/>
+        </w:rPr>
+        <w:t>','</w:t>
+      </w:r>
+      <w:r>
+        <w:rPr>
+          <w:rFonts w:asciiTheme="majorBidi" w:hAnsiTheme="majorBidi" w:cstheme="majorBidi"/>
+        </w:rPr>
+        <w:t>фантастика</w:t>
+      </w:r>
+      <w:r>
+        <w:rPr>
+          <w:rFonts w:asciiTheme="majorBidi" w:hAnsiTheme="majorBidi" w:cstheme="majorBidi"/>
+          <w:lang w:val="en-US"/>
+        </w:rPr>
+        <w:t>','</w:t>
+      </w:r>
+      <w:r>
+        <w:rPr>
+          <w:rFonts w:asciiTheme="majorBidi" w:hAnsiTheme="majorBidi" w:cstheme="majorBidi"/>
+        </w:rPr>
+        <w:t>документальное</w:t>
+      </w:r>
+      <w:r>
+        <w:rPr>
+          <w:rFonts w:asciiTheme="majorBidi" w:hAnsiTheme="majorBidi" w:cstheme="majorBidi"/>
+          <w:lang w:val="en-US"/>
+        </w:rPr>
+        <w:t>','</w:t>
+      </w:r>
+      <w:r>
+        <w:rPr>
+          <w:rFonts w:asciiTheme="majorBidi" w:hAnsiTheme="majorBidi" w:cstheme="majorBidi"/>
+        </w:rPr>
+        <w:t>триллер</w:t>
+      </w:r>
+      <w:proofErr w:type="gramEnd"/>
+      <w:r>
+        <w:rPr>
+          <w:rFonts w:asciiTheme="majorBidi" w:hAnsiTheme="majorBidi" w:cstheme="majorBidi"/>
+          <w:lang w:val="en-US"/>
+        </w:rPr>
+        <w:t>',</w:t>
+      </w:r>
+    </w:p>
+    <w:p>
+      <w:pPr>
+        <w:spacing w:after="0" w:line="240" w:lineRule="auto"/>
+        <w:rPr>
+          <w:rFonts w:asciiTheme="majorBidi" w:hAnsiTheme="majorBidi" w:cstheme="majorBidi"/>
+        </w:rPr>
+      </w:pPr>
+      <w:r>
+        <w:rPr>
+          <w:rFonts w:asciiTheme="majorBidi" w:hAnsiTheme="majorBidi" w:cstheme="majorBidi"/>
+          <w:lang w:val="en-US"/>
+        </w:rPr>
         <w:t xml:space="preserve">         </w:t>
       </w:r>
       <w:r>
         <w:rPr>
           <w:rFonts w:asciiTheme="majorBidi" w:hAnsiTheme="majorBidi" w:cstheme="majorBidi"/>
+        </w:rPr>
+        <w:t>'</w:t>
+      </w:r>
+      <w:proofErr w:type="spellStart"/>
+      <w:r>
+        <w:rPr>
+          <w:rFonts w:asciiTheme="majorBidi" w:hAnsiTheme="majorBidi" w:cstheme="majorBidi"/>
+        </w:rPr>
+        <w:t>романтика','ужасы','аниме','детское','фэнтези','криминал</w:t>
+      </w:r>
+      <w:proofErr w:type="spellEnd"/>
+      <w:r>
+        <w:rPr>
+          <w:rFonts w:asciiTheme="majorBidi" w:hAnsiTheme="majorBidi" w:cstheme="majorBidi"/>
+        </w:rPr>
+        <w:t>'],</w:t>
+      </w:r>
+    </w:p>
+    <w:p>
+      <w:pPr>
+        <w:spacing w:after="0" w:line="240" w:lineRule="auto"/>
+        <w:rPr>
+          <w:rFonts w:asciiTheme="majorBidi" w:hAnsiTheme="majorBidi" w:cstheme="majorBidi"/>
+          <w:lang w:val="en-US"/>
+        </w:rPr>
+      </w:pPr>
+      <w:r>
+        <w:rPr>
+          <w:rFonts w:asciiTheme="majorBidi" w:hAnsiTheme="majorBidi" w:cstheme="majorBidi"/>
+        </w:rPr>
+        <w:lastRenderedPageBreak/>
+        <w:t xml:space="preserve">        </w:t>
+      </w:r>
+      <w:r>
+        <w:rPr>
+          <w:rFonts w:asciiTheme="majorBidi" w:hAnsiTheme="majorBidi" w:cstheme="majorBidi"/>
+          <w:lang w:val="en-US"/>
+        </w:rPr>
+        <w:t>'</w:t>
+      </w:r>
+      <w:r>
+        <w:rPr>
+          <w:rFonts w:asciiTheme="majorBidi" w:hAnsiTheme="majorBidi" w:cstheme="majorBidi"/>
+        </w:rPr>
+        <w:t>другое</w:t>
+      </w:r>
+      <w:r>
+        <w:rPr>
+          <w:rFonts w:asciiTheme="majorBidi" w:hAnsiTheme="majorBidi" w:cstheme="majorBidi"/>
+          <w:lang w:val="en-US"/>
+        </w:rPr>
+        <w:t>'</w:t>
+      </w:r>
+    </w:p>
+    <w:p>
+      <w:pPr>
+        <w:spacing w:after="0" w:line="240" w:lineRule="auto"/>
+        <w:rPr>
+          <w:rFonts w:asciiTheme="majorBidi" w:hAnsiTheme="majorBidi" w:cstheme="majorBidi"/>
+          <w:lang w:val="en-US"/>
+        </w:rPr>
+      </w:pPr>
+      <w:r>
+        <w:rPr>
+          <w:rFonts w:asciiTheme="majorBidi" w:hAnsiTheme="majorBidi" w:cstheme="majorBidi"/>
+          <w:lang w:val="en-US"/>
+        </w:rPr>
+        <w:t xml:space="preserve">    </w:t>
+      </w:r>
+      <w:proofErr w:type="gramStart"/>
+      <w:r>
+        <w:rPr>
+          <w:rFonts w:asciiTheme="majorBidi" w:hAnsiTheme="majorBidi" w:cstheme="majorBidi"/>
+          <w:lang w:val="en-US"/>
+        </w:rPr>
+        <w:t xml:space="preserve">)  </w:t>
+      </w:r>
+      <w:r>
+        <w:rPr>
+          <w:rFonts w:asciiTheme="majorBidi" w:hAnsiTheme="majorBidi" w:cstheme="majorBidi"/>
           <w:b/>
           <w:bCs/>
           <w:lang w:val="en-US"/>
         </w:rPr>
         <w:t>AS</w:t>
       </w:r>
-      <w:r>
-        <w:rPr>
-          <w:rFonts w:asciiTheme="majorBidi" w:hAnsiTheme="majorBidi" w:cstheme="majorBidi"/>
-          <w:lang w:val="en-US"/>
-        </w:rPr>
-        <w:t xml:space="preserve"> </w:t>
-      </w:r>
-      <w:proofErr w:type="spellStart"/>
-      <w:r>
-        <w:rPr>
-          <w:rFonts w:asciiTheme="majorBidi" w:hAnsiTheme="majorBidi" w:cstheme="majorBidi"/>
-          <w:i/>
-          <w:iCs/>
-          <w:lang w:val="en-US"/>
-        </w:rPr>
-        <w:t>genre_id</w:t>
+      <w:proofErr w:type="gramEnd"/>
+      <w:r>
+        <w:rPr>
+          <w:rFonts w:asciiTheme="majorBidi" w:hAnsiTheme="majorBidi" w:cstheme="majorBidi"/>
+          <w:lang w:val="en-US"/>
+        </w:rPr>
+        <w:t xml:space="preserve"> </w:t>
+      </w:r>
+      <w:proofErr w:type="spellStart"/>
+      <w:r>
+        <w:rPr>
+          <w:rFonts w:asciiTheme="majorBidi" w:hAnsiTheme="majorBidi" w:cstheme="majorBidi"/>
+          <w:lang w:val="en-US"/>
+        </w:rPr>
+        <w:t>genre_name</w:t>
       </w:r>
       <w:proofErr w:type="spellEnd"/>
       <w:r>
@@ -11732,24 +13211,31 @@
           <w:rFonts w:asciiTheme="majorBidi" w:hAnsiTheme="majorBidi" w:cstheme="majorBidi"/>
           <w:lang w:val="en-US"/>
         </w:rPr>
-        <w:t xml:space="preserve">        </w:t>
+        <w:t xml:space="preserve">    views,</w:t>
+      </w:r>
+    </w:p>
+    <w:p>
+      <w:pPr>
+        <w:spacing w:after="0" w:line="240" w:lineRule="auto"/>
+        <w:rPr>
+          <w:rFonts w:asciiTheme="majorBidi" w:hAnsiTheme="majorBidi" w:cstheme="majorBidi"/>
+          <w:lang w:val="en-US"/>
+        </w:rPr>
+      </w:pPr>
+      <w:r>
+        <w:rPr>
+          <w:rFonts w:asciiTheme="majorBidi" w:hAnsiTheme="majorBidi" w:cstheme="majorBidi"/>
+          <w:lang w:val="en-US"/>
+        </w:rPr>
+        <w:t xml:space="preserve">    </w:t>
       </w:r>
       <w:proofErr w:type="gramStart"/>
       <w:r>
         <w:rPr>
           <w:rFonts w:asciiTheme="majorBidi" w:hAnsiTheme="majorBidi" w:cstheme="majorBidi"/>
-          <w:b/>
-          <w:bCs/>
-          <w:lang w:val="en-US"/>
-        </w:rPr>
-        <w:t>count</w:t>
-      </w:r>
-      <w:r>
-        <w:rPr>
-          <w:rFonts w:asciiTheme="majorBidi" w:hAnsiTheme="majorBidi" w:cstheme="majorBidi"/>
-          <w:lang w:val="en-US"/>
-        </w:rPr>
-        <w:t>(</w:t>
+          <w:lang w:val="en-US"/>
+        </w:rPr>
+        <w:t>round(</w:t>
       </w:r>
       <w:proofErr w:type="gramEnd"/>
       <w:r>
@@ -11757,7 +13243,23 @@
           <w:rFonts w:asciiTheme="majorBidi" w:hAnsiTheme="majorBidi" w:cstheme="majorBidi"/>
           <w:lang w:val="en-US"/>
         </w:rPr>
-        <w:t xml:space="preserve">)   </w:t>
+        <w:t xml:space="preserve">100.0 * </w:t>
+      </w:r>
+      <w:proofErr w:type="spellStart"/>
+      <w:r>
+        <w:rPr>
+          <w:rFonts w:asciiTheme="majorBidi" w:hAnsiTheme="majorBidi" w:cstheme="majorBidi"/>
+          <w:lang w:val="en-US"/>
+        </w:rPr>
+        <w:t>device_share</w:t>
+      </w:r>
+      <w:proofErr w:type="spellEnd"/>
+      <w:r>
+        <w:rPr>
+          <w:rFonts w:asciiTheme="majorBidi" w:hAnsiTheme="majorBidi" w:cstheme="majorBidi"/>
+          <w:lang w:val="en-US"/>
+        </w:rPr>
+        <w:t xml:space="preserve">, 2)   </w:t>
       </w:r>
       <w:r>
         <w:rPr>
@@ -11775,14 +13277,21 @@
         </w:rPr>
         <w:t xml:space="preserve"> </w:t>
       </w:r>
-      <w:r>
-        <w:rPr>
-          <w:rFonts w:asciiTheme="majorBidi" w:hAnsiTheme="majorBidi" w:cstheme="majorBidi"/>
-          <w:i/>
-          <w:iCs/>
-          <w:lang w:val="en-US"/>
-        </w:rPr>
-        <w:t>views</w:t>
+      <w:proofErr w:type="spellStart"/>
+      <w:r>
+        <w:rPr>
+          <w:rFonts w:asciiTheme="majorBidi" w:hAnsiTheme="majorBidi" w:cstheme="majorBidi"/>
+          <w:lang w:val="en-US"/>
+        </w:rPr>
+        <w:t>device_share_percent</w:t>
+      </w:r>
+      <w:proofErr w:type="spellEnd"/>
+      <w:r>
+        <w:rPr>
+          <w:rFonts w:asciiTheme="majorBidi" w:hAnsiTheme="majorBidi" w:cstheme="majorBidi"/>
+          <w:lang w:val="en-US"/>
+        </w:rPr>
+        <w:t>,</w:t>
       </w:r>
     </w:p>
     <w:p>
@@ -11800,6 +13309,161 @@
         </w:rPr>
         <w:t xml:space="preserve">    </w:t>
       </w:r>
+      <w:proofErr w:type="gramStart"/>
+      <w:r>
+        <w:rPr>
+          <w:rFonts w:asciiTheme="majorBidi" w:hAnsiTheme="majorBidi" w:cstheme="majorBidi"/>
+          <w:lang w:val="en-US"/>
+        </w:rPr>
+        <w:t>round(</w:t>
+      </w:r>
+      <w:proofErr w:type="gramEnd"/>
+      <w:r>
+        <w:rPr>
+          <w:rFonts w:asciiTheme="majorBidi" w:hAnsiTheme="majorBidi" w:cstheme="majorBidi"/>
+          <w:lang w:val="en-US"/>
+        </w:rPr>
+        <w:t xml:space="preserve">100.0 * </w:t>
+      </w:r>
+      <w:proofErr w:type="spellStart"/>
+      <w:r>
+        <w:rPr>
+          <w:rFonts w:asciiTheme="majorBidi" w:hAnsiTheme="majorBidi" w:cstheme="majorBidi"/>
+          <w:lang w:val="en-US"/>
+        </w:rPr>
+        <w:t>overall_share</w:t>
+      </w:r>
+      <w:proofErr w:type="spellEnd"/>
+      <w:r>
+        <w:rPr>
+          <w:rFonts w:asciiTheme="majorBidi" w:hAnsiTheme="majorBidi" w:cstheme="majorBidi"/>
+          <w:lang w:val="en-US"/>
+        </w:rPr>
+        <w:t>, 2</w:t>
+      </w:r>
+      <w:proofErr w:type="gramStart"/>
+      <w:r>
+        <w:rPr>
+          <w:rFonts w:asciiTheme="majorBidi" w:hAnsiTheme="majorBidi" w:cstheme="majorBidi"/>
+          <w:lang w:val="en-US"/>
+        </w:rPr>
+        <w:t xml:space="preserve">)  </w:t>
+      </w:r>
+      <w:r>
+        <w:rPr>
+          <w:rFonts w:asciiTheme="majorBidi" w:hAnsiTheme="majorBidi" w:cstheme="majorBidi"/>
+          <w:b/>
+          <w:bCs/>
+          <w:lang w:val="en-US"/>
+        </w:rPr>
+        <w:t>AS</w:t>
+      </w:r>
+      <w:proofErr w:type="gramEnd"/>
+      <w:r>
+        <w:rPr>
+          <w:rFonts w:asciiTheme="majorBidi" w:hAnsiTheme="majorBidi" w:cstheme="majorBidi"/>
+          <w:lang w:val="en-US"/>
+        </w:rPr>
+        <w:t xml:space="preserve"> </w:t>
+      </w:r>
+      <w:proofErr w:type="spellStart"/>
+      <w:r>
+        <w:rPr>
+          <w:rFonts w:asciiTheme="majorBidi" w:hAnsiTheme="majorBidi" w:cstheme="majorBidi"/>
+          <w:lang w:val="en-US"/>
+        </w:rPr>
+        <w:t>overall_share_percent</w:t>
+      </w:r>
+      <w:proofErr w:type="spellEnd"/>
+      <w:r>
+        <w:rPr>
+          <w:rFonts w:asciiTheme="majorBidi" w:hAnsiTheme="majorBidi" w:cstheme="majorBidi"/>
+          <w:lang w:val="en-US"/>
+        </w:rPr>
+        <w:t>,</w:t>
+      </w:r>
+    </w:p>
+    <w:p>
+      <w:pPr>
+        <w:spacing w:after="0" w:line="240" w:lineRule="auto"/>
+        <w:rPr>
+          <w:rFonts w:asciiTheme="majorBidi" w:hAnsiTheme="majorBidi" w:cstheme="majorBidi"/>
+          <w:lang w:val="en-US"/>
+        </w:rPr>
+      </w:pPr>
+      <w:r>
+        <w:rPr>
+          <w:rFonts w:asciiTheme="majorBidi" w:hAnsiTheme="majorBidi" w:cstheme="majorBidi"/>
+          <w:lang w:val="en-US"/>
+        </w:rPr>
+        <w:t xml:space="preserve">    </w:t>
+      </w:r>
+      <w:proofErr w:type="gramStart"/>
+      <w:r>
+        <w:rPr>
+          <w:rFonts w:asciiTheme="majorBidi" w:hAnsiTheme="majorBidi" w:cstheme="majorBidi"/>
+          <w:lang w:val="en-US"/>
+        </w:rPr>
+        <w:t>round(</w:t>
+      </w:r>
+      <w:proofErr w:type="spellStart"/>
+      <w:proofErr w:type="gramEnd"/>
+      <w:r>
+        <w:rPr>
+          <w:rFonts w:asciiTheme="majorBidi" w:hAnsiTheme="majorBidi" w:cstheme="majorBidi"/>
+          <w:lang w:val="en-US"/>
+        </w:rPr>
+        <w:t>device_share</w:t>
+      </w:r>
+      <w:proofErr w:type="spellEnd"/>
+      <w:r>
+        <w:rPr>
+          <w:rFonts w:asciiTheme="majorBidi" w:hAnsiTheme="majorBidi" w:cstheme="majorBidi"/>
+          <w:lang w:val="en-US"/>
+        </w:rPr>
+        <w:t xml:space="preserve"> / </w:t>
+      </w:r>
+      <w:proofErr w:type="spellStart"/>
+      <w:r>
+        <w:rPr>
+          <w:rFonts w:asciiTheme="majorBidi" w:hAnsiTheme="majorBidi" w:cstheme="majorBidi"/>
+          <w:lang w:val="en-US"/>
+        </w:rPr>
+        <w:t>overall_share</w:t>
+      </w:r>
+      <w:proofErr w:type="spellEnd"/>
+      <w:r>
+        <w:rPr>
+          <w:rFonts w:asciiTheme="majorBidi" w:hAnsiTheme="majorBidi" w:cstheme="majorBidi"/>
+          <w:lang w:val="en-US"/>
+        </w:rPr>
+        <w:t xml:space="preserve">, 2) </w:t>
+      </w:r>
+      <w:r>
+        <w:rPr>
+          <w:rFonts w:asciiTheme="majorBidi" w:hAnsiTheme="majorBidi" w:cstheme="majorBidi"/>
+          <w:b/>
+          <w:bCs/>
+          <w:lang w:val="en-US"/>
+        </w:rPr>
+        <w:t>AS</w:t>
+      </w:r>
+      <w:r>
+        <w:rPr>
+          <w:rFonts w:asciiTheme="majorBidi" w:hAnsiTheme="majorBidi" w:cstheme="majorBidi"/>
+          <w:lang w:val="en-US"/>
+        </w:rPr>
+        <w:t xml:space="preserve"> lift</w:t>
+      </w:r>
+    </w:p>
+    <w:p>
+      <w:pPr>
+        <w:spacing w:after="0" w:line="240" w:lineRule="auto"/>
+        <w:rPr>
+          <w:rFonts w:asciiTheme="majorBidi" w:hAnsiTheme="majorBidi" w:cstheme="majorBidi"/>
+          <w:lang w:val="en-US"/>
+        </w:rPr>
+      </w:pPr>
       <w:r>
         <w:rPr>
           <w:rFonts w:asciiTheme="majorBidi" w:hAnsiTheme="majorBidi" w:cstheme="majorBidi"/>
@@ -11814,51 +13478,8 @@
           <w:rFonts w:asciiTheme="majorBidi" w:hAnsiTheme="majorBidi" w:cstheme="majorBidi"/>
           <w:lang w:val="en-US"/>
         </w:rPr>
-        <w:t xml:space="preserve"> </w:t>
-      </w:r>
-      <w:proofErr w:type="spellStart"/>
-      <w:r>
-        <w:rPr>
-          <w:rFonts w:asciiTheme="majorBidi" w:hAnsiTheme="majorBidi" w:cstheme="majorBidi"/>
-          <w:lang w:val="en-US"/>
-        </w:rPr>
-        <w:t>stream_events</w:t>
-      </w:r>
-      <w:proofErr w:type="spellEnd"/>
-      <w:r>
-        <w:rPr>
-          <w:rFonts w:asciiTheme="majorBidi" w:hAnsiTheme="majorBidi" w:cstheme="majorBidi"/>
-          <w:lang w:val="en-US"/>
-        </w:rPr>
-        <w:t xml:space="preserve"> </w:t>
-      </w:r>
-      <w:proofErr w:type="gramStart"/>
-      <w:r>
-        <w:rPr>
-          <w:rFonts w:asciiTheme="majorBidi" w:hAnsiTheme="majorBidi" w:cstheme="majorBidi"/>
-          <w:b/>
-          <w:bCs/>
-          <w:lang w:val="en-US"/>
-        </w:rPr>
-        <w:t>AS</w:t>
-      </w:r>
-      <w:r>
-        <w:rPr>
-          <w:rFonts w:asciiTheme="majorBidi" w:hAnsiTheme="majorBidi" w:cstheme="majorBidi"/>
-          <w:lang w:val="en-US"/>
-        </w:rPr>
-        <w:t xml:space="preserve"> </w:t>
-      </w:r>
-      <w:r>
-        <w:rPr>
-          <w:rFonts w:asciiTheme="majorBidi" w:hAnsiTheme="majorBidi" w:cstheme="majorBidi"/>
-          <w:i/>
-          <w:iCs/>
-          <w:lang w:val="en-US"/>
-        </w:rPr>
-        <w:t>e</w:t>
-      </w:r>
-      <w:proofErr w:type="gramEnd"/>
+        <w:t xml:space="preserve"> shares</w:t>
+      </w:r>
     </w:p>
     <w:p>
       <w:pPr>
@@ -11871,167 +13492,19 @@
       <w:r>
         <w:rPr>
           <w:rFonts w:asciiTheme="majorBidi" w:hAnsiTheme="majorBidi" w:cstheme="majorBidi"/>
-          <w:lang w:val="en-US"/>
-        </w:rPr>
-        <w:t xml:space="preserve">    </w:t>
-      </w:r>
-      <w:r>
-        <w:rPr>
-          <w:rFonts w:asciiTheme="majorBidi" w:hAnsiTheme="majorBidi" w:cstheme="majorBidi"/>
-          <w:b/>
-          <w:bCs/>
-          <w:lang w:val="en-US"/>
-        </w:rPr>
-        <w:t>INNER</w:t>
-      </w:r>
-      <w:r>
-        <w:rPr>
-          <w:rFonts w:asciiTheme="majorBidi" w:hAnsiTheme="majorBidi" w:cstheme="majorBidi"/>
-          <w:lang w:val="en-US"/>
-        </w:rPr>
-        <w:t xml:space="preserve"> </w:t>
-      </w:r>
-      <w:r>
-        <w:rPr>
-          <w:rFonts w:asciiTheme="majorBidi" w:hAnsiTheme="majorBidi" w:cstheme="majorBidi"/>
-          <w:b/>
-          <w:bCs/>
-          <w:lang w:val="en-US"/>
-        </w:rPr>
-        <w:t>JOIN</w:t>
-      </w:r>
-      <w:r>
-        <w:rPr>
-          <w:rFonts w:asciiTheme="majorBidi" w:hAnsiTheme="majorBidi" w:cstheme="majorBidi"/>
-          <w:lang w:val="en-US"/>
-        </w:rPr>
-        <w:t xml:space="preserve"> </w:t>
-      </w:r>
-      <w:proofErr w:type="spellStart"/>
-      <w:r>
-        <w:rPr>
-          <w:rFonts w:asciiTheme="majorBidi" w:hAnsiTheme="majorBidi" w:cstheme="majorBidi"/>
-          <w:lang w:val="en-US"/>
-        </w:rPr>
-        <w:t>content_catalog</w:t>
-      </w:r>
-      <w:proofErr w:type="spellEnd"/>
-      <w:r>
-        <w:rPr>
-          <w:rFonts w:asciiTheme="majorBidi" w:hAnsiTheme="majorBidi" w:cstheme="majorBidi"/>
-          <w:lang w:val="en-US"/>
-        </w:rPr>
-        <w:t xml:space="preserve"> </w:t>
-      </w:r>
-      <w:r>
-        <w:rPr>
-          <w:rFonts w:asciiTheme="majorBidi" w:hAnsiTheme="majorBidi" w:cstheme="majorBidi"/>
-          <w:b/>
-          <w:bCs/>
-          <w:lang w:val="en-US"/>
-        </w:rPr>
-        <w:t>AS</w:t>
-      </w:r>
-      <w:r>
-        <w:rPr>
-          <w:rFonts w:asciiTheme="majorBidi" w:hAnsiTheme="majorBidi" w:cstheme="majorBidi"/>
-          <w:lang w:val="en-US"/>
-        </w:rPr>
-        <w:t xml:space="preserve"> </w:t>
-      </w:r>
-      <w:r>
-        <w:rPr>
-          <w:rFonts w:asciiTheme="majorBidi" w:hAnsiTheme="majorBidi" w:cstheme="majorBidi"/>
-          <w:i/>
-          <w:iCs/>
-          <w:lang w:val="en-US"/>
-        </w:rPr>
-        <w:t>c</w:t>
-      </w:r>
-      <w:r>
-        <w:rPr>
-          <w:rFonts w:asciiTheme="majorBidi" w:hAnsiTheme="majorBidi" w:cstheme="majorBidi"/>
-          <w:lang w:val="en-US"/>
-        </w:rPr>
-        <w:t xml:space="preserve"> </w:t>
-      </w:r>
-      <w:r>
-        <w:rPr>
-          <w:rFonts w:asciiTheme="majorBidi" w:hAnsiTheme="majorBidi" w:cstheme="majorBidi"/>
-          <w:b/>
-          <w:bCs/>
-          <w:lang w:val="en-US"/>
-        </w:rPr>
-        <w:t>ON</w:t>
-      </w:r>
-      <w:r>
-        <w:rPr>
-          <w:rFonts w:asciiTheme="majorBidi" w:hAnsiTheme="majorBidi" w:cstheme="majorBidi"/>
-          <w:lang w:val="en-US"/>
-        </w:rPr>
-        <w:t xml:space="preserve"> </w:t>
-      </w:r>
-      <w:proofErr w:type="spellStart"/>
-      <w:proofErr w:type="gramStart"/>
-      <w:r>
-        <w:rPr>
-          <w:rFonts w:asciiTheme="majorBidi" w:hAnsiTheme="majorBidi" w:cstheme="majorBidi"/>
-          <w:i/>
-          <w:iCs/>
-          <w:lang w:val="en-US"/>
-        </w:rPr>
-        <w:t>c</w:t>
-      </w:r>
-      <w:r>
-        <w:rPr>
-          <w:rFonts w:asciiTheme="majorBidi" w:hAnsiTheme="majorBidi" w:cstheme="majorBidi"/>
-          <w:lang w:val="en-US"/>
-        </w:rPr>
-        <w:t>.content</w:t>
-      </w:r>
-      <w:proofErr w:type="gramEnd"/>
-      <w:r>
-        <w:rPr>
-          <w:rFonts w:asciiTheme="majorBidi" w:hAnsiTheme="majorBidi" w:cstheme="majorBidi"/>
-          <w:lang w:val="en-US"/>
-        </w:rPr>
-        <w:t>_id</w:t>
-      </w:r>
-      <w:proofErr w:type="spellEnd"/>
-      <w:r>
-        <w:rPr>
-          <w:rFonts w:asciiTheme="majorBidi" w:hAnsiTheme="majorBidi" w:cstheme="majorBidi"/>
-          <w:lang w:val="en-US"/>
-        </w:rPr>
-        <w:t xml:space="preserve"> = </w:t>
-      </w:r>
-      <w:proofErr w:type="spellStart"/>
-      <w:proofErr w:type="gramStart"/>
-      <w:r>
-        <w:rPr>
-          <w:rFonts w:asciiTheme="majorBidi" w:hAnsiTheme="majorBidi" w:cstheme="majorBidi"/>
-          <w:i/>
-          <w:iCs/>
-          <w:lang w:val="en-US"/>
-        </w:rPr>
-        <w:t>e</w:t>
-      </w:r>
-      <w:r>
-        <w:rPr>
-          <w:rFonts w:asciiTheme="majorBidi" w:hAnsiTheme="majorBidi" w:cstheme="majorBidi"/>
-          <w:lang w:val="en-US"/>
-        </w:rPr>
-        <w:t>.content</w:t>
-      </w:r>
-      <w:proofErr w:type="gramEnd"/>
-      <w:r>
-        <w:rPr>
-          <w:rFonts w:asciiTheme="majorBidi" w:hAnsiTheme="majorBidi" w:cstheme="majorBidi"/>
-          <w:lang w:val="en-US"/>
-        </w:rPr>
-        <w:t>_id</w:t>
-      </w:r>
-      <w:proofErr w:type="spellEnd"/>
+          <w:b/>
+          <w:bCs/>
+          <w:lang w:val="en-US"/>
+        </w:rPr>
+        <w:t>WHERE</w:t>
+      </w:r>
+      <w:r>
+        <w:rPr>
+          <w:rFonts w:asciiTheme="majorBidi" w:hAnsiTheme="majorBidi" w:cstheme="majorBidi"/>
+          <w:lang w:val="en-US"/>
+        </w:rPr>
+        <w:t xml:space="preserve"> views &gt;= 100</w:t>
+      </w:r>
     </w:p>
     <w:p>
       <w:pPr>
@@ -12044,82 +13517,59 @@
       <w:r>
         <w:rPr>
           <w:rFonts w:asciiTheme="majorBidi" w:hAnsiTheme="majorBidi" w:cstheme="majorBidi"/>
-          <w:lang w:val="en-US"/>
-        </w:rPr>
-        <w:t xml:space="preserve">    </w:t>
-      </w:r>
-      <w:r>
-        <w:rPr>
-          <w:rFonts w:asciiTheme="majorBidi" w:hAnsiTheme="majorBidi" w:cstheme="majorBidi"/>
-          <w:b/>
-          <w:bCs/>
-          <w:lang w:val="en-US"/>
-        </w:rPr>
-        <w:t>ARRAY</w:t>
-      </w:r>
-      <w:r>
-        <w:rPr>
-          <w:rFonts w:asciiTheme="majorBidi" w:hAnsiTheme="majorBidi" w:cstheme="majorBidi"/>
-          <w:lang w:val="en-US"/>
-        </w:rPr>
-        <w:t xml:space="preserve"> </w:t>
-      </w:r>
-      <w:r>
-        <w:rPr>
-          <w:rFonts w:asciiTheme="majorBidi" w:hAnsiTheme="majorBidi" w:cstheme="majorBidi"/>
-          <w:b/>
-          <w:bCs/>
-          <w:lang w:val="en-US"/>
-        </w:rPr>
-        <w:t>JOIN</w:t>
-      </w:r>
-      <w:r>
-        <w:rPr>
-          <w:rFonts w:asciiTheme="majorBidi" w:hAnsiTheme="majorBidi" w:cstheme="majorBidi"/>
-          <w:lang w:val="en-US"/>
-        </w:rPr>
-        <w:t xml:space="preserve"> </w:t>
-      </w:r>
-      <w:proofErr w:type="spellStart"/>
-      <w:proofErr w:type="gramStart"/>
-      <w:r>
-        <w:rPr>
-          <w:rFonts w:asciiTheme="majorBidi" w:hAnsiTheme="majorBidi" w:cstheme="majorBidi"/>
-          <w:lang w:val="en-US"/>
-        </w:rPr>
-        <w:t>c.genre</w:t>
-      </w:r>
-      <w:proofErr w:type="gramEnd"/>
-      <w:r>
-        <w:rPr>
-          <w:rFonts w:asciiTheme="majorBidi" w:hAnsiTheme="majorBidi" w:cstheme="majorBidi"/>
-          <w:lang w:val="en-US"/>
-        </w:rPr>
-        <w:t>_ids</w:t>
-      </w:r>
-      <w:proofErr w:type="spellEnd"/>
-      <w:r>
-        <w:rPr>
-          <w:rFonts w:asciiTheme="majorBidi" w:hAnsiTheme="majorBidi" w:cstheme="majorBidi"/>
-          <w:lang w:val="en-US"/>
-        </w:rPr>
-        <w:t xml:space="preserve"> </w:t>
-      </w:r>
-      <w:r>
-        <w:rPr>
-          <w:rFonts w:asciiTheme="majorBidi" w:hAnsiTheme="majorBidi" w:cstheme="majorBidi"/>
-          <w:b/>
-          <w:bCs/>
-          <w:lang w:val="en-US"/>
-        </w:rPr>
-        <w:t>AS</w:t>
-      </w:r>
-      <w:r>
-        <w:rPr>
-          <w:rFonts w:asciiTheme="majorBidi" w:hAnsiTheme="majorBidi" w:cstheme="majorBidi"/>
-          <w:lang w:val="en-US"/>
-        </w:rPr>
-        <w:t xml:space="preserve"> g</w:t>
+          <w:b/>
+          <w:bCs/>
+          <w:lang w:val="en-US"/>
+        </w:rPr>
+        <w:t>ORDER</w:t>
+      </w:r>
+      <w:r>
+        <w:rPr>
+          <w:rFonts w:asciiTheme="majorBidi" w:hAnsiTheme="majorBidi" w:cstheme="majorBidi"/>
+          <w:lang w:val="en-US"/>
+        </w:rPr>
+        <w:t xml:space="preserve"> </w:t>
+      </w:r>
+      <w:r>
+        <w:rPr>
+          <w:rFonts w:asciiTheme="majorBidi" w:hAnsiTheme="majorBidi" w:cstheme="majorBidi"/>
+          <w:b/>
+          <w:bCs/>
+          <w:lang w:val="en-US"/>
+        </w:rPr>
+        <w:t>BY</w:t>
+      </w:r>
+      <w:r>
+        <w:rPr>
+          <w:rFonts w:asciiTheme="majorBidi" w:hAnsiTheme="majorBidi" w:cstheme="majorBidi"/>
+          <w:lang w:val="en-US"/>
+        </w:rPr>
+        <w:t xml:space="preserve"> lift </w:t>
+      </w:r>
+      <w:r>
+        <w:rPr>
+          <w:rFonts w:asciiTheme="majorBidi" w:hAnsiTheme="majorBidi" w:cstheme="majorBidi"/>
+          <w:b/>
+          <w:bCs/>
+          <w:lang w:val="en-US"/>
+        </w:rPr>
+        <w:t>DESC</w:t>
+      </w:r>
+      <w:r>
+        <w:rPr>
+          <w:rFonts w:asciiTheme="majorBidi" w:hAnsiTheme="majorBidi" w:cstheme="majorBidi"/>
+          <w:lang w:val="en-US"/>
+        </w:rPr>
+        <w:t xml:space="preserve">, views </w:t>
+      </w:r>
+      <w:r>
+        <w:rPr>
+          <w:rFonts w:asciiTheme="majorBidi" w:hAnsiTheme="majorBidi" w:cstheme="majorBidi"/>
+          <w:b/>
+          <w:bCs/>
+          <w:lang w:val="en-US"/>
+        </w:rPr>
+        <w:t>DESC</w:t>
       </w:r>
     </w:p>
     <w:p>
@@ -12127,1357 +13577,6 @@
         <w:spacing w:after="0" w:line="240" w:lineRule="auto"/>
         <w:rPr>
           <w:rFonts w:asciiTheme="majorBidi" w:hAnsiTheme="majorBidi" w:cstheme="majorBidi"/>
-          <w:lang w:val="en-US"/>
-        </w:rPr>
-      </w:pPr>
-      <w:r>
-        <w:rPr>
-          <w:rFonts w:asciiTheme="majorBidi" w:hAnsiTheme="majorBidi" w:cstheme="majorBidi"/>
-          <w:lang w:val="en-US"/>
-        </w:rPr>
-        <w:t xml:space="preserve">    </w:t>
-      </w:r>
-      <w:r>
-        <w:rPr>
-          <w:rFonts w:asciiTheme="majorBidi" w:hAnsiTheme="majorBidi" w:cstheme="majorBidi"/>
-          <w:b/>
-          <w:bCs/>
-          <w:lang w:val="en-US"/>
-        </w:rPr>
-        <w:t>GROUP</w:t>
-      </w:r>
-      <w:r>
-        <w:rPr>
-          <w:rFonts w:asciiTheme="majorBidi" w:hAnsiTheme="majorBidi" w:cstheme="majorBidi"/>
-          <w:lang w:val="en-US"/>
-        </w:rPr>
-        <w:t xml:space="preserve"> </w:t>
-      </w:r>
-      <w:r>
-        <w:rPr>
-          <w:rFonts w:asciiTheme="majorBidi" w:hAnsiTheme="majorBidi" w:cstheme="majorBidi"/>
-          <w:b/>
-          <w:bCs/>
-          <w:lang w:val="en-US"/>
-        </w:rPr>
-        <w:t>BY</w:t>
-      </w:r>
-      <w:r>
-        <w:rPr>
-          <w:rFonts w:asciiTheme="majorBidi" w:hAnsiTheme="majorBidi" w:cstheme="majorBidi"/>
-          <w:lang w:val="en-US"/>
-        </w:rPr>
-        <w:t xml:space="preserve"> device, </w:t>
-      </w:r>
-      <w:proofErr w:type="spellStart"/>
-      <w:r>
-        <w:rPr>
-          <w:rFonts w:asciiTheme="majorBidi" w:hAnsiTheme="majorBidi" w:cstheme="majorBidi"/>
-          <w:i/>
-          <w:iCs/>
-          <w:lang w:val="en-US"/>
-        </w:rPr>
-        <w:t>genre_id</w:t>
-      </w:r>
-      <w:proofErr w:type="spellEnd"/>
-    </w:p>
-    <w:p>
-      <w:pPr>
-        <w:spacing w:after="0" w:line="240" w:lineRule="auto"/>
-        <w:rPr>
-          <w:rFonts w:asciiTheme="majorBidi" w:hAnsiTheme="majorBidi" w:cstheme="majorBidi"/>
-        </w:rPr>
-      </w:pPr>
-      <w:r>
-        <w:rPr>
-          <w:rFonts w:asciiTheme="majorBidi" w:hAnsiTheme="majorBidi" w:cstheme="majorBidi"/>
-        </w:rPr>
-        <w:t>),</w:t>
-      </w:r>
-    </w:p>
-    <w:p>
-      <w:pPr>
-        <w:spacing w:after="0" w:line="240" w:lineRule="auto"/>
-        <w:rPr>
-          <w:rFonts w:asciiTheme="majorBidi" w:hAnsiTheme="majorBidi" w:cstheme="majorBidi"/>
-        </w:rPr>
-      </w:pPr>
-      <w:proofErr w:type="spellStart"/>
-      <w:r>
-        <w:rPr>
-          <w:rFonts w:asciiTheme="majorBidi" w:hAnsiTheme="majorBidi" w:cstheme="majorBidi"/>
-          <w:i/>
-          <w:iCs/>
-        </w:rPr>
-        <w:t>shares</w:t>
-      </w:r>
-      <w:proofErr w:type="spellEnd"/>
-      <w:r>
-        <w:rPr>
-          <w:rFonts w:asciiTheme="majorBidi" w:hAnsiTheme="majorBidi" w:cstheme="majorBidi"/>
-        </w:rPr>
-        <w:t xml:space="preserve"> </w:t>
-      </w:r>
-      <w:r>
-        <w:rPr>
-          <w:rFonts w:asciiTheme="majorBidi" w:hAnsiTheme="majorBidi" w:cstheme="majorBidi"/>
-          <w:b/>
-          <w:bCs/>
-        </w:rPr>
-        <w:t>AS</w:t>
-      </w:r>
-      <w:r>
-        <w:rPr>
-          <w:rFonts w:asciiTheme="majorBidi" w:hAnsiTheme="majorBidi" w:cstheme="majorBidi"/>
-        </w:rPr>
-        <w:t xml:space="preserve"> (</w:t>
-      </w:r>
-    </w:p>
-    <w:p>
-      <w:pPr>
-        <w:spacing w:after="0" w:line="240" w:lineRule="auto"/>
-        <w:rPr>
-          <w:rFonts w:asciiTheme="majorBidi" w:hAnsiTheme="majorBidi" w:cstheme="majorBidi"/>
-        </w:rPr>
-      </w:pPr>
-      <w:r>
-        <w:rPr>
-          <w:rFonts w:asciiTheme="majorBidi" w:hAnsiTheme="majorBidi" w:cstheme="majorBidi"/>
-        </w:rPr>
-        <w:t xml:space="preserve">    </w:t>
-      </w:r>
-      <w:r>
-        <w:rPr>
-          <w:rFonts w:asciiTheme="majorBidi" w:hAnsiTheme="majorBidi" w:cstheme="majorBidi"/>
-          <w:b/>
-          <w:bCs/>
-        </w:rPr>
-        <w:t>SELECT</w:t>
-      </w:r>
-    </w:p>
-    <w:p>
-      <w:pPr>
-        <w:spacing w:after="0" w:line="240" w:lineRule="auto"/>
-        <w:rPr>
-          <w:rFonts w:asciiTheme="majorBidi" w:hAnsiTheme="majorBidi" w:cstheme="majorBidi"/>
-        </w:rPr>
-      </w:pPr>
-      <w:r>
-        <w:rPr>
-          <w:rFonts w:asciiTheme="majorBidi" w:hAnsiTheme="majorBidi" w:cstheme="majorBidi"/>
-        </w:rPr>
-        <w:t xml:space="preserve">        </w:t>
-      </w:r>
-      <w:proofErr w:type="spellStart"/>
-      <w:r>
-        <w:rPr>
-          <w:rFonts w:asciiTheme="majorBidi" w:hAnsiTheme="majorBidi" w:cstheme="majorBidi"/>
-          <w:i/>
-          <w:iCs/>
-        </w:rPr>
-        <w:t>device</w:t>
-      </w:r>
-      <w:proofErr w:type="spellEnd"/>
-      <w:r>
-        <w:rPr>
-          <w:rFonts w:asciiTheme="majorBidi" w:hAnsiTheme="majorBidi" w:cstheme="majorBidi"/>
-        </w:rPr>
-        <w:t>,</w:t>
-      </w:r>
-    </w:p>
-    <w:p>
-      <w:pPr>
-        <w:spacing w:after="0" w:line="240" w:lineRule="auto"/>
-        <w:rPr>
-          <w:rFonts w:asciiTheme="majorBidi" w:hAnsiTheme="majorBidi" w:cstheme="majorBidi"/>
-        </w:rPr>
-      </w:pPr>
-      <w:r>
-        <w:rPr>
-          <w:rFonts w:asciiTheme="majorBidi" w:hAnsiTheme="majorBidi" w:cstheme="majorBidi"/>
-        </w:rPr>
-        <w:t xml:space="preserve">        </w:t>
-      </w:r>
-      <w:proofErr w:type="spellStart"/>
-      <w:r>
-        <w:rPr>
-          <w:rFonts w:asciiTheme="majorBidi" w:hAnsiTheme="majorBidi" w:cstheme="majorBidi"/>
-          <w:i/>
-          <w:iCs/>
-        </w:rPr>
-        <w:t>genre_id</w:t>
-      </w:r>
-      <w:proofErr w:type="spellEnd"/>
-      <w:r>
-        <w:rPr>
-          <w:rFonts w:asciiTheme="majorBidi" w:hAnsiTheme="majorBidi" w:cstheme="majorBidi"/>
-        </w:rPr>
-        <w:t>,</w:t>
-      </w:r>
-    </w:p>
-    <w:p>
-      <w:pPr>
-        <w:spacing w:after="0" w:line="240" w:lineRule="auto"/>
-        <w:rPr>
-          <w:rFonts w:asciiTheme="majorBidi" w:hAnsiTheme="majorBidi" w:cstheme="majorBidi"/>
-          <w:lang w:val="en-US"/>
-        </w:rPr>
-      </w:pPr>
-      <w:r>
-        <w:rPr>
-          <w:rFonts w:asciiTheme="majorBidi" w:hAnsiTheme="majorBidi" w:cstheme="majorBidi"/>
-        </w:rPr>
-        <w:t xml:space="preserve">        </w:t>
-      </w:r>
-      <w:r>
-        <w:rPr>
-          <w:rFonts w:asciiTheme="majorBidi" w:hAnsiTheme="majorBidi" w:cstheme="majorBidi"/>
-          <w:i/>
-          <w:iCs/>
-          <w:lang w:val="en-US"/>
-        </w:rPr>
-        <w:t>views</w:t>
-      </w:r>
-      <w:r>
-        <w:rPr>
-          <w:rFonts w:asciiTheme="majorBidi" w:hAnsiTheme="majorBidi" w:cstheme="majorBidi"/>
-          <w:lang w:val="en-US"/>
-        </w:rPr>
-        <w:t>,</w:t>
-      </w:r>
-    </w:p>
-    <w:p>
-      <w:pPr>
-        <w:spacing w:after="0" w:line="240" w:lineRule="auto"/>
-        <w:rPr>
-          <w:rFonts w:asciiTheme="majorBidi" w:hAnsiTheme="majorBidi" w:cstheme="majorBidi"/>
-          <w:lang w:val="en-US"/>
-        </w:rPr>
-      </w:pPr>
-      <w:r>
-        <w:rPr>
-          <w:rFonts w:asciiTheme="majorBidi" w:hAnsiTheme="majorBidi" w:cstheme="majorBidi"/>
-          <w:lang w:val="en-US"/>
-        </w:rPr>
-        <w:t xml:space="preserve">        </w:t>
-      </w:r>
-      <w:r>
-        <w:rPr>
-          <w:rFonts w:asciiTheme="majorBidi" w:hAnsiTheme="majorBidi" w:cstheme="majorBidi"/>
-          <w:i/>
-          <w:iCs/>
-          <w:lang w:val="en-US"/>
-        </w:rPr>
-        <w:t>views</w:t>
-      </w:r>
-      <w:r>
-        <w:rPr>
-          <w:rFonts w:asciiTheme="majorBidi" w:hAnsiTheme="majorBidi" w:cstheme="majorBidi"/>
-          <w:lang w:val="en-US"/>
-        </w:rPr>
-        <w:t xml:space="preserve"> / </w:t>
-      </w:r>
-      <w:r>
-        <w:rPr>
-          <w:rFonts w:asciiTheme="majorBidi" w:hAnsiTheme="majorBidi" w:cstheme="majorBidi"/>
-          <w:b/>
-          <w:bCs/>
-          <w:lang w:val="en-US"/>
-        </w:rPr>
-        <w:t>sum</w:t>
-      </w:r>
-      <w:r>
-        <w:rPr>
-          <w:rFonts w:asciiTheme="majorBidi" w:hAnsiTheme="majorBidi" w:cstheme="majorBidi"/>
-          <w:lang w:val="en-US"/>
-        </w:rPr>
-        <w:t>(</w:t>
-      </w:r>
-      <w:r>
-        <w:rPr>
-          <w:rFonts w:asciiTheme="majorBidi" w:hAnsiTheme="majorBidi" w:cstheme="majorBidi"/>
-          <w:i/>
-          <w:iCs/>
-          <w:lang w:val="en-US"/>
-        </w:rPr>
-        <w:t>views</w:t>
-      </w:r>
-      <w:r>
-        <w:rPr>
-          <w:rFonts w:asciiTheme="majorBidi" w:hAnsiTheme="majorBidi" w:cstheme="majorBidi"/>
-          <w:lang w:val="en-US"/>
-        </w:rPr>
-        <w:t xml:space="preserve">) </w:t>
-      </w:r>
-      <w:r>
-        <w:rPr>
-          <w:rFonts w:asciiTheme="majorBidi" w:hAnsiTheme="majorBidi" w:cstheme="majorBidi"/>
-          <w:b/>
-          <w:bCs/>
-          <w:lang w:val="en-US"/>
-        </w:rPr>
-        <w:t>OVER</w:t>
-      </w:r>
-      <w:r>
-        <w:rPr>
-          <w:rFonts w:asciiTheme="majorBidi" w:hAnsiTheme="majorBidi" w:cstheme="majorBidi"/>
-          <w:lang w:val="en-US"/>
-        </w:rPr>
-        <w:t xml:space="preserve"> (</w:t>
-      </w:r>
-      <w:r>
-        <w:rPr>
-          <w:rFonts w:asciiTheme="majorBidi" w:hAnsiTheme="majorBidi" w:cstheme="majorBidi"/>
-          <w:b/>
-          <w:bCs/>
-          <w:lang w:val="en-US"/>
-        </w:rPr>
-        <w:t>PARTITION</w:t>
-      </w:r>
-      <w:r>
-        <w:rPr>
-          <w:rFonts w:asciiTheme="majorBidi" w:hAnsiTheme="majorBidi" w:cstheme="majorBidi"/>
-          <w:lang w:val="en-US"/>
-        </w:rPr>
-        <w:t xml:space="preserve"> </w:t>
-      </w:r>
-      <w:r>
-        <w:rPr>
-          <w:rFonts w:asciiTheme="majorBidi" w:hAnsiTheme="majorBidi" w:cstheme="majorBidi"/>
-          <w:b/>
-          <w:bCs/>
-          <w:lang w:val="en-US"/>
-        </w:rPr>
-        <w:t>BY</w:t>
-      </w:r>
-      <w:r>
-        <w:rPr>
-          <w:rFonts w:asciiTheme="majorBidi" w:hAnsiTheme="majorBidi" w:cstheme="majorBidi"/>
-          <w:lang w:val="en-US"/>
-        </w:rPr>
-        <w:t xml:space="preserve"> </w:t>
-      </w:r>
-      <w:proofErr w:type="gramStart"/>
-      <w:r>
-        <w:rPr>
-          <w:rFonts w:asciiTheme="majorBidi" w:hAnsiTheme="majorBidi" w:cstheme="majorBidi"/>
-          <w:lang w:val="en-US"/>
-        </w:rPr>
-        <w:t xml:space="preserve">device)   </w:t>
-      </w:r>
-      <w:proofErr w:type="gramEnd"/>
-      <w:r>
-        <w:rPr>
-          <w:rFonts w:asciiTheme="majorBidi" w:hAnsiTheme="majorBidi" w:cstheme="majorBidi"/>
-          <w:lang w:val="en-US"/>
-        </w:rPr>
-        <w:t xml:space="preserve">              </w:t>
-      </w:r>
-      <w:r>
-        <w:rPr>
-          <w:rFonts w:asciiTheme="majorBidi" w:hAnsiTheme="majorBidi" w:cstheme="majorBidi"/>
-          <w:b/>
-          <w:bCs/>
-          <w:lang w:val="en-US"/>
-        </w:rPr>
-        <w:t>AS</w:t>
-      </w:r>
-      <w:r>
-        <w:rPr>
-          <w:rFonts w:asciiTheme="majorBidi" w:hAnsiTheme="majorBidi" w:cstheme="majorBidi"/>
-          <w:lang w:val="en-US"/>
-        </w:rPr>
-        <w:t xml:space="preserve"> </w:t>
-      </w:r>
-      <w:proofErr w:type="spellStart"/>
-      <w:r>
-        <w:rPr>
-          <w:rFonts w:asciiTheme="majorBidi" w:hAnsiTheme="majorBidi" w:cstheme="majorBidi"/>
-          <w:i/>
-          <w:iCs/>
-          <w:lang w:val="en-US"/>
-        </w:rPr>
-        <w:t>device_share</w:t>
-      </w:r>
-      <w:proofErr w:type="spellEnd"/>
-      <w:r>
-        <w:rPr>
-          <w:rFonts w:asciiTheme="majorBidi" w:hAnsiTheme="majorBidi" w:cstheme="majorBidi"/>
-          <w:lang w:val="en-US"/>
-        </w:rPr>
-        <w:t>,</w:t>
-      </w:r>
-    </w:p>
-    <w:p>
-      <w:pPr>
-        <w:spacing w:after="0" w:line="240" w:lineRule="auto"/>
-        <w:rPr>
-          <w:rFonts w:asciiTheme="majorBidi" w:hAnsiTheme="majorBidi" w:cstheme="majorBidi"/>
-          <w:lang w:val="en-US"/>
-        </w:rPr>
-      </w:pPr>
-      <w:r>
-        <w:rPr>
-          <w:rFonts w:asciiTheme="majorBidi" w:hAnsiTheme="majorBidi" w:cstheme="majorBidi"/>
-          <w:lang w:val="en-US"/>
-        </w:rPr>
-        <w:t xml:space="preserve">        </w:t>
-      </w:r>
-      <w:r>
-        <w:rPr>
-          <w:rFonts w:asciiTheme="majorBidi" w:hAnsiTheme="majorBidi" w:cstheme="majorBidi"/>
-          <w:b/>
-          <w:bCs/>
-          <w:lang w:val="en-US"/>
-        </w:rPr>
-        <w:t>sum</w:t>
-      </w:r>
-      <w:r>
-        <w:rPr>
-          <w:rFonts w:asciiTheme="majorBidi" w:hAnsiTheme="majorBidi" w:cstheme="majorBidi"/>
-          <w:lang w:val="en-US"/>
-        </w:rPr>
-        <w:t>(</w:t>
-      </w:r>
-      <w:r>
-        <w:rPr>
-          <w:rFonts w:asciiTheme="majorBidi" w:hAnsiTheme="majorBidi" w:cstheme="majorBidi"/>
-          <w:i/>
-          <w:iCs/>
-          <w:lang w:val="en-US"/>
-        </w:rPr>
-        <w:t>views</w:t>
-      </w:r>
-      <w:r>
-        <w:rPr>
-          <w:rFonts w:asciiTheme="majorBidi" w:hAnsiTheme="majorBidi" w:cstheme="majorBidi"/>
-          <w:lang w:val="en-US"/>
-        </w:rPr>
-        <w:t xml:space="preserve">) </w:t>
-      </w:r>
-      <w:r>
-        <w:rPr>
-          <w:rFonts w:asciiTheme="majorBidi" w:hAnsiTheme="majorBidi" w:cstheme="majorBidi"/>
-          <w:b/>
-          <w:bCs/>
-          <w:lang w:val="en-US"/>
-        </w:rPr>
-        <w:t>OVER</w:t>
-      </w:r>
-      <w:r>
-        <w:rPr>
-          <w:rFonts w:asciiTheme="majorBidi" w:hAnsiTheme="majorBidi" w:cstheme="majorBidi"/>
-          <w:lang w:val="en-US"/>
-        </w:rPr>
-        <w:t xml:space="preserve"> (</w:t>
-      </w:r>
-      <w:r>
-        <w:rPr>
-          <w:rFonts w:asciiTheme="majorBidi" w:hAnsiTheme="majorBidi" w:cstheme="majorBidi"/>
-          <w:b/>
-          <w:bCs/>
-          <w:lang w:val="en-US"/>
-        </w:rPr>
-        <w:t>PARTITION</w:t>
-      </w:r>
-      <w:r>
-        <w:rPr>
-          <w:rFonts w:asciiTheme="majorBidi" w:hAnsiTheme="majorBidi" w:cstheme="majorBidi"/>
-          <w:lang w:val="en-US"/>
-        </w:rPr>
-        <w:t xml:space="preserve"> </w:t>
-      </w:r>
-      <w:r>
-        <w:rPr>
-          <w:rFonts w:asciiTheme="majorBidi" w:hAnsiTheme="majorBidi" w:cstheme="majorBidi"/>
-          <w:b/>
-          <w:bCs/>
-          <w:lang w:val="en-US"/>
-        </w:rPr>
-        <w:t>BY</w:t>
-      </w:r>
-      <w:r>
-        <w:rPr>
-          <w:rFonts w:asciiTheme="majorBidi" w:hAnsiTheme="majorBidi" w:cstheme="majorBidi"/>
-          <w:lang w:val="en-US"/>
-        </w:rPr>
-        <w:t xml:space="preserve"> </w:t>
-      </w:r>
-      <w:proofErr w:type="spellStart"/>
-      <w:r>
-        <w:rPr>
-          <w:rFonts w:asciiTheme="majorBidi" w:hAnsiTheme="majorBidi" w:cstheme="majorBidi"/>
-          <w:lang w:val="en-US"/>
-        </w:rPr>
-        <w:t>genre_id</w:t>
-      </w:r>
-      <w:proofErr w:type="spellEnd"/>
-      <w:r>
-        <w:rPr>
-          <w:rFonts w:asciiTheme="majorBidi" w:hAnsiTheme="majorBidi" w:cstheme="majorBidi"/>
-          <w:lang w:val="en-US"/>
-        </w:rPr>
-        <w:t xml:space="preserve">) / </w:t>
-      </w:r>
-      <w:r>
-        <w:rPr>
-          <w:rFonts w:asciiTheme="majorBidi" w:hAnsiTheme="majorBidi" w:cstheme="majorBidi"/>
-          <w:b/>
-          <w:bCs/>
-          <w:lang w:val="en-US"/>
-        </w:rPr>
-        <w:t>sum</w:t>
-      </w:r>
-      <w:r>
-        <w:rPr>
-          <w:rFonts w:asciiTheme="majorBidi" w:hAnsiTheme="majorBidi" w:cstheme="majorBidi"/>
-          <w:lang w:val="en-US"/>
-        </w:rPr>
-        <w:t>(</w:t>
-      </w:r>
-      <w:r>
-        <w:rPr>
-          <w:rFonts w:asciiTheme="majorBidi" w:hAnsiTheme="majorBidi" w:cstheme="majorBidi"/>
-          <w:i/>
-          <w:iCs/>
-          <w:lang w:val="en-US"/>
-        </w:rPr>
-        <w:t>views</w:t>
-      </w:r>
-      <w:r>
-        <w:rPr>
-          <w:rFonts w:asciiTheme="majorBidi" w:hAnsiTheme="majorBidi" w:cstheme="majorBidi"/>
-          <w:lang w:val="en-US"/>
-        </w:rPr>
-        <w:t xml:space="preserve">) </w:t>
-      </w:r>
-      <w:r>
-        <w:rPr>
-          <w:rFonts w:asciiTheme="majorBidi" w:hAnsiTheme="majorBidi" w:cstheme="majorBidi"/>
-          <w:b/>
-          <w:bCs/>
-          <w:lang w:val="en-US"/>
-        </w:rPr>
-        <w:t>OVER</w:t>
-      </w:r>
-      <w:r>
-        <w:rPr>
-          <w:rFonts w:asciiTheme="majorBidi" w:hAnsiTheme="majorBidi" w:cstheme="majorBidi"/>
-          <w:lang w:val="en-US"/>
-        </w:rPr>
-        <w:t xml:space="preserve"> </w:t>
-      </w:r>
-      <w:proofErr w:type="gramStart"/>
-      <w:r>
-        <w:rPr>
-          <w:rFonts w:asciiTheme="majorBidi" w:hAnsiTheme="majorBidi" w:cstheme="majorBidi"/>
-          <w:lang w:val="en-US"/>
-        </w:rPr>
-        <w:t xml:space="preserve">()  </w:t>
-      </w:r>
-      <w:r>
-        <w:rPr>
-          <w:rFonts w:asciiTheme="majorBidi" w:hAnsiTheme="majorBidi" w:cstheme="majorBidi"/>
-          <w:b/>
-          <w:bCs/>
-          <w:lang w:val="en-US"/>
-        </w:rPr>
-        <w:t>AS</w:t>
-      </w:r>
-      <w:proofErr w:type="gramEnd"/>
-      <w:r>
-        <w:rPr>
-          <w:rFonts w:asciiTheme="majorBidi" w:hAnsiTheme="majorBidi" w:cstheme="majorBidi"/>
-          <w:lang w:val="en-US"/>
-        </w:rPr>
-        <w:t xml:space="preserve"> </w:t>
-      </w:r>
-      <w:proofErr w:type="spellStart"/>
-      <w:r>
-        <w:rPr>
-          <w:rFonts w:asciiTheme="majorBidi" w:hAnsiTheme="majorBidi" w:cstheme="majorBidi"/>
-          <w:i/>
-          <w:iCs/>
-          <w:lang w:val="en-US"/>
-        </w:rPr>
-        <w:t>overall_share</w:t>
-      </w:r>
-      <w:proofErr w:type="spellEnd"/>
-    </w:p>
-    <w:p>
-      <w:pPr>
-        <w:spacing w:after="0" w:line="240" w:lineRule="auto"/>
-        <w:rPr>
-          <w:rFonts w:asciiTheme="majorBidi" w:hAnsiTheme="majorBidi" w:cstheme="majorBidi"/>
-          <w:lang w:val="en-US"/>
-        </w:rPr>
-      </w:pPr>
-      <w:r>
-        <w:rPr>
-          <w:rFonts w:asciiTheme="majorBidi" w:hAnsiTheme="majorBidi" w:cstheme="majorBidi"/>
-          <w:lang w:val="en-US"/>
-        </w:rPr>
-        <w:t xml:space="preserve">    </w:t>
-      </w:r>
-      <w:r>
-        <w:rPr>
-          <w:rFonts w:asciiTheme="majorBidi" w:hAnsiTheme="majorBidi" w:cstheme="majorBidi"/>
-          <w:b/>
-          <w:bCs/>
-          <w:lang w:val="en-US"/>
-        </w:rPr>
-        <w:t>FROM</w:t>
-      </w:r>
-      <w:r>
-        <w:rPr>
-          <w:rFonts w:asciiTheme="majorBidi" w:hAnsiTheme="majorBidi" w:cstheme="majorBidi"/>
-          <w:lang w:val="en-US"/>
-        </w:rPr>
-        <w:t xml:space="preserve"> </w:t>
-      </w:r>
-      <w:r>
-        <w:rPr>
-          <w:rFonts w:asciiTheme="majorBidi" w:hAnsiTheme="majorBidi" w:cstheme="majorBidi"/>
-          <w:i/>
-          <w:iCs/>
-          <w:lang w:val="en-US"/>
-        </w:rPr>
-        <w:t>base</w:t>
-      </w:r>
-    </w:p>
-    <w:p>
-      <w:pPr>
-        <w:spacing w:after="0" w:line="240" w:lineRule="auto"/>
-        <w:rPr>
-          <w:rFonts w:asciiTheme="majorBidi" w:hAnsiTheme="majorBidi" w:cstheme="majorBidi"/>
-          <w:lang w:val="en-US"/>
-        </w:rPr>
-      </w:pPr>
-      <w:r>
-        <w:rPr>
-          <w:rFonts w:asciiTheme="majorBidi" w:hAnsiTheme="majorBidi" w:cstheme="majorBidi"/>
-          <w:lang w:val="en-US"/>
-        </w:rPr>
-        <w:t>)</w:t>
-      </w:r>
-    </w:p>
-    <w:p>
-      <w:pPr>
-        <w:spacing w:after="0" w:line="240" w:lineRule="auto"/>
-        <w:rPr>
-          <w:rFonts w:asciiTheme="majorBidi" w:hAnsiTheme="majorBidi" w:cstheme="majorBidi"/>
-          <w:lang w:val="en-US"/>
-        </w:rPr>
-      </w:pPr>
-      <w:r>
-        <w:rPr>
-          <w:rFonts w:asciiTheme="majorBidi" w:hAnsiTheme="majorBidi" w:cstheme="majorBidi"/>
-          <w:b/>
-          <w:bCs/>
-          <w:lang w:val="en-US"/>
-        </w:rPr>
-        <w:t>SELECT</w:t>
-      </w:r>
-    </w:p>
-    <w:p>
-      <w:pPr>
-        <w:spacing w:after="0" w:line="240" w:lineRule="auto"/>
-        <w:rPr>
-          <w:rFonts w:asciiTheme="majorBidi" w:hAnsiTheme="majorBidi" w:cstheme="majorBidi"/>
-          <w:lang w:val="en-US"/>
-        </w:rPr>
-      </w:pPr>
-      <w:r>
-        <w:rPr>
-          <w:rFonts w:asciiTheme="majorBidi" w:hAnsiTheme="majorBidi" w:cstheme="majorBidi"/>
-          <w:lang w:val="en-US"/>
-        </w:rPr>
-        <w:t xml:space="preserve">    device,</w:t>
-      </w:r>
-    </w:p>
-    <w:p>
-      <w:pPr>
-        <w:spacing w:after="0" w:line="240" w:lineRule="auto"/>
-        <w:rPr>
-          <w:rFonts w:asciiTheme="majorBidi" w:hAnsiTheme="majorBidi" w:cstheme="majorBidi"/>
-          <w:lang w:val="en-US"/>
-        </w:rPr>
-      </w:pPr>
-      <w:r>
-        <w:rPr>
-          <w:rFonts w:asciiTheme="majorBidi" w:hAnsiTheme="majorBidi" w:cstheme="majorBidi"/>
-          <w:lang w:val="en-US"/>
-        </w:rPr>
-        <w:t xml:space="preserve">    </w:t>
-      </w:r>
-      <w:proofErr w:type="gramStart"/>
-      <w:r>
-        <w:rPr>
-          <w:rFonts w:asciiTheme="majorBidi" w:hAnsiTheme="majorBidi" w:cstheme="majorBidi"/>
-          <w:b/>
-          <w:bCs/>
-          <w:lang w:val="en-US"/>
-        </w:rPr>
-        <w:t>transform</w:t>
-      </w:r>
-      <w:r>
-        <w:rPr>
-          <w:rFonts w:asciiTheme="majorBidi" w:hAnsiTheme="majorBidi" w:cstheme="majorBidi"/>
-          <w:lang w:val="en-US"/>
-        </w:rPr>
-        <w:t>(</w:t>
-      </w:r>
-      <w:proofErr w:type="gramEnd"/>
-    </w:p>
-    <w:p>
-      <w:pPr>
-        <w:spacing w:after="0" w:line="240" w:lineRule="auto"/>
-        <w:rPr>
-          <w:rFonts w:asciiTheme="majorBidi" w:hAnsiTheme="majorBidi" w:cstheme="majorBidi"/>
-          <w:lang w:val="en-US"/>
-        </w:rPr>
-      </w:pPr>
-      <w:r>
-        <w:rPr>
-          <w:rFonts w:asciiTheme="majorBidi" w:hAnsiTheme="majorBidi" w:cstheme="majorBidi"/>
-          <w:lang w:val="en-US"/>
-        </w:rPr>
-        <w:t xml:space="preserve">        </w:t>
-      </w:r>
-      <w:proofErr w:type="spellStart"/>
-      <w:r>
-        <w:rPr>
-          <w:rFonts w:asciiTheme="majorBidi" w:hAnsiTheme="majorBidi" w:cstheme="majorBidi"/>
-          <w:lang w:val="en-US"/>
-        </w:rPr>
-        <w:t>genre_id</w:t>
-      </w:r>
-      <w:proofErr w:type="spellEnd"/>
-      <w:r>
-        <w:rPr>
-          <w:rFonts w:asciiTheme="majorBidi" w:hAnsiTheme="majorBidi" w:cstheme="majorBidi"/>
-          <w:lang w:val="en-US"/>
-        </w:rPr>
-        <w:t>,</w:t>
-      </w:r>
-    </w:p>
-    <w:p>
-      <w:pPr>
-        <w:spacing w:after="0" w:line="240" w:lineRule="auto"/>
-        <w:rPr>
-          <w:rFonts w:asciiTheme="majorBidi" w:hAnsiTheme="majorBidi" w:cstheme="majorBidi"/>
-          <w:lang w:val="en-US"/>
-        </w:rPr>
-      </w:pPr>
-      <w:r>
-        <w:rPr>
-          <w:rFonts w:asciiTheme="majorBidi" w:hAnsiTheme="majorBidi" w:cstheme="majorBidi"/>
-          <w:lang w:val="en-US"/>
-        </w:rPr>
-        <w:t xml:space="preserve">        [1,2,3,4,5,6,7,8,9,10,11,12],</w:t>
-      </w:r>
-    </w:p>
-    <w:p>
-      <w:pPr>
-        <w:spacing w:after="0" w:line="240" w:lineRule="auto"/>
-        <w:rPr>
-          <w:rFonts w:asciiTheme="majorBidi" w:hAnsiTheme="majorBidi" w:cstheme="majorBidi"/>
-          <w:lang w:val="en-US"/>
-        </w:rPr>
-      </w:pPr>
-      <w:r>
-        <w:rPr>
-          <w:rFonts w:asciiTheme="majorBidi" w:hAnsiTheme="majorBidi" w:cstheme="majorBidi"/>
-          <w:lang w:val="en-US"/>
-        </w:rPr>
-        <w:t xml:space="preserve">        ['</w:t>
-      </w:r>
-      <w:proofErr w:type="gramStart"/>
-      <w:r>
-        <w:rPr>
-          <w:rFonts w:asciiTheme="majorBidi" w:hAnsiTheme="majorBidi" w:cstheme="majorBidi"/>
-        </w:rPr>
-        <w:t>драма</w:t>
-      </w:r>
-      <w:r>
-        <w:rPr>
-          <w:rFonts w:asciiTheme="majorBidi" w:hAnsiTheme="majorBidi" w:cstheme="majorBidi"/>
-          <w:lang w:val="en-US"/>
-        </w:rPr>
-        <w:t>','</w:t>
-      </w:r>
-      <w:r>
-        <w:rPr>
-          <w:rFonts w:asciiTheme="majorBidi" w:hAnsiTheme="majorBidi" w:cstheme="majorBidi"/>
-        </w:rPr>
-        <w:t>комедия</w:t>
-      </w:r>
-      <w:r>
-        <w:rPr>
-          <w:rFonts w:asciiTheme="majorBidi" w:hAnsiTheme="majorBidi" w:cstheme="majorBidi"/>
-          <w:lang w:val="en-US"/>
-        </w:rPr>
-        <w:t>','</w:t>
-      </w:r>
-      <w:r>
-        <w:rPr>
-          <w:rFonts w:asciiTheme="majorBidi" w:hAnsiTheme="majorBidi" w:cstheme="majorBidi"/>
-        </w:rPr>
-        <w:t>боевик</w:t>
-      </w:r>
-      <w:r>
-        <w:rPr>
-          <w:rFonts w:asciiTheme="majorBidi" w:hAnsiTheme="majorBidi" w:cstheme="majorBidi"/>
-          <w:lang w:val="en-US"/>
-        </w:rPr>
-        <w:t>','</w:t>
-      </w:r>
-      <w:r>
-        <w:rPr>
-          <w:rFonts w:asciiTheme="majorBidi" w:hAnsiTheme="majorBidi" w:cstheme="majorBidi"/>
-        </w:rPr>
-        <w:t>фантастика</w:t>
-      </w:r>
-      <w:r>
-        <w:rPr>
-          <w:rFonts w:asciiTheme="majorBidi" w:hAnsiTheme="majorBidi" w:cstheme="majorBidi"/>
-          <w:lang w:val="en-US"/>
-        </w:rPr>
-        <w:t>','</w:t>
-      </w:r>
-      <w:r>
-        <w:rPr>
-          <w:rFonts w:asciiTheme="majorBidi" w:hAnsiTheme="majorBidi" w:cstheme="majorBidi"/>
-        </w:rPr>
-        <w:t>документальное</w:t>
-      </w:r>
-      <w:r>
-        <w:rPr>
-          <w:rFonts w:asciiTheme="majorBidi" w:hAnsiTheme="majorBidi" w:cstheme="majorBidi"/>
-          <w:lang w:val="en-US"/>
-        </w:rPr>
-        <w:t>','</w:t>
-      </w:r>
-      <w:r>
-        <w:rPr>
-          <w:rFonts w:asciiTheme="majorBidi" w:hAnsiTheme="majorBidi" w:cstheme="majorBidi"/>
-        </w:rPr>
-        <w:t>триллер</w:t>
-      </w:r>
-      <w:proofErr w:type="gramEnd"/>
-      <w:r>
-        <w:rPr>
-          <w:rFonts w:asciiTheme="majorBidi" w:hAnsiTheme="majorBidi" w:cstheme="majorBidi"/>
-          <w:lang w:val="en-US"/>
-        </w:rPr>
-        <w:t>',</w:t>
-      </w:r>
-    </w:p>
-    <w:p>
-      <w:pPr>
-        <w:spacing w:after="0" w:line="240" w:lineRule="auto"/>
-        <w:rPr>
-          <w:rFonts w:asciiTheme="majorBidi" w:hAnsiTheme="majorBidi" w:cstheme="majorBidi"/>
-        </w:rPr>
-      </w:pPr>
-      <w:r>
-        <w:rPr>
-          <w:rFonts w:asciiTheme="majorBidi" w:hAnsiTheme="majorBidi" w:cstheme="majorBidi"/>
-          <w:lang w:val="en-US"/>
-        </w:rPr>
-        <w:t xml:space="preserve">         </w:t>
-      </w:r>
-      <w:r>
-        <w:rPr>
-          <w:rFonts w:asciiTheme="majorBidi" w:hAnsiTheme="majorBidi" w:cstheme="majorBidi"/>
-        </w:rPr>
-        <w:t>'</w:t>
-      </w:r>
-      <w:proofErr w:type="spellStart"/>
-      <w:r>
-        <w:rPr>
-          <w:rFonts w:asciiTheme="majorBidi" w:hAnsiTheme="majorBidi" w:cstheme="majorBidi"/>
-        </w:rPr>
-        <w:t>романтика','ужасы','аниме','детское','фэнтези','криминал</w:t>
-      </w:r>
-      <w:proofErr w:type="spellEnd"/>
-      <w:r>
-        <w:rPr>
-          <w:rFonts w:asciiTheme="majorBidi" w:hAnsiTheme="majorBidi" w:cstheme="majorBidi"/>
-        </w:rPr>
-        <w:t>'],</w:t>
-      </w:r>
-    </w:p>
-    <w:p>
-      <w:pPr>
-        <w:spacing w:after="0" w:line="240" w:lineRule="auto"/>
-        <w:rPr>
-          <w:rFonts w:asciiTheme="majorBidi" w:hAnsiTheme="majorBidi" w:cstheme="majorBidi"/>
-          <w:lang w:val="en-US"/>
-        </w:rPr>
-      </w:pPr>
-      <w:r>
-        <w:rPr>
-          <w:rFonts w:asciiTheme="majorBidi" w:hAnsiTheme="majorBidi" w:cstheme="majorBidi"/>
-        </w:rPr>
-        <w:t xml:space="preserve">        </w:t>
-      </w:r>
-      <w:r>
-        <w:rPr>
-          <w:rFonts w:asciiTheme="majorBidi" w:hAnsiTheme="majorBidi" w:cstheme="majorBidi"/>
-          <w:lang w:val="en-US"/>
-        </w:rPr>
-        <w:t>'</w:t>
-      </w:r>
-      <w:r>
-        <w:rPr>
-          <w:rFonts w:asciiTheme="majorBidi" w:hAnsiTheme="majorBidi" w:cstheme="majorBidi"/>
-        </w:rPr>
-        <w:t>другое</w:t>
-      </w:r>
-      <w:r>
-        <w:rPr>
-          <w:rFonts w:asciiTheme="majorBidi" w:hAnsiTheme="majorBidi" w:cstheme="majorBidi"/>
-          <w:lang w:val="en-US"/>
-        </w:rPr>
-        <w:t>'</w:t>
-      </w:r>
-    </w:p>
-    <w:p>
-      <w:pPr>
-        <w:spacing w:after="0" w:line="240" w:lineRule="auto"/>
-        <w:rPr>
-          <w:rFonts w:asciiTheme="majorBidi" w:hAnsiTheme="majorBidi" w:cstheme="majorBidi"/>
-          <w:lang w:val="en-US"/>
-        </w:rPr>
-      </w:pPr>
-      <w:r>
-        <w:rPr>
-          <w:rFonts w:asciiTheme="majorBidi" w:hAnsiTheme="majorBidi" w:cstheme="majorBidi"/>
-          <w:lang w:val="en-US"/>
-        </w:rPr>
-        <w:lastRenderedPageBreak/>
-        <w:t xml:space="preserve">    </w:t>
-      </w:r>
-      <w:proofErr w:type="gramStart"/>
-      <w:r>
-        <w:rPr>
-          <w:rFonts w:asciiTheme="majorBidi" w:hAnsiTheme="majorBidi" w:cstheme="majorBidi"/>
-          <w:lang w:val="en-US"/>
-        </w:rPr>
-        <w:t xml:space="preserve">)   </w:t>
-      </w:r>
-      <w:proofErr w:type="gramEnd"/>
-      <w:r>
-        <w:rPr>
-          <w:rFonts w:asciiTheme="majorBidi" w:hAnsiTheme="majorBidi" w:cstheme="majorBidi"/>
-          <w:lang w:val="en-US"/>
-        </w:rPr>
-        <w:t xml:space="preserve">                                               </w:t>
-      </w:r>
-      <w:r>
-        <w:rPr>
-          <w:rFonts w:asciiTheme="majorBidi" w:hAnsiTheme="majorBidi" w:cstheme="majorBidi"/>
-          <w:b/>
-          <w:bCs/>
-          <w:lang w:val="en-US"/>
-        </w:rPr>
-        <w:t>AS</w:t>
-      </w:r>
-      <w:r>
-        <w:rPr>
-          <w:rFonts w:asciiTheme="majorBidi" w:hAnsiTheme="majorBidi" w:cstheme="majorBidi"/>
-          <w:lang w:val="en-US"/>
-        </w:rPr>
-        <w:t xml:space="preserve"> </w:t>
-      </w:r>
-      <w:proofErr w:type="spellStart"/>
-      <w:r>
-        <w:rPr>
-          <w:rFonts w:asciiTheme="majorBidi" w:hAnsiTheme="majorBidi" w:cstheme="majorBidi"/>
-          <w:lang w:val="en-US"/>
-        </w:rPr>
-        <w:t>genre_name</w:t>
-      </w:r>
-      <w:proofErr w:type="spellEnd"/>
-      <w:r>
-        <w:rPr>
-          <w:rFonts w:asciiTheme="majorBidi" w:hAnsiTheme="majorBidi" w:cstheme="majorBidi"/>
-          <w:lang w:val="en-US"/>
-        </w:rPr>
-        <w:t>,</w:t>
-      </w:r>
-    </w:p>
-    <w:p>
-      <w:pPr>
-        <w:spacing w:after="0" w:line="240" w:lineRule="auto"/>
-        <w:rPr>
-          <w:rFonts w:asciiTheme="majorBidi" w:hAnsiTheme="majorBidi" w:cstheme="majorBidi"/>
-          <w:lang w:val="en-US"/>
-        </w:rPr>
-      </w:pPr>
-      <w:r>
-        <w:rPr>
-          <w:rFonts w:asciiTheme="majorBidi" w:hAnsiTheme="majorBidi" w:cstheme="majorBidi"/>
-          <w:lang w:val="en-US"/>
-        </w:rPr>
-        <w:t xml:space="preserve">    views,</w:t>
-      </w:r>
-    </w:p>
-    <w:p>
-      <w:pPr>
-        <w:spacing w:after="0" w:line="240" w:lineRule="auto"/>
-        <w:rPr>
-          <w:rFonts w:asciiTheme="majorBidi" w:hAnsiTheme="majorBidi" w:cstheme="majorBidi"/>
-          <w:lang w:val="en-US"/>
-        </w:rPr>
-      </w:pPr>
-      <w:r>
-        <w:rPr>
-          <w:rFonts w:asciiTheme="majorBidi" w:hAnsiTheme="majorBidi" w:cstheme="majorBidi"/>
-          <w:lang w:val="en-US"/>
-        </w:rPr>
-        <w:t xml:space="preserve">    </w:t>
-      </w:r>
-      <w:proofErr w:type="gramStart"/>
-      <w:r>
-        <w:rPr>
-          <w:rFonts w:asciiTheme="majorBidi" w:hAnsiTheme="majorBidi" w:cstheme="majorBidi"/>
-          <w:lang w:val="en-US"/>
-        </w:rPr>
-        <w:t>round(</w:t>
-      </w:r>
-      <w:proofErr w:type="gramEnd"/>
-      <w:r>
-        <w:rPr>
-          <w:rFonts w:asciiTheme="majorBidi" w:hAnsiTheme="majorBidi" w:cstheme="majorBidi"/>
-          <w:lang w:val="en-US"/>
-        </w:rPr>
-        <w:t xml:space="preserve">100.0 * </w:t>
-      </w:r>
-      <w:proofErr w:type="spellStart"/>
-      <w:r>
-        <w:rPr>
-          <w:rFonts w:asciiTheme="majorBidi" w:hAnsiTheme="majorBidi" w:cstheme="majorBidi"/>
-          <w:lang w:val="en-US"/>
-        </w:rPr>
-        <w:t>device_share</w:t>
-      </w:r>
-      <w:proofErr w:type="spellEnd"/>
-      <w:r>
-        <w:rPr>
-          <w:rFonts w:asciiTheme="majorBidi" w:hAnsiTheme="majorBidi" w:cstheme="majorBidi"/>
-          <w:lang w:val="en-US"/>
-        </w:rPr>
-        <w:t xml:space="preserve">, 2)                     </w:t>
-      </w:r>
-      <w:r>
-        <w:rPr>
-          <w:rFonts w:asciiTheme="majorBidi" w:hAnsiTheme="majorBidi" w:cstheme="majorBidi"/>
-          <w:b/>
-          <w:bCs/>
-          <w:lang w:val="en-US"/>
-        </w:rPr>
-        <w:t>AS</w:t>
-      </w:r>
-      <w:r>
-        <w:rPr>
-          <w:rFonts w:asciiTheme="majorBidi" w:hAnsiTheme="majorBidi" w:cstheme="majorBidi"/>
-          <w:lang w:val="en-US"/>
-        </w:rPr>
-        <w:t xml:space="preserve"> </w:t>
-      </w:r>
-      <w:proofErr w:type="spellStart"/>
-      <w:r>
-        <w:rPr>
-          <w:rFonts w:asciiTheme="majorBidi" w:hAnsiTheme="majorBidi" w:cstheme="majorBidi"/>
-          <w:lang w:val="en-US"/>
-        </w:rPr>
-        <w:t>device_share_percent</w:t>
-      </w:r>
-      <w:proofErr w:type="spellEnd"/>
-      <w:r>
-        <w:rPr>
-          <w:rFonts w:asciiTheme="majorBidi" w:hAnsiTheme="majorBidi" w:cstheme="majorBidi"/>
-          <w:lang w:val="en-US"/>
-        </w:rPr>
-        <w:t>,</w:t>
-      </w:r>
-    </w:p>
-    <w:p>
-      <w:pPr>
-        <w:spacing w:after="0" w:line="240" w:lineRule="auto"/>
-        <w:rPr>
-          <w:rFonts w:asciiTheme="majorBidi" w:hAnsiTheme="majorBidi" w:cstheme="majorBidi"/>
-          <w:lang w:val="en-US"/>
-        </w:rPr>
-      </w:pPr>
-      <w:r>
-        <w:rPr>
-          <w:rFonts w:asciiTheme="majorBidi" w:hAnsiTheme="majorBidi" w:cstheme="majorBidi"/>
-          <w:lang w:val="en-US"/>
-        </w:rPr>
-        <w:t xml:space="preserve">    </w:t>
-      </w:r>
-      <w:proofErr w:type="gramStart"/>
-      <w:r>
-        <w:rPr>
-          <w:rFonts w:asciiTheme="majorBidi" w:hAnsiTheme="majorBidi" w:cstheme="majorBidi"/>
-          <w:lang w:val="en-US"/>
-        </w:rPr>
-        <w:t>round(</w:t>
-      </w:r>
-      <w:proofErr w:type="gramEnd"/>
-      <w:r>
-        <w:rPr>
-          <w:rFonts w:asciiTheme="majorBidi" w:hAnsiTheme="majorBidi" w:cstheme="majorBidi"/>
-          <w:lang w:val="en-US"/>
-        </w:rPr>
-        <w:t xml:space="preserve">100.0 * </w:t>
-      </w:r>
-      <w:proofErr w:type="spellStart"/>
-      <w:r>
-        <w:rPr>
-          <w:rFonts w:asciiTheme="majorBidi" w:hAnsiTheme="majorBidi" w:cstheme="majorBidi"/>
-          <w:lang w:val="en-US"/>
-        </w:rPr>
-        <w:t>overall_share</w:t>
-      </w:r>
-      <w:proofErr w:type="spellEnd"/>
-      <w:r>
-        <w:rPr>
-          <w:rFonts w:asciiTheme="majorBidi" w:hAnsiTheme="majorBidi" w:cstheme="majorBidi"/>
-          <w:lang w:val="en-US"/>
-        </w:rPr>
-        <w:t xml:space="preserve">, 2)                    </w:t>
-      </w:r>
-      <w:r>
-        <w:rPr>
-          <w:rFonts w:asciiTheme="majorBidi" w:hAnsiTheme="majorBidi" w:cstheme="majorBidi"/>
-          <w:b/>
-          <w:bCs/>
-          <w:lang w:val="en-US"/>
-        </w:rPr>
-        <w:t>AS</w:t>
-      </w:r>
-      <w:r>
-        <w:rPr>
-          <w:rFonts w:asciiTheme="majorBidi" w:hAnsiTheme="majorBidi" w:cstheme="majorBidi"/>
-          <w:lang w:val="en-US"/>
-        </w:rPr>
-        <w:t xml:space="preserve"> </w:t>
-      </w:r>
-      <w:proofErr w:type="spellStart"/>
-      <w:r>
-        <w:rPr>
-          <w:rFonts w:asciiTheme="majorBidi" w:hAnsiTheme="majorBidi" w:cstheme="majorBidi"/>
-          <w:lang w:val="en-US"/>
-        </w:rPr>
-        <w:t>overall_share_percent</w:t>
-      </w:r>
-      <w:proofErr w:type="spellEnd"/>
-      <w:r>
-        <w:rPr>
-          <w:rFonts w:asciiTheme="majorBidi" w:hAnsiTheme="majorBidi" w:cstheme="majorBidi"/>
-          <w:lang w:val="en-US"/>
-        </w:rPr>
-        <w:t>,</w:t>
-      </w:r>
-    </w:p>
-    <w:p>
-      <w:pPr>
-        <w:spacing w:after="0" w:line="240" w:lineRule="auto"/>
-        <w:rPr>
-          <w:rFonts w:asciiTheme="majorBidi" w:hAnsiTheme="majorBidi" w:cstheme="majorBidi"/>
-          <w:lang w:val="en-US"/>
-        </w:rPr>
-      </w:pPr>
-      <w:r>
-        <w:rPr>
-          <w:rFonts w:asciiTheme="majorBidi" w:hAnsiTheme="majorBidi" w:cstheme="majorBidi"/>
-          <w:lang w:val="en-US"/>
-        </w:rPr>
-        <w:t xml:space="preserve">    </w:t>
-      </w:r>
-      <w:proofErr w:type="gramStart"/>
-      <w:r>
-        <w:rPr>
-          <w:rFonts w:asciiTheme="majorBidi" w:hAnsiTheme="majorBidi" w:cstheme="majorBidi"/>
-          <w:lang w:val="en-US"/>
-        </w:rPr>
-        <w:t>round(</w:t>
-      </w:r>
-      <w:proofErr w:type="spellStart"/>
-      <w:proofErr w:type="gramEnd"/>
-      <w:r>
-        <w:rPr>
-          <w:rFonts w:asciiTheme="majorBidi" w:hAnsiTheme="majorBidi" w:cstheme="majorBidi"/>
-          <w:lang w:val="en-US"/>
-        </w:rPr>
-        <w:t>device_share</w:t>
-      </w:r>
-      <w:proofErr w:type="spellEnd"/>
-      <w:r>
-        <w:rPr>
-          <w:rFonts w:asciiTheme="majorBidi" w:hAnsiTheme="majorBidi" w:cstheme="majorBidi"/>
-          <w:lang w:val="en-US"/>
-        </w:rPr>
-        <w:t xml:space="preserve"> / </w:t>
-      </w:r>
-      <w:proofErr w:type="spellStart"/>
-      <w:r>
-        <w:rPr>
-          <w:rFonts w:asciiTheme="majorBidi" w:hAnsiTheme="majorBidi" w:cstheme="majorBidi"/>
-          <w:lang w:val="en-US"/>
-        </w:rPr>
-        <w:t>overall_share</w:t>
-      </w:r>
-      <w:proofErr w:type="spellEnd"/>
-      <w:r>
-        <w:rPr>
-          <w:rFonts w:asciiTheme="majorBidi" w:hAnsiTheme="majorBidi" w:cstheme="majorBidi"/>
-          <w:lang w:val="en-US"/>
-        </w:rPr>
-        <w:t xml:space="preserve">, 2)             </w:t>
-      </w:r>
-      <w:r>
-        <w:rPr>
-          <w:rFonts w:asciiTheme="majorBidi" w:hAnsiTheme="majorBidi" w:cstheme="majorBidi"/>
-          <w:b/>
-          <w:bCs/>
-          <w:lang w:val="en-US"/>
-        </w:rPr>
-        <w:t>AS</w:t>
-      </w:r>
-      <w:r>
-        <w:rPr>
-          <w:rFonts w:asciiTheme="majorBidi" w:hAnsiTheme="majorBidi" w:cstheme="majorBidi"/>
-          <w:lang w:val="en-US"/>
-        </w:rPr>
-        <w:t xml:space="preserve"> lift</w:t>
-      </w:r>
-    </w:p>
-    <w:p>
-      <w:pPr>
-        <w:spacing w:after="0" w:line="240" w:lineRule="auto"/>
-        <w:rPr>
-          <w:rFonts w:asciiTheme="majorBidi" w:hAnsiTheme="majorBidi" w:cstheme="majorBidi"/>
-          <w:lang w:val="en-US"/>
-        </w:rPr>
-      </w:pPr>
-      <w:r>
-        <w:rPr>
-          <w:rFonts w:asciiTheme="majorBidi" w:hAnsiTheme="majorBidi" w:cstheme="majorBidi"/>
-          <w:b/>
-          <w:bCs/>
-          <w:lang w:val="en-US"/>
-        </w:rPr>
-        <w:t>FROM</w:t>
-      </w:r>
-      <w:r>
-        <w:rPr>
-          <w:rFonts w:asciiTheme="majorBidi" w:hAnsiTheme="majorBidi" w:cstheme="majorBidi"/>
-          <w:lang w:val="en-US"/>
-        </w:rPr>
-        <w:t xml:space="preserve"> shares</w:t>
-      </w:r>
-    </w:p>
-    <w:p>
-      <w:pPr>
-        <w:spacing w:after="0" w:line="240" w:lineRule="auto"/>
-        <w:rPr>
-          <w:rFonts w:asciiTheme="majorBidi" w:hAnsiTheme="majorBidi" w:cstheme="majorBidi"/>
-          <w:lang w:val="en-US"/>
-        </w:rPr>
-      </w:pPr>
-      <w:r>
-        <w:rPr>
-          <w:rFonts w:asciiTheme="majorBidi" w:hAnsiTheme="majorBidi" w:cstheme="majorBidi"/>
-          <w:b/>
-          <w:bCs/>
-          <w:lang w:val="en-US"/>
-        </w:rPr>
-        <w:t>WHERE</w:t>
-      </w:r>
-      <w:r>
-        <w:rPr>
-          <w:rFonts w:asciiTheme="majorBidi" w:hAnsiTheme="majorBidi" w:cstheme="majorBidi"/>
-          <w:lang w:val="en-US"/>
-        </w:rPr>
-        <w:t xml:space="preserve"> views &gt;= 100</w:t>
-      </w:r>
-    </w:p>
-    <w:p>
-      <w:pPr>
-        <w:spacing w:after="0" w:line="240" w:lineRule="auto"/>
-        <w:rPr>
-          <w:rFonts w:asciiTheme="majorBidi" w:hAnsiTheme="majorBidi" w:cstheme="majorBidi"/>
-          <w:lang w:val="en-US"/>
-        </w:rPr>
-      </w:pPr>
-      <w:r>
-        <w:rPr>
-          <w:rFonts w:asciiTheme="majorBidi" w:hAnsiTheme="majorBidi" w:cstheme="majorBidi"/>
-          <w:b/>
-          <w:bCs/>
-          <w:lang w:val="en-US"/>
-        </w:rPr>
-        <w:t>ORDER</w:t>
-      </w:r>
-      <w:r>
-        <w:rPr>
-          <w:rFonts w:asciiTheme="majorBidi" w:hAnsiTheme="majorBidi" w:cstheme="majorBidi"/>
-          <w:lang w:val="en-US"/>
-        </w:rPr>
-        <w:t xml:space="preserve"> </w:t>
-      </w:r>
-      <w:r>
-        <w:rPr>
-          <w:rFonts w:asciiTheme="majorBidi" w:hAnsiTheme="majorBidi" w:cstheme="majorBidi"/>
-          <w:b/>
-          <w:bCs/>
-          <w:lang w:val="en-US"/>
-        </w:rPr>
-        <w:t>BY</w:t>
-      </w:r>
-      <w:r>
-        <w:rPr>
-          <w:rFonts w:asciiTheme="majorBidi" w:hAnsiTheme="majorBidi" w:cstheme="majorBidi"/>
-          <w:lang w:val="en-US"/>
-        </w:rPr>
-        <w:t xml:space="preserve"> lift </w:t>
-      </w:r>
-      <w:r>
-        <w:rPr>
-          <w:rFonts w:asciiTheme="majorBidi" w:hAnsiTheme="majorBidi" w:cstheme="majorBidi"/>
-          <w:b/>
-          <w:bCs/>
-          <w:lang w:val="en-US"/>
-        </w:rPr>
-        <w:t>DESC</w:t>
-      </w:r>
-      <w:r>
-        <w:rPr>
-          <w:rFonts w:asciiTheme="majorBidi" w:hAnsiTheme="majorBidi" w:cstheme="majorBidi"/>
-          <w:lang w:val="en-US"/>
-        </w:rPr>
-        <w:t xml:space="preserve">, views </w:t>
-      </w:r>
-      <w:r>
-        <w:rPr>
-          <w:rFonts w:asciiTheme="majorBidi" w:hAnsiTheme="majorBidi" w:cstheme="majorBidi"/>
-          <w:b/>
-          <w:bCs/>
-          <w:lang w:val="en-US"/>
-        </w:rPr>
-        <w:t>DESC</w:t>
-      </w:r>
-    </w:p>
-    <w:p>
-      <w:pPr>
-        <w:spacing w:after="0" w:line="240" w:lineRule="auto"/>
-        <w:rPr>
-          <w:rFonts w:asciiTheme="majorBidi" w:hAnsiTheme="majorBidi" w:cstheme="majorBidi"/>
         </w:rPr>
       </w:pPr>
       <w:r>
@@ -13515,6 +13614,7 @@
       <w:r>
         <w:rPr>
           <w:rFonts w:asciiTheme="majorBidi" w:hAnsiTheme="majorBidi" w:cstheme="majorBidi"/>
+          <w:noProof/>
           <w:sz w:val="28"/>
           <w:szCs w:val="28"/>
         </w:rPr>
@@ -14349,6 +14449,7 @@
   <w:style w:type="character" w:default="1" w:styleId="a0">
     <w:name w:val="Default Paragraph Font"/>
     <w:uiPriority w:val="1"/>
+    <w:semiHidden/>
     <w:unhideWhenUsed/>
   </w:style>
   <w:style w:type="table" w:default="1" w:styleId="a1">
